--- a/rapports/2026-06-06/EQ12/EQ12_sup_v2/DR_043101000173/35-75-85-97.docx
+++ b/rapports/2026-06-06/EQ12/EQ12_sup_v2/DR_043101000173/35-75-85-97.docx
@@ -297,7 +297,7 @@
           <w:color w:val="1F6FEB"/>
           <w:sz w:val="22"/>
         </w:rPr>
-        <w:t>⚠ INCOHÉRENCES À CORRIGER (81)</w:t>
+        <w:t>⚠ INCOHÉRENCES À CORRIGER (75)</w:t>
       </w:r>
     </w:p>
     <w:tbl>
@@ -665,7 +665,7 @@
                 <w:i w:val="0"/>
                 <w:sz w:val="17"/>
               </w:rPr>
-              <w:t>Incoherence! alima ndiaye dispose d'un téléphone portable à s01q39, donc la raison évoquée ne peut pas être (ne dispose pas d'appareil).</w:t>
+              <w:t>Incoherence! Ousmane diop dispose d'un téléphone portable à s01q39, donc la raison évoquée ne peut pas être (ne dispose pas d'appareil).</w:t>
             </w:r>
           </w:p>
         </w:tc>
@@ -724,7 +724,7 @@
                 <w:color w:val="16A34A"/>
                 <w:sz w:val="16"/>
               </w:rPr>
-              <w:t>—</w:t>
+              <w:t>s01q39</w:t>
             </w:r>
           </w:p>
         </w:tc>
@@ -755,7 +755,7 @@
                 <w:i w:val="0"/>
                 <w:sz w:val="17"/>
               </w:rPr>
-              <w:t>Incoherence! bineta diop a declaré que la branche d'activité de son père est Agriculture, Elevage, Pêche alors que le père lui-même declare comme branche Sans emploi au niveau de la section 4a.</w:t>
+              <w:t>Incoherence! alima ndiaye dispose d'un téléphone portable à s01q39, donc la raison évoquée ne peut pas être (ne dispose pas d'appareil).</w:t>
             </w:r>
           </w:p>
         </w:tc>
@@ -845,7 +845,7 @@
                 <w:i w:val="0"/>
                 <w:sz w:val="17"/>
               </w:rPr>
-              <w:t>Incoherence! fatou diakhate a dit que sa mère a un niveau Secondaire 1er cycle alors que la mère elle-même dit qu'elle a un niveau Supérieur au niveau de la section 2.</w:t>
+              <w:t>Incoherence! bineta diop a declaré que la branche d'activité de son père est Agriculture, Elevage, Pêche alors que le père lui-même declare comme branche Sans emploi au niveau de la section 4a.</w:t>
             </w:r>
           </w:p>
         </w:tc>
@@ -935,7 +935,7 @@
                 <w:i w:val="0"/>
                 <w:sz w:val="17"/>
               </w:rPr>
-              <w:t>Incoherence! fatou diakhate a declaré que le secteur institutionnel de sa mère est Administration publique alors que la mère elle-même declare comme secteur institutionnel Entreprise Privée au niveau de la section 4b.</w:t>
+              <w:t>Incoherence! cheikh diop a declaré que la branche d'activité de son père est Agriculture, Elevage, Pêche alors que le père lui-même declare comme branche Sans emploi au niveau de la section 4a.</w:t>
             </w:r>
           </w:p>
         </w:tc>
@@ -1025,7 +1025,7 @@
                 <w:i w:val="0"/>
                 <w:sz w:val="17"/>
               </w:rPr>
-              <w:t>Incoherence! insa diakhate 2 a dit que sa mère a un niveau Secondaire 1er cycle alors que la mère elle-même dit qu'elle a un niveau Supérieur au niveau de la section 2.</w:t>
+              <w:t>Incoherence! cheikh diop a dit que sa mère a un niveau Aucun alors que la mère elle-même dit qu'elle a un niveau Primaire au niveau de la section 2.</w:t>
             </w:r>
           </w:p>
         </w:tc>
@@ -1115,7 +1115,7 @@
                 <w:i w:val="0"/>
                 <w:sz w:val="17"/>
               </w:rPr>
-              <w:t>Incoherence! insa diakhate 2 a declaré que le secteur institutionnel de sa mère est Administration publique alors que la mère elle-même declare comme secteur institutionnel Entreprise Privée au niveau de la section 4b.</w:t>
+              <w:t>Incoherence! fatou diakhate a dit que sa mère a un niveau Secondaire 1er cycle alors que la mère elle-même dit qu'elle a un niveau Supérieur au niveau de la section 2.</w:t>
             </w:r>
           </w:p>
         </w:tc>
@@ -1205,7 +1205,7 @@
                 <w:i w:val="0"/>
                 <w:sz w:val="17"/>
               </w:rPr>
-              <w:t>Incoherence! katy faye a dit que sa mère a un niveau Supérieur alors que la mère elle-même dit qu'elle a un niveau Supérieur au niveau de la section 2.</w:t>
+              <w:t>Incoherence! fatou diakhate a declaré que le secteur institutionnel de sa mère est Administration publique alors que la mère elle-même declare comme secteur institutionnel Entreprise Privée au niveau de la section 4b.</w:t>
             </w:r>
           </w:p>
         </w:tc>
@@ -1295,7 +1295,7 @@
                 <w:i w:val="0"/>
                 <w:sz w:val="17"/>
               </w:rPr>
-              <w:t>Incoherence! ndeye khady diop a declaré que la branche d'activité de son père est Agriculture, Elevage, Pêche alors que le père lui-même declare comme branche Sans emploi au niveau de la section 4a.</w:t>
+              <w:t>Incoherence! insa diakhate 2 a dit que sa mère a un niveau Secondaire 1er cycle alors que la mère elle-même dit qu'elle a un niveau Supérieur au niveau de la section 2.</w:t>
             </w:r>
           </w:p>
         </w:tc>
@@ -1385,7 +1385,7 @@
                 <w:i w:val="0"/>
                 <w:sz w:val="17"/>
               </w:rPr>
-              <w:t>Incoherence! ngagne diakhate a dit que sa mère a un niveau Secondaire 1er cycle alors que la mère elle-même dit qu'elle a un niveau Supérieur au niveau de la section 2.</w:t>
+              <w:t>Incoherence! insa diakhate 2 a declaré que le secteur institutionnel de sa mère est Administration publique alors que la mère elle-même declare comme secteur institutionnel Entreprise Privée au niveau de la section 4b.</w:t>
             </w:r>
           </w:p>
         </w:tc>
@@ -1475,7 +1475,7 @@
                 <w:i w:val="0"/>
                 <w:sz w:val="17"/>
               </w:rPr>
-              <w:t>Incoherence! ngagne diakhate a declaré que le secteur institutionnel de sa mère est Administration publique alors que la mère elle-même declare comme secteur institutionnel Entreprise Privée au niveau de la section 4b.</w:t>
+              <w:t>Incoherence! katy faye a dit que sa mère a un niveau Supérieur alors que la mère elle-même dit qu'elle a un niveau Supérieur au niveau de la section 2.</w:t>
             </w:r>
           </w:p>
         </w:tc>
@@ -1534,7 +1534,7 @@
                 <w:color w:val="16A34A"/>
                 <w:sz w:val="16"/>
               </w:rPr>
-              <w:t>s01q39</w:t>
+              <w:t>—</w:t>
             </w:r>
           </w:p>
         </w:tc>
@@ -1565,7 +1565,7 @@
                 <w:i w:val="0"/>
                 <w:sz w:val="17"/>
               </w:rPr>
-              <w:t>Incoherence! Ousmane diop dispose d'un téléphone portable à s01q39, donc la raison évoquée ne peut pas être (ne dispose pas d'appareil).</w:t>
+              <w:t>Incoherence! ndeye khady diop a declaré que la branche d'activité de son père est Agriculture, Elevage, Pêche alors que le père lui-même declare comme branche Sans emploi au niveau de la section 4a.</w:t>
             </w:r>
           </w:p>
         </w:tc>
@@ -1655,7 +1655,7 @@
                 <w:i w:val="0"/>
                 <w:sz w:val="17"/>
               </w:rPr>
-              <w:t>Incoherence! cheikh diop a declaré que la branche d'activité de son père est Agriculture, Elevage, Pêche alors que le père lui-même declare comme branche Sans emploi au niveau de la section 4a.</w:t>
+              <w:t>Incoherence! ngagne diakhate a dit que sa mère a un niveau Secondaire 1er cycle alors que la mère elle-même dit qu'elle a un niveau Supérieur au niveau de la section 2.</w:t>
             </w:r>
           </w:p>
         </w:tc>
@@ -1745,7 +1745,7 @@
                 <w:i w:val="0"/>
                 <w:sz w:val="17"/>
               </w:rPr>
-              <w:t>Incoherence! cheikh diop a dit que sa mère a un niveau Aucun alors que la mère elle-même dit qu'elle a un niveau Primaire au niveau de la section 2.</w:t>
+              <w:t>Incoherence! ngagne diakhate a declaré que le secteur institutionnel de sa mère est Administration publique alors que la mère elle-même declare comme secteur institutionnel Entreprise Privée au niveau de la section 4b.</w:t>
             </w:r>
           </w:p>
         </w:tc>
@@ -1894,7 +1894,7 @@
                 <w:color w:val="16A34A"/>
                 <w:sz w:val="16"/>
               </w:rPr>
-              <w:t>—</w:t>
+              <w:t>s02q33, s01q00b</w:t>
             </w:r>
           </w:p>
         </w:tc>
@@ -1925,7 +1925,7 @@
                 <w:i w:val="0"/>
                 <w:sz w:val="17"/>
               </w:rPr>
-              <w:t>Incohérence!!! seulement les écoles privées paient les frais de scolarité (y compris les frais d'inscription).</w:t>
+              <w:t>Incoherent!!! La dernière fois que mbacke diouf a  fréquenté l'école est 9999.</w:t>
             </w:r>
           </w:p>
         </w:tc>
@@ -1958,6 +1958,1086 @@
                 <w:i w:val="0"/>
                 <w:sz w:val="16"/>
               </w:rPr>
+              <w:t>S10</w:t>
+              <w:br/>
+            </w:r>
+            <w:r>
+              <w:rPr>
+                <w:b w:val="0"/>
+                <w:i w:val="0"/>
+                <w:color w:val="64748B"/>
+                <w:sz w:val="14"/>
+              </w:rPr>
+              <w:t>Logement</w:t>
+            </w:r>
+          </w:p>
+        </w:tc>
+        <w:tc>
+          <w:tcPr>
+            <w:tcW w:type="dxa" w:w="1531"/>
+          </w:tcPr>
+          <w:p>
+            <w:r>
+              <w:rPr>
+                <w:b/>
+                <w:i w:val="0"/>
+                <w:color w:val="16A34A"/>
+                <w:sz w:val="16"/>
+              </w:rPr>
+              <w:t>s10q46, s10q47</w:t>
+            </w:r>
+          </w:p>
+        </w:tc>
+        <w:tc>
+          <w:tcPr>
+            <w:tcW w:type="dxa" w:w="1191"/>
+          </w:tcPr>
+          <w:p>
+            <w:r>
+              <w:rPr>
+                <w:b w:val="0"/>
+                <w:i w:val="0"/>
+                <w:color w:val="64748B"/>
+                <w:sz w:val="16"/>
+              </w:rPr>
+              <w:t>GT-CQ</w:t>
+            </w:r>
+          </w:p>
+        </w:tc>
+        <w:tc>
+          <w:tcPr>
+            <w:tcW w:type="dxa" w:w="4706"/>
+          </w:tcPr>
+          <w:p>
+            <w:r>
+              <w:rPr>
+                <w:b w:val="0"/>
+                <w:i w:val="0"/>
+                <w:sz w:val="17"/>
+              </w:rPr>
+              <w:t>Incohérence!! L'entreprise commerce de legueme dit avoir réçu une somme sur la revente de ces marchandises achetées et revendues en état (s10q46 est differnt de 0) mais n'a depensé aucune somme sur l'achat des marchandises revendues en état (s10q47==0), prière de fournir plus d'effort pour estimer le montant obtenu sur la depense de ces marchandises achetées et revendues en état.</w:t>
+            </w:r>
+          </w:p>
+        </w:tc>
+      </w:tr>
+      <w:tr>
+        <w:tc>
+          <w:tcPr>
+            <w:tcW w:type="dxa" w:w="964"/>
+          </w:tcPr>
+          <w:p>
+            <w:r>
+              <w:rPr>
+                <w:b/>
+                <w:i w:val="0"/>
+                <w:color w:val="EA580C"/>
+                <w:sz w:val="16"/>
+              </w:rPr>
+              <w:t>Moyenne</w:t>
+            </w:r>
+          </w:p>
+        </w:tc>
+        <w:tc>
+          <w:tcPr>
+            <w:tcW w:type="dxa" w:w="1247"/>
+          </w:tcPr>
+          <w:p>
+            <w:r>
+              <w:rPr>
+                <w:b/>
+                <w:i w:val="0"/>
+                <w:sz w:val="16"/>
+              </w:rPr>
+              <w:t>S00</w:t>
+              <w:br/>
+            </w:r>
+            <w:r>
+              <w:rPr>
+                <w:b w:val="0"/>
+                <w:i w:val="0"/>
+                <w:color w:val="64748B"/>
+                <w:sz w:val="14"/>
+              </w:rPr>
+              <w:t>Identification</w:t>
+            </w:r>
+          </w:p>
+        </w:tc>
+        <w:tc>
+          <w:tcPr>
+            <w:tcW w:type="dxa" w:w="1531"/>
+          </w:tcPr>
+          <w:p>
+            <w:r>
+              <w:rPr>
+                <w:b/>
+                <w:i w:val="0"/>
+                <w:color w:val="16A34A"/>
+                <w:sz w:val="16"/>
+              </w:rPr>
+              <w:t>s00q27</w:t>
+            </w:r>
+          </w:p>
+        </w:tc>
+        <w:tc>
+          <w:tcPr>
+            <w:tcW w:type="dxa" w:w="1191"/>
+          </w:tcPr>
+          <w:p>
+            <w:r>
+              <w:rPr>
+                <w:b w:val="0"/>
+                <w:i w:val="0"/>
+                <w:color w:val="64748B"/>
+                <w:sz w:val="16"/>
+              </w:rPr>
+              <w:t>GT-CQ</w:t>
+            </w:r>
+          </w:p>
+        </w:tc>
+        <w:tc>
+          <w:tcPr>
+            <w:tcW w:type="dxa" w:w="4706"/>
+          </w:tcPr>
+          <w:p>
+            <w:r>
+              <w:rPr>
+                <w:b w:val="0"/>
+                <w:i w:val="0"/>
+                <w:sz w:val="17"/>
+              </w:rPr>
+              <w:t>Le questionnaire semble ne pas être complètement fini mais le questionnaire est en statut complet, prière de compléter le questionnaire.</w:t>
+            </w:r>
+          </w:p>
+        </w:tc>
+      </w:tr>
+      <w:tr>
+        <w:tc>
+          <w:tcPr>
+            <w:tcW w:type="dxa" w:w="964"/>
+          </w:tcPr>
+          <w:p>
+            <w:r>
+              <w:rPr>
+                <w:b/>
+                <w:i w:val="0"/>
+                <w:color w:val="EA580C"/>
+                <w:sz w:val="16"/>
+              </w:rPr>
+              <w:t>Moyenne</w:t>
+            </w:r>
+          </w:p>
+        </w:tc>
+        <w:tc>
+          <w:tcPr>
+            <w:tcW w:type="dxa" w:w="1247"/>
+          </w:tcPr>
+          <w:p>
+            <w:r>
+              <w:rPr>
+                <w:b/>
+                <w:i w:val="0"/>
+                <w:sz w:val="16"/>
+              </w:rPr>
+              <w:t>S00</w:t>
+              <w:br/>
+            </w:r>
+            <w:r>
+              <w:rPr>
+                <w:b w:val="0"/>
+                <w:i w:val="0"/>
+                <w:color w:val="64748B"/>
+                <w:sz w:val="14"/>
+              </w:rPr>
+              <w:t>Identification</w:t>
+            </w:r>
+          </w:p>
+        </w:tc>
+        <w:tc>
+          <w:tcPr>
+            <w:tcW w:type="dxa" w:w="1531"/>
+          </w:tcPr>
+          <w:p>
+            <w:r>
+              <w:rPr>
+                <w:b/>
+                <w:i w:val="0"/>
+                <w:color w:val="16A34A"/>
+                <w:sz w:val="16"/>
+              </w:rPr>
+              <w:t>—</w:t>
+            </w:r>
+          </w:p>
+        </w:tc>
+        <w:tc>
+          <w:tcPr>
+            <w:tcW w:type="dxa" w:w="1191"/>
+          </w:tcPr>
+          <w:p>
+            <w:r>
+              <w:rPr>
+                <w:b w:val="0"/>
+                <w:i w:val="0"/>
+                <w:color w:val="64748B"/>
+                <w:sz w:val="16"/>
+              </w:rPr>
+              <w:t>GT-CQ</w:t>
+            </w:r>
+          </w:p>
+        </w:tc>
+        <w:tc>
+          <w:tcPr>
+            <w:tcW w:type="dxa" w:w="4706"/>
+          </w:tcPr>
+          <w:p>
+            <w:r>
+              <w:rPr>
+                <w:b w:val="0"/>
+                <w:i w:val="0"/>
+                <w:sz w:val="17"/>
+              </w:rPr>
+              <w:t>L'adresse ou la localisation du ménage doit être bien renseignée, ne doit pas contenir des numéros de téléphone et elle semble courte pour être une adresse.</w:t>
+            </w:r>
+          </w:p>
+        </w:tc>
+      </w:tr>
+      <w:tr>
+        <w:tc>
+          <w:tcPr>
+            <w:tcW w:type="dxa" w:w="964"/>
+          </w:tcPr>
+          <w:p>
+            <w:r>
+              <w:rPr>
+                <w:b/>
+                <w:i w:val="0"/>
+                <w:color w:val="EA580C"/>
+                <w:sz w:val="16"/>
+              </w:rPr>
+              <w:t>Moyenne</w:t>
+            </w:r>
+          </w:p>
+        </w:tc>
+        <w:tc>
+          <w:tcPr>
+            <w:tcW w:type="dxa" w:w="1247"/>
+          </w:tcPr>
+          <w:p>
+            <w:r>
+              <w:rPr>
+                <w:b/>
+                <w:i w:val="0"/>
+                <w:sz w:val="16"/>
+              </w:rPr>
+              <w:t>S00</w:t>
+              <w:br/>
+            </w:r>
+            <w:r>
+              <w:rPr>
+                <w:b w:val="0"/>
+                <w:i w:val="0"/>
+                <w:color w:val="64748B"/>
+                <w:sz w:val="14"/>
+              </w:rPr>
+              <w:t>Identification</w:t>
+            </w:r>
+          </w:p>
+        </w:tc>
+        <w:tc>
+          <w:tcPr>
+            <w:tcW w:type="dxa" w:w="1531"/>
+          </w:tcPr>
+          <w:p>
+            <w:r>
+              <w:rPr>
+                <w:b/>
+                <w:i w:val="0"/>
+                <w:color w:val="16A34A"/>
+                <w:sz w:val="16"/>
+              </w:rPr>
+              <w:t>—</w:t>
+            </w:r>
+          </w:p>
+        </w:tc>
+        <w:tc>
+          <w:tcPr>
+            <w:tcW w:type="dxa" w:w="1191"/>
+          </w:tcPr>
+          <w:p>
+            <w:r>
+              <w:rPr>
+                <w:b w:val="0"/>
+                <w:i w:val="0"/>
+                <w:color w:val="64748B"/>
+                <w:sz w:val="16"/>
+              </w:rPr>
+              <w:t>GT-CQ</w:t>
+            </w:r>
+          </w:p>
+        </w:tc>
+        <w:tc>
+          <w:tcPr>
+            <w:tcW w:type="dxa" w:w="4706"/>
+          </w:tcPr>
+          <w:p>
+            <w:r>
+              <w:rPr>
+                <w:b w:val="0"/>
+                <w:i w:val="0"/>
+                <w:sz w:val="17"/>
+              </w:rPr>
+              <w:t>Prière de renseigner la bonne adresse.</w:t>
+            </w:r>
+          </w:p>
+        </w:tc>
+      </w:tr>
+      <w:tr>
+        <w:tc>
+          <w:tcPr>
+            <w:tcW w:type="dxa" w:w="964"/>
+          </w:tcPr>
+          <w:p>
+            <w:r>
+              <w:rPr>
+                <w:b/>
+                <w:i w:val="0"/>
+                <w:color w:val="EA580C"/>
+                <w:sz w:val="16"/>
+              </w:rPr>
+              <w:t>Moyenne</w:t>
+            </w:r>
+          </w:p>
+        </w:tc>
+        <w:tc>
+          <w:tcPr>
+            <w:tcW w:type="dxa" w:w="1247"/>
+          </w:tcPr>
+          <w:p>
+            <w:r>
+              <w:rPr>
+                <w:b/>
+                <w:i w:val="0"/>
+                <w:sz w:val="16"/>
+              </w:rPr>
+              <w:t>S01</w:t>
+              <w:br/>
+            </w:r>
+            <w:r>
+              <w:rPr>
+                <w:b w:val="0"/>
+                <w:i w:val="0"/>
+                <w:color w:val="64748B"/>
+                <w:sz w:val="14"/>
+              </w:rPr>
+              <w:t>Démographie</w:t>
+            </w:r>
+          </w:p>
+        </w:tc>
+        <w:tc>
+          <w:tcPr>
+            <w:tcW w:type="dxa" w:w="1531"/>
+          </w:tcPr>
+          <w:p>
+            <w:r>
+              <w:rPr>
+                <w:b/>
+                <w:i w:val="0"/>
+                <w:color w:val="16A34A"/>
+                <w:sz w:val="16"/>
+              </w:rPr>
+              <w:t>—</w:t>
+            </w:r>
+          </w:p>
+        </w:tc>
+        <w:tc>
+          <w:tcPr>
+            <w:tcW w:type="dxa" w:w="1191"/>
+          </w:tcPr>
+          <w:p>
+            <w:r>
+              <w:rPr>
+                <w:b w:val="0"/>
+                <w:i w:val="0"/>
+                <w:color w:val="64748B"/>
+                <w:sz w:val="16"/>
+              </w:rPr>
+              <w:t>GT-CQ</w:t>
+            </w:r>
+          </w:p>
+        </w:tc>
+        <w:tc>
+          <w:tcPr>
+            <w:tcW w:type="dxa" w:w="4706"/>
+          </w:tcPr>
+          <w:p>
+            <w:r>
+              <w:rPr>
+                <w:b w:val="0"/>
+                <w:i w:val="0"/>
+                <w:sz w:val="17"/>
+              </w:rPr>
+              <w:t>Prière de verifier l'information donnée par ndeye absa diop ou corriger au niveau de la section 1.</w:t>
+            </w:r>
+          </w:p>
+        </w:tc>
+      </w:tr>
+      <w:tr>
+        <w:tc>
+          <w:tcPr>
+            <w:tcW w:type="dxa" w:w="964"/>
+          </w:tcPr>
+          <w:p>
+            <w:r>
+              <w:rPr>
+                <w:b/>
+                <w:i w:val="0"/>
+                <w:color w:val="EA580C"/>
+                <w:sz w:val="16"/>
+              </w:rPr>
+              <w:t>Moyenne</w:t>
+            </w:r>
+          </w:p>
+        </w:tc>
+        <w:tc>
+          <w:tcPr>
+            <w:tcW w:type="dxa" w:w="1247"/>
+          </w:tcPr>
+          <w:p>
+            <w:r>
+              <w:rPr>
+                <w:b/>
+                <w:i w:val="0"/>
+                <w:sz w:val="16"/>
+              </w:rPr>
+              <w:t>S01</w:t>
+              <w:br/>
+            </w:r>
+            <w:r>
+              <w:rPr>
+                <w:b w:val="0"/>
+                <w:i w:val="0"/>
+                <w:color w:val="64748B"/>
+                <w:sz w:val="14"/>
+              </w:rPr>
+              <w:t>Démographie</w:t>
+            </w:r>
+          </w:p>
+        </w:tc>
+        <w:tc>
+          <w:tcPr>
+            <w:tcW w:type="dxa" w:w="1531"/>
+          </w:tcPr>
+          <w:p>
+            <w:r>
+              <w:rPr>
+                <w:b/>
+                <w:i w:val="0"/>
+                <w:color w:val="16A34A"/>
+                <w:sz w:val="16"/>
+              </w:rPr>
+              <w:t>—</w:t>
+            </w:r>
+          </w:p>
+        </w:tc>
+        <w:tc>
+          <w:tcPr>
+            <w:tcW w:type="dxa" w:w="1191"/>
+          </w:tcPr>
+          <w:p>
+            <w:r>
+              <w:rPr>
+                <w:b w:val="0"/>
+                <w:i w:val="0"/>
+                <w:color w:val="64748B"/>
+                <w:sz w:val="16"/>
+              </w:rPr>
+              <w:t>GT-CQ</w:t>
+            </w:r>
+          </w:p>
+        </w:tc>
+        <w:tc>
+          <w:tcPr>
+            <w:tcW w:type="dxa" w:w="4706"/>
+          </w:tcPr>
+          <w:p>
+            <w:r>
+              <w:rPr>
+                <w:b w:val="0"/>
+                <w:i w:val="0"/>
+                <w:sz w:val="17"/>
+              </w:rPr>
+              <w:t>Prière de verifier l'information donnée par bineta diop ou corriger au niveau de la section 1.</w:t>
+            </w:r>
+          </w:p>
+        </w:tc>
+      </w:tr>
+      <w:tr>
+        <w:tc>
+          <w:tcPr>
+            <w:tcW w:type="dxa" w:w="964"/>
+          </w:tcPr>
+          <w:p>
+            <w:r>
+              <w:rPr>
+                <w:b/>
+                <w:i w:val="0"/>
+                <w:color w:val="EA580C"/>
+                <w:sz w:val="16"/>
+              </w:rPr>
+              <w:t>Moyenne</w:t>
+            </w:r>
+          </w:p>
+        </w:tc>
+        <w:tc>
+          <w:tcPr>
+            <w:tcW w:type="dxa" w:w="1247"/>
+          </w:tcPr>
+          <w:p>
+            <w:r>
+              <w:rPr>
+                <w:b/>
+                <w:i w:val="0"/>
+                <w:sz w:val="16"/>
+              </w:rPr>
+              <w:t>S01</w:t>
+              <w:br/>
+            </w:r>
+            <w:r>
+              <w:rPr>
+                <w:b w:val="0"/>
+                <w:i w:val="0"/>
+                <w:color w:val="64748B"/>
+                <w:sz w:val="14"/>
+              </w:rPr>
+              <w:t>Démographie</w:t>
+            </w:r>
+          </w:p>
+        </w:tc>
+        <w:tc>
+          <w:tcPr>
+            <w:tcW w:type="dxa" w:w="1531"/>
+          </w:tcPr>
+          <w:p>
+            <w:r>
+              <w:rPr>
+                <w:b/>
+                <w:i w:val="0"/>
+                <w:color w:val="16A34A"/>
+                <w:sz w:val="16"/>
+              </w:rPr>
+              <w:t>—</w:t>
+            </w:r>
+          </w:p>
+        </w:tc>
+        <w:tc>
+          <w:tcPr>
+            <w:tcW w:type="dxa" w:w="1191"/>
+          </w:tcPr>
+          <w:p>
+            <w:r>
+              <w:rPr>
+                <w:b w:val="0"/>
+                <w:i w:val="0"/>
+                <w:color w:val="64748B"/>
+                <w:sz w:val="16"/>
+              </w:rPr>
+              <w:t>GT-CQ</w:t>
+            </w:r>
+          </w:p>
+        </w:tc>
+        <w:tc>
+          <w:tcPr>
+            <w:tcW w:type="dxa" w:w="4706"/>
+          </w:tcPr>
+          <w:p>
+            <w:r>
+              <w:rPr>
+                <w:b w:val="0"/>
+                <w:i w:val="0"/>
+                <w:sz w:val="17"/>
+              </w:rPr>
+              <w:t>Prière de verifier l'information donnée par cheikh diop ou corriger au niveau de la section 1.</w:t>
+            </w:r>
+          </w:p>
+        </w:tc>
+      </w:tr>
+      <w:tr>
+        <w:tc>
+          <w:tcPr>
+            <w:tcW w:type="dxa" w:w="964"/>
+          </w:tcPr>
+          <w:p>
+            <w:r>
+              <w:rPr>
+                <w:b/>
+                <w:i w:val="0"/>
+                <w:color w:val="EA580C"/>
+                <w:sz w:val="16"/>
+              </w:rPr>
+              <w:t>Moyenne</w:t>
+            </w:r>
+          </w:p>
+        </w:tc>
+        <w:tc>
+          <w:tcPr>
+            <w:tcW w:type="dxa" w:w="1247"/>
+          </w:tcPr>
+          <w:p>
+            <w:r>
+              <w:rPr>
+                <w:b/>
+                <w:i w:val="0"/>
+                <w:sz w:val="16"/>
+              </w:rPr>
+              <w:t>S01</w:t>
+              <w:br/>
+            </w:r>
+            <w:r>
+              <w:rPr>
+                <w:b w:val="0"/>
+                <w:i w:val="0"/>
+                <w:color w:val="64748B"/>
+                <w:sz w:val="14"/>
+              </w:rPr>
+              <w:t>Démographie</w:t>
+            </w:r>
+          </w:p>
+        </w:tc>
+        <w:tc>
+          <w:tcPr>
+            <w:tcW w:type="dxa" w:w="1531"/>
+          </w:tcPr>
+          <w:p>
+            <w:r>
+              <w:rPr>
+                <w:b/>
+                <w:i w:val="0"/>
+                <w:color w:val="16A34A"/>
+                <w:sz w:val="16"/>
+              </w:rPr>
+              <w:t>—</w:t>
+            </w:r>
+          </w:p>
+        </w:tc>
+        <w:tc>
+          <w:tcPr>
+            <w:tcW w:type="dxa" w:w="1191"/>
+          </w:tcPr>
+          <w:p>
+            <w:r>
+              <w:rPr>
+                <w:b w:val="0"/>
+                <w:i w:val="0"/>
+                <w:color w:val="64748B"/>
+                <w:sz w:val="16"/>
+              </w:rPr>
+              <w:t>GT-CQ</w:t>
+            </w:r>
+          </w:p>
+        </w:tc>
+        <w:tc>
+          <w:tcPr>
+            <w:tcW w:type="dxa" w:w="4706"/>
+          </w:tcPr>
+          <w:p>
+            <w:r>
+              <w:rPr>
+                <w:b w:val="0"/>
+                <w:i w:val="0"/>
+                <w:sz w:val="17"/>
+              </w:rPr>
+              <w:t>Prière de verifier l'information donnée par fatou diakhate ou corriger au niveau de la section 1.</w:t>
+            </w:r>
+          </w:p>
+        </w:tc>
+      </w:tr>
+      <w:tr>
+        <w:tc>
+          <w:tcPr>
+            <w:tcW w:type="dxa" w:w="964"/>
+          </w:tcPr>
+          <w:p>
+            <w:r>
+              <w:rPr>
+                <w:b/>
+                <w:i w:val="0"/>
+                <w:color w:val="EA580C"/>
+                <w:sz w:val="16"/>
+              </w:rPr>
+              <w:t>Moyenne</w:t>
+            </w:r>
+          </w:p>
+        </w:tc>
+        <w:tc>
+          <w:tcPr>
+            <w:tcW w:type="dxa" w:w="1247"/>
+          </w:tcPr>
+          <w:p>
+            <w:r>
+              <w:rPr>
+                <w:b/>
+                <w:i w:val="0"/>
+                <w:sz w:val="16"/>
+              </w:rPr>
+              <w:t>S01</w:t>
+              <w:br/>
+            </w:r>
+            <w:r>
+              <w:rPr>
+                <w:b w:val="0"/>
+                <w:i w:val="0"/>
+                <w:color w:val="64748B"/>
+                <w:sz w:val="14"/>
+              </w:rPr>
+              <w:t>Démographie</w:t>
+            </w:r>
+          </w:p>
+        </w:tc>
+        <w:tc>
+          <w:tcPr>
+            <w:tcW w:type="dxa" w:w="1531"/>
+          </w:tcPr>
+          <w:p>
+            <w:r>
+              <w:rPr>
+                <w:b/>
+                <w:i w:val="0"/>
+                <w:color w:val="16A34A"/>
+                <w:sz w:val="16"/>
+              </w:rPr>
+              <w:t>—</w:t>
+            </w:r>
+          </w:p>
+        </w:tc>
+        <w:tc>
+          <w:tcPr>
+            <w:tcW w:type="dxa" w:w="1191"/>
+          </w:tcPr>
+          <w:p>
+            <w:r>
+              <w:rPr>
+                <w:b w:val="0"/>
+                <w:i w:val="0"/>
+                <w:color w:val="64748B"/>
+                <w:sz w:val="16"/>
+              </w:rPr>
+              <w:t>GT-CQ</w:t>
+            </w:r>
+          </w:p>
+        </w:tc>
+        <w:tc>
+          <w:tcPr>
+            <w:tcW w:type="dxa" w:w="4706"/>
+          </w:tcPr>
+          <w:p>
+            <w:r>
+              <w:rPr>
+                <w:b w:val="0"/>
+                <w:i w:val="0"/>
+                <w:sz w:val="17"/>
+              </w:rPr>
+              <w:t>Prière de verifier l'information donnée par insa diakhate 2 ou corriger au niveau de la section 1.</w:t>
+            </w:r>
+          </w:p>
+        </w:tc>
+      </w:tr>
+      <w:tr>
+        <w:tc>
+          <w:tcPr>
+            <w:tcW w:type="dxa" w:w="964"/>
+          </w:tcPr>
+          <w:p>
+            <w:r>
+              <w:rPr>
+                <w:b/>
+                <w:i w:val="0"/>
+                <w:color w:val="EA580C"/>
+                <w:sz w:val="16"/>
+              </w:rPr>
+              <w:t>Moyenne</w:t>
+            </w:r>
+          </w:p>
+        </w:tc>
+        <w:tc>
+          <w:tcPr>
+            <w:tcW w:type="dxa" w:w="1247"/>
+          </w:tcPr>
+          <w:p>
+            <w:r>
+              <w:rPr>
+                <w:b/>
+                <w:i w:val="0"/>
+                <w:sz w:val="16"/>
+              </w:rPr>
+              <w:t>S01</w:t>
+              <w:br/>
+            </w:r>
+            <w:r>
+              <w:rPr>
+                <w:b w:val="0"/>
+                <w:i w:val="0"/>
+                <w:color w:val="64748B"/>
+                <w:sz w:val="14"/>
+              </w:rPr>
+              <w:t>Démographie</w:t>
+            </w:r>
+          </w:p>
+        </w:tc>
+        <w:tc>
+          <w:tcPr>
+            <w:tcW w:type="dxa" w:w="1531"/>
+          </w:tcPr>
+          <w:p>
+            <w:r>
+              <w:rPr>
+                <w:b/>
+                <w:i w:val="0"/>
+                <w:color w:val="16A34A"/>
+                <w:sz w:val="16"/>
+              </w:rPr>
+              <w:t>—</w:t>
+            </w:r>
+          </w:p>
+        </w:tc>
+        <w:tc>
+          <w:tcPr>
+            <w:tcW w:type="dxa" w:w="1191"/>
+          </w:tcPr>
+          <w:p>
+            <w:r>
+              <w:rPr>
+                <w:b w:val="0"/>
+                <w:i w:val="0"/>
+                <w:color w:val="64748B"/>
+                <w:sz w:val="16"/>
+              </w:rPr>
+              <w:t>GT-CQ</w:t>
+            </w:r>
+          </w:p>
+        </w:tc>
+        <w:tc>
+          <w:tcPr>
+            <w:tcW w:type="dxa" w:w="4706"/>
+          </w:tcPr>
+          <w:p>
+            <w:r>
+              <w:rPr>
+                <w:b w:val="0"/>
+                <w:i w:val="0"/>
+                <w:sz w:val="17"/>
+              </w:rPr>
+              <w:t>Prière de verifier l'information donnée par katy faye ou corriger au niveau de la section 1.</w:t>
+            </w:r>
+          </w:p>
+        </w:tc>
+      </w:tr>
+      <w:tr>
+        <w:tc>
+          <w:tcPr>
+            <w:tcW w:type="dxa" w:w="964"/>
+          </w:tcPr>
+          <w:p>
+            <w:r>
+              <w:rPr>
+                <w:b/>
+                <w:i w:val="0"/>
+                <w:color w:val="EA580C"/>
+                <w:sz w:val="16"/>
+              </w:rPr>
+              <w:t>Moyenne</w:t>
+            </w:r>
+          </w:p>
+        </w:tc>
+        <w:tc>
+          <w:tcPr>
+            <w:tcW w:type="dxa" w:w="1247"/>
+          </w:tcPr>
+          <w:p>
+            <w:r>
+              <w:rPr>
+                <w:b/>
+                <w:i w:val="0"/>
+                <w:sz w:val="16"/>
+              </w:rPr>
+              <w:t>S01</w:t>
+              <w:br/>
+            </w:r>
+            <w:r>
+              <w:rPr>
+                <w:b w:val="0"/>
+                <w:i w:val="0"/>
+                <w:color w:val="64748B"/>
+                <w:sz w:val="14"/>
+              </w:rPr>
+              <w:t>Démographie</w:t>
+            </w:r>
+          </w:p>
+        </w:tc>
+        <w:tc>
+          <w:tcPr>
+            <w:tcW w:type="dxa" w:w="1531"/>
+          </w:tcPr>
+          <w:p>
+            <w:r>
+              <w:rPr>
+                <w:b/>
+                <w:i w:val="0"/>
+                <w:color w:val="16A34A"/>
+                <w:sz w:val="16"/>
+              </w:rPr>
+              <w:t>—</w:t>
+            </w:r>
+          </w:p>
+        </w:tc>
+        <w:tc>
+          <w:tcPr>
+            <w:tcW w:type="dxa" w:w="1191"/>
+          </w:tcPr>
+          <w:p>
+            <w:r>
+              <w:rPr>
+                <w:b w:val="0"/>
+                <w:i w:val="0"/>
+                <w:color w:val="64748B"/>
+                <w:sz w:val="16"/>
+              </w:rPr>
+              <w:t>GT-CQ</w:t>
+            </w:r>
+          </w:p>
+        </w:tc>
+        <w:tc>
+          <w:tcPr>
+            <w:tcW w:type="dxa" w:w="4706"/>
+          </w:tcPr>
+          <w:p>
+            <w:r>
+              <w:rPr>
+                <w:b w:val="0"/>
+                <w:i w:val="0"/>
+                <w:sz w:val="17"/>
+              </w:rPr>
+              <w:t>Prière de verifier l'information donnée par ndeye khady diop ou corriger au niveau de la section 1.</w:t>
+            </w:r>
+          </w:p>
+        </w:tc>
+      </w:tr>
+      <w:tr>
+        <w:tc>
+          <w:tcPr>
+            <w:tcW w:type="dxa" w:w="964"/>
+          </w:tcPr>
+          <w:p>
+            <w:r>
+              <w:rPr>
+                <w:b/>
+                <w:i w:val="0"/>
+                <w:color w:val="EA580C"/>
+                <w:sz w:val="16"/>
+              </w:rPr>
+              <w:t>Moyenne</w:t>
+            </w:r>
+          </w:p>
+        </w:tc>
+        <w:tc>
+          <w:tcPr>
+            <w:tcW w:type="dxa" w:w="1247"/>
+          </w:tcPr>
+          <w:p>
+            <w:r>
+              <w:rPr>
+                <w:b/>
+                <w:i w:val="0"/>
+                <w:sz w:val="16"/>
+              </w:rPr>
+              <w:t>S01</w:t>
+              <w:br/>
+            </w:r>
+            <w:r>
+              <w:rPr>
+                <w:b w:val="0"/>
+                <w:i w:val="0"/>
+                <w:color w:val="64748B"/>
+                <w:sz w:val="14"/>
+              </w:rPr>
+              <w:t>Démographie</w:t>
+            </w:r>
+          </w:p>
+        </w:tc>
+        <w:tc>
+          <w:tcPr>
+            <w:tcW w:type="dxa" w:w="1531"/>
+          </w:tcPr>
+          <w:p>
+            <w:r>
+              <w:rPr>
+                <w:b/>
+                <w:i w:val="0"/>
+                <w:color w:val="16A34A"/>
+                <w:sz w:val="16"/>
+              </w:rPr>
+              <w:t>—</w:t>
+            </w:r>
+          </w:p>
+        </w:tc>
+        <w:tc>
+          <w:tcPr>
+            <w:tcW w:type="dxa" w:w="1191"/>
+          </w:tcPr>
+          <w:p>
+            <w:r>
+              <w:rPr>
+                <w:b w:val="0"/>
+                <w:i w:val="0"/>
+                <w:color w:val="64748B"/>
+                <w:sz w:val="16"/>
+              </w:rPr>
+              <w:t>GT-CQ</w:t>
+            </w:r>
+          </w:p>
+        </w:tc>
+        <w:tc>
+          <w:tcPr>
+            <w:tcW w:type="dxa" w:w="4706"/>
+          </w:tcPr>
+          <w:p>
+            <w:r>
+              <w:rPr>
+                <w:b w:val="0"/>
+                <w:i w:val="0"/>
+                <w:sz w:val="17"/>
+              </w:rPr>
+              <w:t>Prière de verifier l'information donnée par ngagne diakhate ou corriger au niveau de la section 1.</w:t>
+            </w:r>
+          </w:p>
+        </w:tc>
+      </w:tr>
+      <w:tr>
+        <w:tc>
+          <w:tcPr>
+            <w:tcW w:type="dxa" w:w="964"/>
+          </w:tcPr>
+          <w:p>
+            <w:r>
+              <w:rPr>
+                <w:b/>
+                <w:i w:val="0"/>
+                <w:color w:val="EA580C"/>
+                <w:sz w:val="16"/>
+              </w:rPr>
+              <w:t>Moyenne</w:t>
+            </w:r>
+          </w:p>
+        </w:tc>
+        <w:tc>
+          <w:tcPr>
+            <w:tcW w:type="dxa" w:w="1247"/>
+          </w:tcPr>
+          <w:p>
+            <w:r>
+              <w:rPr>
+                <w:b/>
+                <w:i w:val="0"/>
+                <w:sz w:val="16"/>
+              </w:rPr>
               <w:t>S02</w:t>
               <w:br/>
             </w:r>
@@ -1984,7 +3064,7 @@
                 <w:color w:val="16A34A"/>
                 <w:sz w:val="16"/>
               </w:rPr>
-              <w:t>s02q33, s01q00b</w:t>
+              <w:t>—</w:t>
             </w:r>
           </w:p>
         </w:tc>
@@ -2015,7 +3095,7 @@
                 <w:i w:val="0"/>
                 <w:sz w:val="17"/>
               </w:rPr>
-              <w:t>Incoherent!!! La dernière fois que mbacke diouf a  fréquenté l'école est 9999.</w:t>
+              <w:t>Attention ! Le frais de scolarité (25000 Fcfa) de insa diakhate 2 en 3ème année de Primaire est relativement élevé par rapport aux autres frais de scolarités observés dans cette zone.</w:t>
             </w:r>
           </w:p>
         </w:tc>
@@ -2030,10 +3110,1810 @@
               <w:rPr>
                 <w:b/>
                 <w:i w:val="0"/>
-                <w:color w:val="DC2626"/>
+                <w:color w:val="EA580C"/>
                 <w:sz w:val="16"/>
               </w:rPr>
-              <w:t>Haute</w:t>
+              <w:t>Moyenne</w:t>
+            </w:r>
+          </w:p>
+        </w:tc>
+        <w:tc>
+          <w:tcPr>
+            <w:tcW w:type="dxa" w:w="1247"/>
+          </w:tcPr>
+          <w:p>
+            <w:r>
+              <w:rPr>
+                <w:b/>
+                <w:i w:val="0"/>
+                <w:sz w:val="16"/>
+              </w:rPr>
+              <w:t>S02</w:t>
+              <w:br/>
+            </w:r>
+            <w:r>
+              <w:rPr>
+                <w:b w:val="0"/>
+                <w:i w:val="0"/>
+                <w:color w:val="64748B"/>
+                <w:sz w:val="14"/>
+              </w:rPr>
+              <w:t>Éducation</w:t>
+            </w:r>
+          </w:p>
+        </w:tc>
+        <w:tc>
+          <w:tcPr>
+            <w:tcW w:type="dxa" w:w="1531"/>
+          </w:tcPr>
+          <w:p>
+            <w:r>
+              <w:rPr>
+                <w:b/>
+                <w:i w:val="0"/>
+                <w:color w:val="16A34A"/>
+                <w:sz w:val="16"/>
+              </w:rPr>
+              <w:t>—</w:t>
+            </w:r>
+          </w:p>
+        </w:tc>
+        <w:tc>
+          <w:tcPr>
+            <w:tcW w:type="dxa" w:w="1191"/>
+          </w:tcPr>
+          <w:p>
+            <w:r>
+              <w:rPr>
+                <w:b w:val="0"/>
+                <w:i w:val="0"/>
+                <w:color w:val="64748B"/>
+                <w:sz w:val="16"/>
+              </w:rPr>
+              <w:t>GT-CQ</w:t>
+            </w:r>
+          </w:p>
+        </w:tc>
+        <w:tc>
+          <w:tcPr>
+            <w:tcW w:type="dxa" w:w="4706"/>
+          </w:tcPr>
+          <w:p>
+            <w:r>
+              <w:rPr>
+                <w:b w:val="0"/>
+                <w:i w:val="0"/>
+                <w:sz w:val="17"/>
+              </w:rPr>
+              <w:t>Prière de corriger ou de confirmer avec le QG.</w:t>
+            </w:r>
+          </w:p>
+        </w:tc>
+      </w:tr>
+      <w:tr>
+        <w:tc>
+          <w:tcPr>
+            <w:tcW w:type="dxa" w:w="964"/>
+          </w:tcPr>
+          <w:p>
+            <w:r>
+              <w:rPr>
+                <w:b/>
+                <w:i w:val="0"/>
+                <w:color w:val="EA580C"/>
+                <w:sz w:val="16"/>
+              </w:rPr>
+              <w:t>Moyenne</w:t>
+            </w:r>
+          </w:p>
+        </w:tc>
+        <w:tc>
+          <w:tcPr>
+            <w:tcW w:type="dxa" w:w="1247"/>
+          </w:tcPr>
+          <w:p>
+            <w:r>
+              <w:rPr>
+                <w:b/>
+                <w:i w:val="0"/>
+                <w:sz w:val="16"/>
+              </w:rPr>
+              <w:t>S02</w:t>
+              <w:br/>
+            </w:r>
+            <w:r>
+              <w:rPr>
+                <w:b w:val="0"/>
+                <w:i w:val="0"/>
+                <w:color w:val="64748B"/>
+                <w:sz w:val="14"/>
+              </w:rPr>
+              <w:t>Éducation</w:t>
+            </w:r>
+          </w:p>
+        </w:tc>
+        <w:tc>
+          <w:tcPr>
+            <w:tcW w:type="dxa" w:w="1531"/>
+          </w:tcPr>
+          <w:p>
+            <w:r>
+              <w:rPr>
+                <w:b/>
+                <w:i w:val="0"/>
+                <w:color w:val="16A34A"/>
+                <w:sz w:val="16"/>
+              </w:rPr>
+              <w:t>s01q23, s01q00b, s01q23_autre</w:t>
+            </w:r>
+          </w:p>
+        </w:tc>
+        <w:tc>
+          <w:tcPr>
+            <w:tcW w:type="dxa" w:w="1191"/>
+          </w:tcPr>
+          <w:p>
+            <w:r>
+              <w:rPr>
+                <w:b w:val="0"/>
+                <w:i w:val="0"/>
+                <w:color w:val="64748B"/>
+                <w:sz w:val="16"/>
+              </w:rPr>
+              <w:t>GT-CQ</w:t>
+            </w:r>
+          </w:p>
+        </w:tc>
+        <w:tc>
+          <w:tcPr>
+            <w:tcW w:type="dxa" w:w="4706"/>
+          </w:tcPr>
+          <w:p>
+            <w:r>
+              <w:rPr>
+                <w:b w:val="0"/>
+                <w:i w:val="0"/>
+                <w:sz w:val="17"/>
+              </w:rPr>
+              <w:t>Le domaine que mbacke diouf bénéficié de cette formation est phamacetie et semble exister dans les modalités, prière de prendre attache avec le QG pour plus d'explication afin de la classer bien.</w:t>
+            </w:r>
+          </w:p>
+        </w:tc>
+      </w:tr>
+      <w:tr>
+        <w:tc>
+          <w:tcPr>
+            <w:tcW w:type="dxa" w:w="964"/>
+          </w:tcPr>
+          <w:p>
+            <w:r>
+              <w:rPr>
+                <w:b/>
+                <w:i w:val="0"/>
+                <w:color w:val="EA580C"/>
+                <w:sz w:val="16"/>
+              </w:rPr>
+              <w:t>Moyenne</w:t>
+            </w:r>
+          </w:p>
+        </w:tc>
+        <w:tc>
+          <w:tcPr>
+            <w:tcW w:type="dxa" w:w="1247"/>
+          </w:tcPr>
+          <w:p>
+            <w:r>
+              <w:rPr>
+                <w:b/>
+                <w:i w:val="0"/>
+                <w:sz w:val="16"/>
+              </w:rPr>
+              <w:t>S02</w:t>
+              <w:br/>
+            </w:r>
+            <w:r>
+              <w:rPr>
+                <w:b w:val="0"/>
+                <w:i w:val="0"/>
+                <w:color w:val="64748B"/>
+                <w:sz w:val="14"/>
+              </w:rPr>
+              <w:t>Éducation</w:t>
+            </w:r>
+          </w:p>
+        </w:tc>
+        <w:tc>
+          <w:tcPr>
+            <w:tcW w:type="dxa" w:w="1531"/>
+          </w:tcPr>
+          <w:p>
+            <w:r>
+              <w:rPr>
+                <w:b/>
+                <w:i w:val="0"/>
+                <w:color w:val="16A34A"/>
+                <w:sz w:val="16"/>
+              </w:rPr>
+              <w:t>—</w:t>
+            </w:r>
+          </w:p>
+        </w:tc>
+        <w:tc>
+          <w:tcPr>
+            <w:tcW w:type="dxa" w:w="1191"/>
+          </w:tcPr>
+          <w:p>
+            <w:r>
+              <w:rPr>
+                <w:b w:val="0"/>
+                <w:i w:val="0"/>
+                <w:color w:val="64748B"/>
+                <w:sz w:val="16"/>
+              </w:rPr>
+              <w:t>GT-CQ</w:t>
+            </w:r>
+          </w:p>
+        </w:tc>
+        <w:tc>
+          <w:tcPr>
+            <w:tcW w:type="dxa" w:w="4706"/>
+          </w:tcPr>
+          <w:p>
+            <w:r>
+              <w:rPr>
+                <w:b w:val="0"/>
+                <w:i w:val="0"/>
+                <w:sz w:val="17"/>
+              </w:rPr>
+              <w:t>Prière de vous adresser à mbacke diouf pour avoir l'année exacte.</w:t>
+            </w:r>
+          </w:p>
+        </w:tc>
+      </w:tr>
+      <w:tr>
+        <w:tc>
+          <w:tcPr>
+            <w:tcW w:type="dxa" w:w="964"/>
+          </w:tcPr>
+          <w:p>
+            <w:r>
+              <w:rPr>
+                <w:b/>
+                <w:i w:val="0"/>
+                <w:color w:val="EA580C"/>
+                <w:sz w:val="16"/>
+              </w:rPr>
+              <w:t>Moyenne</w:t>
+            </w:r>
+          </w:p>
+        </w:tc>
+        <w:tc>
+          <w:tcPr>
+            <w:tcW w:type="dxa" w:w="1247"/>
+          </w:tcPr>
+          <w:p>
+            <w:r>
+              <w:rPr>
+                <w:b/>
+                <w:i w:val="0"/>
+                <w:sz w:val="16"/>
+              </w:rPr>
+              <w:t>S03</w:t>
+              <w:br/>
+            </w:r>
+            <w:r>
+              <w:rPr>
+                <w:b w:val="0"/>
+                <w:i w:val="0"/>
+                <w:color w:val="64748B"/>
+                <w:sz w:val="14"/>
+              </w:rPr>
+              <w:t>Santé</w:t>
+            </w:r>
+          </w:p>
+        </w:tc>
+        <w:tc>
+          <w:tcPr>
+            <w:tcW w:type="dxa" w:w="1531"/>
+          </w:tcPr>
+          <w:p>
+            <w:r>
+              <w:rPr>
+                <w:b/>
+                <w:i w:val="0"/>
+                <w:color w:val="16A34A"/>
+                <w:sz w:val="16"/>
+              </w:rPr>
+              <w:t>s01q41a, s02q20, s02q22, s03q07, s03q02, s01q00b, s03q02_autre</w:t>
+            </w:r>
+          </w:p>
+        </w:tc>
+        <w:tc>
+          <w:tcPr>
+            <w:tcW w:type="dxa" w:w="1191"/>
+          </w:tcPr>
+          <w:p>
+            <w:r>
+              <w:rPr>
+                <w:b w:val="0"/>
+                <w:i w:val="0"/>
+                <w:color w:val="64748B"/>
+                <w:sz w:val="16"/>
+              </w:rPr>
+              <w:t>GT-CQ</w:t>
+            </w:r>
+          </w:p>
+        </w:tc>
+        <w:tc>
+          <w:tcPr>
+            <w:tcW w:type="dxa" w:w="4706"/>
+          </w:tcPr>
+          <w:p>
+            <w:r>
+              <w:rPr>
+                <w:b w:val="0"/>
+                <w:i w:val="0"/>
+                <w:sz w:val="17"/>
+              </w:rPr>
+              <w:t>Le principal problème de santé que bineta diop a eu est hemoreide, prière de prendre attache avec le QG pour plus d'explication afin de le classer bien.</w:t>
+            </w:r>
+          </w:p>
+        </w:tc>
+      </w:tr>
+      <w:tr>
+        <w:tc>
+          <w:tcPr>
+            <w:tcW w:type="dxa" w:w="964"/>
+          </w:tcPr>
+          <w:p>
+            <w:r>
+              <w:rPr>
+                <w:b/>
+                <w:i w:val="0"/>
+                <w:color w:val="EA580C"/>
+                <w:sz w:val="16"/>
+              </w:rPr>
+              <w:t>Moyenne</w:t>
+            </w:r>
+          </w:p>
+        </w:tc>
+        <w:tc>
+          <w:tcPr>
+            <w:tcW w:type="dxa" w:w="1247"/>
+          </w:tcPr>
+          <w:p>
+            <w:r>
+              <w:rPr>
+                <w:b/>
+                <w:i w:val="0"/>
+                <w:sz w:val="16"/>
+              </w:rPr>
+              <w:t>S04</w:t>
+              <w:br/>
+            </w:r>
+            <w:r>
+              <w:rPr>
+                <w:b w:val="0"/>
+                <w:i w:val="0"/>
+                <w:color w:val="64748B"/>
+                <w:sz w:val="14"/>
+              </w:rPr>
+              <w:t>Emploi</w:t>
+            </w:r>
+          </w:p>
+        </w:tc>
+        <w:tc>
+          <w:tcPr>
+            <w:tcW w:type="dxa" w:w="1531"/>
+          </w:tcPr>
+          <w:p>
+            <w:r>
+              <w:rPr>
+                <w:b/>
+                <w:i w:val="0"/>
+                <w:color w:val="16A34A"/>
+                <w:sz w:val="16"/>
+              </w:rPr>
+              <w:t>s04q01, s04q02, s04q03, s04q04, s04q05, s04q06, s04q07, s04q08</w:t>
+            </w:r>
+          </w:p>
+        </w:tc>
+        <w:tc>
+          <w:tcPr>
+            <w:tcW w:type="dxa" w:w="1191"/>
+          </w:tcPr>
+          <w:p>
+            <w:r>
+              <w:rPr>
+                <w:b w:val="0"/>
+                <w:i w:val="0"/>
+                <w:color w:val="64748B"/>
+                <w:sz w:val="16"/>
+              </w:rPr>
+              <w:t>GT-CQ</w:t>
+            </w:r>
+          </w:p>
+        </w:tc>
+        <w:tc>
+          <w:tcPr>
+            <w:tcW w:type="dxa" w:w="4706"/>
+          </w:tcPr>
+          <w:p>
+            <w:r>
+              <w:rPr>
+                <w:b w:val="0"/>
+                <w:i w:val="0"/>
+                <w:sz w:val="17"/>
+              </w:rPr>
+              <w:t>pour bineta diop semble très élevés, prière de corriger ou confirmer avec le QG (s04q01 s04q02 s04q03 s04q04 s04q05 s04q06 s04q07 s04q08).</w:t>
+            </w:r>
+          </w:p>
+        </w:tc>
+      </w:tr>
+      <w:tr>
+        <w:tc>
+          <w:tcPr>
+            <w:tcW w:type="dxa" w:w="964"/>
+          </w:tcPr>
+          <w:p>
+            <w:r>
+              <w:rPr>
+                <w:b/>
+                <w:i w:val="0"/>
+                <w:color w:val="EA580C"/>
+                <w:sz w:val="16"/>
+              </w:rPr>
+              <w:t>Moyenne</w:t>
+            </w:r>
+          </w:p>
+        </w:tc>
+        <w:tc>
+          <w:tcPr>
+            <w:tcW w:type="dxa" w:w="1247"/>
+          </w:tcPr>
+          <w:p>
+            <w:r>
+              <w:rPr>
+                <w:b/>
+                <w:i w:val="0"/>
+                <w:sz w:val="16"/>
+              </w:rPr>
+              <w:t>S04</w:t>
+              <w:br/>
+            </w:r>
+            <w:r>
+              <w:rPr>
+                <w:b w:val="0"/>
+                <w:i w:val="0"/>
+                <w:color w:val="64748B"/>
+                <w:sz w:val="14"/>
+              </w:rPr>
+              <w:t>Emploi</w:t>
+            </w:r>
+          </w:p>
+        </w:tc>
+        <w:tc>
+          <w:tcPr>
+            <w:tcW w:type="dxa" w:w="1531"/>
+          </w:tcPr>
+          <w:p>
+            <w:r>
+              <w:rPr>
+                <w:b/>
+                <w:i w:val="0"/>
+                <w:color w:val="16A34A"/>
+                <w:sz w:val="16"/>
+              </w:rPr>
+              <w:t>—</w:t>
+            </w:r>
+          </w:p>
+        </w:tc>
+        <w:tc>
+          <w:tcPr>
+            <w:tcW w:type="dxa" w:w="1191"/>
+          </w:tcPr>
+          <w:p>
+            <w:r>
+              <w:rPr>
+                <w:b w:val="0"/>
+                <w:i w:val="0"/>
+                <w:color w:val="64748B"/>
+                <w:sz w:val="16"/>
+              </w:rPr>
+              <w:t>GT-CQ</w:t>
+            </w:r>
+          </w:p>
+        </w:tc>
+        <w:tc>
+          <w:tcPr>
+            <w:tcW w:type="dxa" w:w="4706"/>
+          </w:tcPr>
+          <w:p>
+            <w:r>
+              <w:rPr>
+                <w:b w:val="0"/>
+                <w:i w:val="0"/>
+                <w:sz w:val="17"/>
+              </w:rPr>
+              <w:t>Attention ! Le nombre de jours (6 jours) que mbacke diouf a travaillés par mois semble être inférieur à 15.</w:t>
+            </w:r>
+          </w:p>
+        </w:tc>
+      </w:tr>
+      <w:tr>
+        <w:tc>
+          <w:tcPr>
+            <w:tcW w:type="dxa" w:w="964"/>
+          </w:tcPr>
+          <w:p>
+            <w:r>
+              <w:rPr>
+                <w:b/>
+                <w:i w:val="0"/>
+                <w:color w:val="EA580C"/>
+                <w:sz w:val="16"/>
+              </w:rPr>
+              <w:t>Moyenne</w:t>
+            </w:r>
+          </w:p>
+        </w:tc>
+        <w:tc>
+          <w:tcPr>
+            <w:tcW w:type="dxa" w:w="1247"/>
+          </w:tcPr>
+          <w:p>
+            <w:r>
+              <w:rPr>
+                <w:b/>
+                <w:i w:val="0"/>
+                <w:sz w:val="16"/>
+              </w:rPr>
+              <w:t>S04</w:t>
+              <w:br/>
+            </w:r>
+            <w:r>
+              <w:rPr>
+                <w:b w:val="0"/>
+                <w:i w:val="0"/>
+                <w:color w:val="64748B"/>
+                <w:sz w:val="14"/>
+              </w:rPr>
+              <w:t>Emploi</w:t>
+            </w:r>
+          </w:p>
+        </w:tc>
+        <w:tc>
+          <w:tcPr>
+            <w:tcW w:type="dxa" w:w="1531"/>
+          </w:tcPr>
+          <w:p>
+            <w:r>
+              <w:rPr>
+                <w:b/>
+                <w:i w:val="0"/>
+                <w:color w:val="16A34A"/>
+                <w:sz w:val="16"/>
+              </w:rPr>
+              <w:t>—</w:t>
+            </w:r>
+          </w:p>
+        </w:tc>
+        <w:tc>
+          <w:tcPr>
+            <w:tcW w:type="dxa" w:w="1191"/>
+          </w:tcPr>
+          <w:p>
+            <w:r>
+              <w:rPr>
+                <w:b w:val="0"/>
+                <w:i w:val="0"/>
+                <w:color w:val="64748B"/>
+                <w:sz w:val="16"/>
+              </w:rPr>
+              <w:t>GT-CQ</w:t>
+            </w:r>
+          </w:p>
+        </w:tc>
+        <w:tc>
+          <w:tcPr>
+            <w:tcW w:type="dxa" w:w="4706"/>
+          </w:tcPr>
+          <w:p>
+            <w:r>
+              <w:rPr>
+                <w:b w:val="0"/>
+                <w:i w:val="0"/>
+                <w:sz w:val="17"/>
+              </w:rPr>
+              <w:t>Veuillez, s'il vous plaît, confirmer cette information.</w:t>
+            </w:r>
+          </w:p>
+        </w:tc>
+      </w:tr>
+      <w:tr>
+        <w:tc>
+          <w:tcPr>
+            <w:tcW w:type="dxa" w:w="964"/>
+          </w:tcPr>
+          <w:p>
+            <w:r>
+              <w:rPr>
+                <w:b/>
+                <w:i w:val="0"/>
+                <w:color w:val="EA580C"/>
+                <w:sz w:val="16"/>
+              </w:rPr>
+              <w:t>Moyenne</w:t>
+            </w:r>
+          </w:p>
+        </w:tc>
+        <w:tc>
+          <w:tcPr>
+            <w:tcW w:type="dxa" w:w="1247"/>
+          </w:tcPr>
+          <w:p>
+            <w:r>
+              <w:rPr>
+                <w:b/>
+                <w:i w:val="0"/>
+                <w:sz w:val="16"/>
+              </w:rPr>
+              <w:t>S04</w:t>
+              <w:br/>
+            </w:r>
+            <w:r>
+              <w:rPr>
+                <w:b w:val="0"/>
+                <w:i w:val="0"/>
+                <w:color w:val="64748B"/>
+                <w:sz w:val="14"/>
+              </w:rPr>
+              <w:t>Emploi</w:t>
+            </w:r>
+          </w:p>
+        </w:tc>
+        <w:tc>
+          <w:tcPr>
+            <w:tcW w:type="dxa" w:w="1531"/>
+          </w:tcPr>
+          <w:p>
+            <w:r>
+              <w:rPr>
+                <w:b/>
+                <w:i w:val="0"/>
+                <w:color w:val="16A34A"/>
+                <w:sz w:val="16"/>
+              </w:rPr>
+              <w:t>—</w:t>
+            </w:r>
+          </w:p>
+        </w:tc>
+        <w:tc>
+          <w:tcPr>
+            <w:tcW w:type="dxa" w:w="1191"/>
+          </w:tcPr>
+          <w:p>
+            <w:r>
+              <w:rPr>
+                <w:b w:val="0"/>
+                <w:i w:val="0"/>
+                <w:color w:val="64748B"/>
+                <w:sz w:val="16"/>
+              </w:rPr>
+              <w:t>GT-CQ</w:t>
+            </w:r>
+          </w:p>
+        </w:tc>
+        <w:tc>
+          <w:tcPr>
+            <w:tcW w:type="dxa" w:w="4706"/>
+          </w:tcPr>
+          <w:p>
+            <w:r>
+              <w:rPr>
+                <w:b w:val="0"/>
+                <w:i w:val="0"/>
+                <w:sz w:val="17"/>
+              </w:rPr>
+              <w:t>Attention ! Le nombre de jours (7 jours) que alima ndiaye a travaillés par mois semble être inférieur à 15.</w:t>
+            </w:r>
+          </w:p>
+        </w:tc>
+      </w:tr>
+      <w:tr>
+        <w:tc>
+          <w:tcPr>
+            <w:tcW w:type="dxa" w:w="964"/>
+          </w:tcPr>
+          <w:p>
+            <w:r>
+              <w:rPr>
+                <w:b/>
+                <w:i w:val="0"/>
+                <w:color w:val="EA580C"/>
+                <w:sz w:val="16"/>
+              </w:rPr>
+              <w:t>Moyenne</w:t>
+            </w:r>
+          </w:p>
+        </w:tc>
+        <w:tc>
+          <w:tcPr>
+            <w:tcW w:type="dxa" w:w="1247"/>
+          </w:tcPr>
+          <w:p>
+            <w:r>
+              <w:rPr>
+                <w:b/>
+                <w:i w:val="0"/>
+                <w:sz w:val="16"/>
+              </w:rPr>
+              <w:t>S04</w:t>
+              <w:br/>
+            </w:r>
+            <w:r>
+              <w:rPr>
+                <w:b w:val="0"/>
+                <w:i w:val="0"/>
+                <w:color w:val="64748B"/>
+                <w:sz w:val="14"/>
+              </w:rPr>
+              <w:t>Emploi</w:t>
+            </w:r>
+          </w:p>
+        </w:tc>
+        <w:tc>
+          <w:tcPr>
+            <w:tcW w:type="dxa" w:w="1531"/>
+          </w:tcPr>
+          <w:p>
+            <w:r>
+              <w:rPr>
+                <w:b/>
+                <w:i w:val="0"/>
+                <w:color w:val="16A34A"/>
+                <w:sz w:val="16"/>
+              </w:rPr>
+              <w:t>—</w:t>
+            </w:r>
+          </w:p>
+        </w:tc>
+        <w:tc>
+          <w:tcPr>
+            <w:tcW w:type="dxa" w:w="1191"/>
+          </w:tcPr>
+          <w:p>
+            <w:r>
+              <w:rPr>
+                <w:b w:val="0"/>
+                <w:i w:val="0"/>
+                <w:color w:val="64748B"/>
+                <w:sz w:val="16"/>
+              </w:rPr>
+              <w:t>GT-CQ</w:t>
+            </w:r>
+          </w:p>
+        </w:tc>
+        <w:tc>
+          <w:tcPr>
+            <w:tcW w:type="dxa" w:w="4706"/>
+          </w:tcPr>
+          <w:p>
+            <w:r>
+              <w:rPr>
+                <w:b w:val="0"/>
+                <w:i w:val="0"/>
+                <w:sz w:val="17"/>
+              </w:rPr>
+              <w:t>Attention ! Le nombre de jours (7 jours) que ndeye absa diop a travaillés par mois semble être inférieur à 15.</w:t>
+            </w:r>
+          </w:p>
+        </w:tc>
+      </w:tr>
+      <w:tr>
+        <w:tc>
+          <w:tcPr>
+            <w:tcW w:type="dxa" w:w="964"/>
+          </w:tcPr>
+          <w:p>
+            <w:r>
+              <w:rPr>
+                <w:b/>
+                <w:i w:val="0"/>
+                <w:color w:val="EA580C"/>
+                <w:sz w:val="16"/>
+              </w:rPr>
+              <w:t>Moyenne</w:t>
+            </w:r>
+          </w:p>
+        </w:tc>
+        <w:tc>
+          <w:tcPr>
+            <w:tcW w:type="dxa" w:w="1247"/>
+          </w:tcPr>
+          <w:p>
+            <w:r>
+              <w:rPr>
+                <w:b/>
+                <w:i w:val="0"/>
+                <w:sz w:val="16"/>
+              </w:rPr>
+              <w:t>S07</w:t>
+              <w:br/>
+            </w:r>
+            <w:r>
+              <w:rPr>
+                <w:b w:val="0"/>
+                <w:i w:val="0"/>
+                <w:color w:val="64748B"/>
+                <w:sz w:val="14"/>
+              </w:rPr>
+              <w:t>Consommation alimentaire</w:t>
+            </w:r>
+          </w:p>
+        </w:tc>
+        <w:tc>
+          <w:tcPr>
+            <w:tcW w:type="dxa" w:w="1531"/>
+          </w:tcPr>
+          <w:p>
+            <w:r>
+              <w:rPr>
+                <w:b/>
+                <w:i w:val="0"/>
+                <w:color w:val="16A34A"/>
+                <w:sz w:val="16"/>
+              </w:rPr>
+              <w:t>—</w:t>
+            </w:r>
+          </w:p>
+        </w:tc>
+        <w:tc>
+          <w:tcPr>
+            <w:tcW w:type="dxa" w:w="1191"/>
+          </w:tcPr>
+          <w:p>
+            <w:r>
+              <w:rPr>
+                <w:b w:val="0"/>
+                <w:i w:val="0"/>
+                <w:color w:val="64748B"/>
+                <w:sz w:val="16"/>
+              </w:rPr>
+              <w:t>GT-CQ</w:t>
+            </w:r>
+          </w:p>
+        </w:tc>
+        <w:tc>
+          <w:tcPr>
+            <w:tcW w:type="dxa" w:w="4706"/>
+          </w:tcPr>
+          <w:p>
+            <w:r>
+              <w:rPr>
+                <w:b w:val="0"/>
+                <w:i w:val="0"/>
+                <w:sz w:val="17"/>
+              </w:rPr>
+              <w:t>Attention ! La dépense du répas pris à l'extérieur de ndeye khady diop (3000 Fcfa) au cours de 7 derniers jours est relativement élevé.</w:t>
+            </w:r>
+          </w:p>
+        </w:tc>
+      </w:tr>
+      <w:tr>
+        <w:tc>
+          <w:tcPr>
+            <w:tcW w:type="dxa" w:w="964"/>
+          </w:tcPr>
+          <w:p>
+            <w:r>
+              <w:rPr>
+                <w:b/>
+                <w:i w:val="0"/>
+                <w:color w:val="EA580C"/>
+                <w:sz w:val="16"/>
+              </w:rPr>
+              <w:t>Moyenne</w:t>
+            </w:r>
+          </w:p>
+        </w:tc>
+        <w:tc>
+          <w:tcPr>
+            <w:tcW w:type="dxa" w:w="1247"/>
+          </w:tcPr>
+          <w:p>
+            <w:r>
+              <w:rPr>
+                <w:b/>
+                <w:i w:val="0"/>
+                <w:sz w:val="16"/>
+              </w:rPr>
+              <w:t>S07</w:t>
+              <w:br/>
+            </w:r>
+            <w:r>
+              <w:rPr>
+                <w:b w:val="0"/>
+                <w:i w:val="0"/>
+                <w:color w:val="64748B"/>
+                <w:sz w:val="14"/>
+              </w:rPr>
+              <w:t>Consommation alimentaire</w:t>
+            </w:r>
+          </w:p>
+        </w:tc>
+        <w:tc>
+          <w:tcPr>
+            <w:tcW w:type="dxa" w:w="1531"/>
+          </w:tcPr>
+          <w:p>
+            <w:r>
+              <w:rPr>
+                <w:b/>
+                <w:i w:val="0"/>
+                <w:color w:val="16A34A"/>
+                <w:sz w:val="16"/>
+              </w:rPr>
+              <w:t>—</w:t>
+            </w:r>
+          </w:p>
+        </w:tc>
+        <w:tc>
+          <w:tcPr>
+            <w:tcW w:type="dxa" w:w="1191"/>
+          </w:tcPr>
+          <w:p>
+            <w:r>
+              <w:rPr>
+                <w:b w:val="0"/>
+                <w:i w:val="0"/>
+                <w:color w:val="64748B"/>
+                <w:sz w:val="16"/>
+              </w:rPr>
+              <w:t>GT-CQ</w:t>
+            </w:r>
+          </w:p>
+        </w:tc>
+        <w:tc>
+          <w:tcPr>
+            <w:tcW w:type="dxa" w:w="4706"/>
+          </w:tcPr>
+          <w:p>
+            <w:r>
+              <w:rPr>
+                <w:b w:val="0"/>
+                <w:i w:val="0"/>
+                <w:sz w:val="17"/>
+              </w:rPr>
+              <w:t>Prière de corriger ou de confirmer avec le QG.</w:t>
+            </w:r>
+          </w:p>
+        </w:tc>
+      </w:tr>
+      <w:tr>
+        <w:tc>
+          <w:tcPr>
+            <w:tcW w:type="dxa" w:w="964"/>
+          </w:tcPr>
+          <w:p>
+            <w:r>
+              <w:rPr>
+                <w:b/>
+                <w:i w:val="0"/>
+                <w:color w:val="EA580C"/>
+                <w:sz w:val="16"/>
+              </w:rPr>
+              <w:t>Moyenne</w:t>
+            </w:r>
+          </w:p>
+        </w:tc>
+        <w:tc>
+          <w:tcPr>
+            <w:tcW w:type="dxa" w:w="1247"/>
+          </w:tcPr>
+          <w:p>
+            <w:r>
+              <w:rPr>
+                <w:b/>
+                <w:i w:val="0"/>
+                <w:sz w:val="16"/>
+              </w:rPr>
+              <w:t>S07</w:t>
+              <w:br/>
+            </w:r>
+            <w:r>
+              <w:rPr>
+                <w:b w:val="0"/>
+                <w:i w:val="0"/>
+                <w:color w:val="64748B"/>
+                <w:sz w:val="14"/>
+              </w:rPr>
+              <w:t>Consommation alimentaire</w:t>
+            </w:r>
+          </w:p>
+        </w:tc>
+        <w:tc>
+          <w:tcPr>
+            <w:tcW w:type="dxa" w:w="1531"/>
+          </w:tcPr>
+          <w:p>
+            <w:r>
+              <w:rPr>
+                <w:b/>
+                <w:i w:val="0"/>
+                <w:color w:val="16A34A"/>
+                <w:sz w:val="16"/>
+              </w:rPr>
+              <w:t>—</w:t>
+            </w:r>
+          </w:p>
+        </w:tc>
+        <w:tc>
+          <w:tcPr>
+            <w:tcW w:type="dxa" w:w="1191"/>
+          </w:tcPr>
+          <w:p>
+            <w:r>
+              <w:rPr>
+                <w:b w:val="0"/>
+                <w:i w:val="0"/>
+                <w:color w:val="64748B"/>
+                <w:sz w:val="16"/>
+              </w:rPr>
+              <w:t>GT-CQ</w:t>
+            </w:r>
+          </w:p>
+        </w:tc>
+        <w:tc>
+          <w:tcPr>
+            <w:tcW w:type="dxa" w:w="4706"/>
+          </w:tcPr>
+          <w:p>
+            <w:r>
+              <w:rPr>
+                <w:b w:val="0"/>
+                <w:i w:val="0"/>
+                <w:sz w:val="17"/>
+              </w:rPr>
+              <w:t>Attention ! Le prix unitaire d'achat (150 Fcfa) de Pain moderne en miche (Moyen) est relativement faible par rapport aux autres prix observés dans cette zone.</w:t>
+            </w:r>
+          </w:p>
+        </w:tc>
+      </w:tr>
+      <w:tr>
+        <w:tc>
+          <w:tcPr>
+            <w:tcW w:type="dxa" w:w="964"/>
+          </w:tcPr>
+          <w:p>
+            <w:r>
+              <w:rPr>
+                <w:b/>
+                <w:i w:val="0"/>
+                <w:color w:val="EA580C"/>
+                <w:sz w:val="16"/>
+              </w:rPr>
+              <w:t>Moyenne</w:t>
+            </w:r>
+          </w:p>
+        </w:tc>
+        <w:tc>
+          <w:tcPr>
+            <w:tcW w:type="dxa" w:w="1247"/>
+          </w:tcPr>
+          <w:p>
+            <w:r>
+              <w:rPr>
+                <w:b/>
+                <w:i w:val="0"/>
+                <w:sz w:val="16"/>
+              </w:rPr>
+              <w:t>S07</w:t>
+              <w:br/>
+            </w:r>
+            <w:r>
+              <w:rPr>
+                <w:b w:val="0"/>
+                <w:i w:val="0"/>
+                <w:color w:val="64748B"/>
+                <w:sz w:val="14"/>
+              </w:rPr>
+              <w:t>Consommation alimentaire</w:t>
+            </w:r>
+          </w:p>
+        </w:tc>
+        <w:tc>
+          <w:tcPr>
+            <w:tcW w:type="dxa" w:w="1531"/>
+          </w:tcPr>
+          <w:p>
+            <w:r>
+              <w:rPr>
+                <w:b/>
+                <w:i w:val="0"/>
+                <w:color w:val="16A34A"/>
+                <w:sz w:val="16"/>
+              </w:rPr>
+              <w:t>—</w:t>
+            </w:r>
+          </w:p>
+        </w:tc>
+        <w:tc>
+          <w:tcPr>
+            <w:tcW w:type="dxa" w:w="1191"/>
+          </w:tcPr>
+          <w:p>
+            <w:r>
+              <w:rPr>
+                <w:b w:val="0"/>
+                <w:i w:val="0"/>
+                <w:color w:val="64748B"/>
+                <w:sz w:val="16"/>
+              </w:rPr>
+              <w:t>GT-CQ</w:t>
+            </w:r>
+          </w:p>
+        </w:tc>
+        <w:tc>
+          <w:tcPr>
+            <w:tcW w:type="dxa" w:w="4706"/>
+          </w:tcPr>
+          <w:p>
+            <w:r>
+              <w:rPr>
+                <w:b w:val="0"/>
+                <w:i w:val="0"/>
+                <w:sz w:val="17"/>
+              </w:rPr>
+              <w:t>Prière de corriger ou de confirmer avec le QG.</w:t>
+            </w:r>
+          </w:p>
+        </w:tc>
+      </w:tr>
+      <w:tr>
+        <w:tc>
+          <w:tcPr>
+            <w:tcW w:type="dxa" w:w="964"/>
+          </w:tcPr>
+          <w:p>
+            <w:r>
+              <w:rPr>
+                <w:b/>
+                <w:i w:val="0"/>
+                <w:color w:val="EA580C"/>
+                <w:sz w:val="16"/>
+              </w:rPr>
+              <w:t>Moyenne</w:t>
+            </w:r>
+          </w:p>
+        </w:tc>
+        <w:tc>
+          <w:tcPr>
+            <w:tcW w:type="dxa" w:w="1247"/>
+          </w:tcPr>
+          <w:p>
+            <w:r>
+              <w:rPr>
+                <w:b/>
+                <w:i w:val="0"/>
+                <w:sz w:val="16"/>
+              </w:rPr>
+              <w:t>S07</w:t>
+              <w:br/>
+            </w:r>
+            <w:r>
+              <w:rPr>
+                <w:b w:val="0"/>
+                <w:i w:val="0"/>
+                <w:color w:val="64748B"/>
+                <w:sz w:val="14"/>
+              </w:rPr>
+              <w:t>Consommation alimentaire</w:t>
+            </w:r>
+          </w:p>
+        </w:tc>
+        <w:tc>
+          <w:tcPr>
+            <w:tcW w:type="dxa" w:w="1531"/>
+          </w:tcPr>
+          <w:p>
+            <w:r>
+              <w:rPr>
+                <w:b/>
+                <w:i w:val="0"/>
+                <w:color w:val="16A34A"/>
+                <w:sz w:val="16"/>
+              </w:rPr>
+              <w:t>s07bq07a, s07bq07b, s07bq07c, s07bq08</w:t>
+            </w:r>
+          </w:p>
+        </w:tc>
+        <w:tc>
+          <w:tcPr>
+            <w:tcW w:type="dxa" w:w="1191"/>
+          </w:tcPr>
+          <w:p>
+            <w:r>
+              <w:rPr>
+                <w:b w:val="0"/>
+                <w:i w:val="0"/>
+                <w:color w:val="64748B"/>
+                <w:sz w:val="16"/>
+              </w:rPr>
+              <w:t>GT-CQ</w:t>
+            </w:r>
+          </w:p>
+        </w:tc>
+        <w:tc>
+          <w:tcPr>
+            <w:tcW w:type="dxa" w:w="4706"/>
+          </w:tcPr>
+          <w:p>
+            <w:r>
+              <w:rPr>
+                <w:b w:val="0"/>
+                <w:i w:val="0"/>
+                <w:sz w:val="17"/>
+              </w:rPr>
+              <w:t>Le prix d'achat unitaire (150 Fcfa) de Sel en Kg de taille  taille unique  est très faible, prière de regarder les reponses prises dans les questions s07bq07a s07bq07b s07bq07c s07bq08 pour mieux corriger.</w:t>
+            </w:r>
+          </w:p>
+        </w:tc>
+      </w:tr>
+      <w:tr>
+        <w:tc>
+          <w:tcPr>
+            <w:tcW w:type="dxa" w:w="964"/>
+          </w:tcPr>
+          <w:p>
+            <w:r>
+              <w:rPr>
+                <w:b/>
+                <w:i w:val="0"/>
+                <w:color w:val="EA580C"/>
+                <w:sz w:val="16"/>
+              </w:rPr>
+              <w:t>Moyenne</w:t>
+            </w:r>
+          </w:p>
+        </w:tc>
+        <w:tc>
+          <w:tcPr>
+            <w:tcW w:type="dxa" w:w="1247"/>
+          </w:tcPr>
+          <w:p>
+            <w:r>
+              <w:rPr>
+                <w:b/>
+                <w:i w:val="0"/>
+                <w:sz w:val="16"/>
+              </w:rPr>
+              <w:t>S07</w:t>
+              <w:br/>
+            </w:r>
+            <w:r>
+              <w:rPr>
+                <w:b w:val="0"/>
+                <w:i w:val="0"/>
+                <w:color w:val="64748B"/>
+                <w:sz w:val="14"/>
+              </w:rPr>
+              <w:t>Consommation alimentaire</w:t>
+            </w:r>
+          </w:p>
+        </w:tc>
+        <w:tc>
+          <w:tcPr>
+            <w:tcW w:type="dxa" w:w="1531"/>
+          </w:tcPr>
+          <w:p>
+            <w:r>
+              <w:rPr>
+                <w:b/>
+                <w:i w:val="0"/>
+                <w:color w:val="16A34A"/>
+                <w:sz w:val="16"/>
+              </w:rPr>
+              <w:t>s02q10, s06q13, s06q14, s06q15a, s07bq01, s07bq03b, s07bq03b1, s07bq03c1</w:t>
+            </w:r>
+          </w:p>
+        </w:tc>
+        <w:tc>
+          <w:tcPr>
+            <w:tcW w:type="dxa" w:w="1191"/>
+          </w:tcPr>
+          <w:p>
+            <w:r>
+              <w:rPr>
+                <w:b w:val="0"/>
+                <w:i w:val="0"/>
+                <w:color w:val="64748B"/>
+                <w:sz w:val="16"/>
+              </w:rPr>
+              <w:t>GT-CQ</w:t>
+            </w:r>
+          </w:p>
+        </w:tc>
+        <w:tc>
+          <w:tcPr>
+            <w:tcW w:type="dxa" w:w="4706"/>
+          </w:tcPr>
+          <w:p>
+            <w:r>
+              <w:rPr>
+                <w:b w:val="0"/>
+                <w:i w:val="0"/>
+                <w:sz w:val="17"/>
+              </w:rPr>
+              <w:t>Difficile de consommer le Sel en Kg taille unique prière de verifier.</w:t>
+            </w:r>
+          </w:p>
+        </w:tc>
+      </w:tr>
+      <w:tr>
+        <w:tc>
+          <w:tcPr>
+            <w:tcW w:type="dxa" w:w="964"/>
+          </w:tcPr>
+          <w:p>
+            <w:r>
+              <w:rPr>
+                <w:b/>
+                <w:i w:val="0"/>
+                <w:color w:val="EA580C"/>
+                <w:sz w:val="16"/>
+              </w:rPr>
+              <w:t>Moyenne</w:t>
+            </w:r>
+          </w:p>
+        </w:tc>
+        <w:tc>
+          <w:tcPr>
+            <w:tcW w:type="dxa" w:w="1247"/>
+          </w:tcPr>
+          <w:p>
+            <w:r>
+              <w:rPr>
+                <w:b/>
+                <w:i w:val="0"/>
+                <w:sz w:val="16"/>
+              </w:rPr>
+              <w:t>S07</w:t>
+              <w:br/>
+            </w:r>
+            <w:r>
+              <w:rPr>
+                <w:b w:val="0"/>
+                <w:i w:val="0"/>
+                <w:color w:val="64748B"/>
+                <w:sz w:val="14"/>
+              </w:rPr>
+              <w:t>Consommation alimentaire</w:t>
+            </w:r>
+          </w:p>
+        </w:tc>
+        <w:tc>
+          <w:tcPr>
+            <w:tcW w:type="dxa" w:w="1531"/>
+          </w:tcPr>
+          <w:p>
+            <w:r>
+              <w:rPr>
+                <w:b/>
+                <w:i w:val="0"/>
+                <w:color w:val="16A34A"/>
+                <w:sz w:val="16"/>
+              </w:rPr>
+              <w:t>s07bq07a, s07bq07b, s07bq07c, s07bq08</w:t>
+            </w:r>
+          </w:p>
+        </w:tc>
+        <w:tc>
+          <w:tcPr>
+            <w:tcW w:type="dxa" w:w="1191"/>
+          </w:tcPr>
+          <w:p>
+            <w:r>
+              <w:rPr>
+                <w:b w:val="0"/>
+                <w:i w:val="0"/>
+                <w:color w:val="64748B"/>
+                <w:sz w:val="16"/>
+              </w:rPr>
+              <w:t>GT-CQ</w:t>
+            </w:r>
+          </w:p>
+        </w:tc>
+        <w:tc>
+          <w:tcPr>
+            <w:tcW w:type="dxa" w:w="4706"/>
+          </w:tcPr>
+          <w:p>
+            <w:r>
+              <w:rPr>
+                <w:b w:val="0"/>
+                <w:i w:val="0"/>
+                <w:sz w:val="17"/>
+              </w:rPr>
+              <w:t>Le prix d'achat unitaire (200 Fcfa) de Patate douce en Kg de taille  taille unique  est très faible, prière de regarder les reponses prises dans les questions s07bq07a s07bq07b s07bq07c s07bq08 pour mieux corriger.</w:t>
+            </w:r>
+          </w:p>
+        </w:tc>
+      </w:tr>
+      <w:tr>
+        <w:tc>
+          <w:tcPr>
+            <w:tcW w:type="dxa" w:w="964"/>
+          </w:tcPr>
+          <w:p>
+            <w:r>
+              <w:rPr>
+                <w:b/>
+                <w:i w:val="0"/>
+                <w:color w:val="EA580C"/>
+                <w:sz w:val="16"/>
+              </w:rPr>
+              <w:t>Moyenne</w:t>
+            </w:r>
+          </w:p>
+        </w:tc>
+        <w:tc>
+          <w:tcPr>
+            <w:tcW w:type="dxa" w:w="1247"/>
+          </w:tcPr>
+          <w:p>
+            <w:r>
+              <w:rPr>
+                <w:b/>
+                <w:i w:val="0"/>
+                <w:sz w:val="16"/>
+              </w:rPr>
+              <w:t>S09</w:t>
+              <w:br/>
+            </w:r>
+            <w:r>
+              <w:rPr>
+                <w:b w:val="0"/>
+                <w:i w:val="0"/>
+                <w:color w:val="64748B"/>
+                <w:sz w:val="14"/>
+              </w:rPr>
+              <w:t>Dépenses non alimentaires</w:t>
+            </w:r>
+          </w:p>
+        </w:tc>
+        <w:tc>
+          <w:tcPr>
+            <w:tcW w:type="dxa" w:w="1531"/>
+          </w:tcPr>
+          <w:p>
+            <w:r>
+              <w:rPr>
+                <w:b/>
+                <w:i w:val="0"/>
+                <w:color w:val="16A34A"/>
+                <w:sz w:val="16"/>
+              </w:rPr>
+              <w:t>—</w:t>
+            </w:r>
+          </w:p>
+        </w:tc>
+        <w:tc>
+          <w:tcPr>
+            <w:tcW w:type="dxa" w:w="1191"/>
+          </w:tcPr>
+          <w:p>
+            <w:r>
+              <w:rPr>
+                <w:b w:val="0"/>
+                <w:i w:val="0"/>
+                <w:color w:val="64748B"/>
+                <w:sz w:val="16"/>
+              </w:rPr>
+              <w:t>GT-CQ</w:t>
+            </w:r>
+          </w:p>
+        </w:tc>
+        <w:tc>
+          <w:tcPr>
+            <w:tcW w:type="dxa" w:w="4706"/>
+          </w:tcPr>
+          <w:p>
+            <w:r>
+              <w:rPr>
+                <w:b w:val="0"/>
+                <w:i w:val="0"/>
+                <w:sz w:val="17"/>
+              </w:rPr>
+              <w:t>Peu plausible! le montant de la dépense (50 Fcfa) pour Transport urbain en bus semble faible.</w:t>
+            </w:r>
+          </w:p>
+        </w:tc>
+      </w:tr>
+      <w:tr>
+        <w:tc>
+          <w:tcPr>
+            <w:tcW w:type="dxa" w:w="964"/>
+          </w:tcPr>
+          <w:p>
+            <w:r>
+              <w:rPr>
+                <w:b/>
+                <w:i w:val="0"/>
+                <w:color w:val="EA580C"/>
+                <w:sz w:val="16"/>
+              </w:rPr>
+              <w:t>Moyenne</w:t>
+            </w:r>
+          </w:p>
+        </w:tc>
+        <w:tc>
+          <w:tcPr>
+            <w:tcW w:type="dxa" w:w="1247"/>
+          </w:tcPr>
+          <w:p>
+            <w:r>
+              <w:rPr>
+                <w:b/>
+                <w:i w:val="0"/>
+                <w:sz w:val="16"/>
+              </w:rPr>
+              <w:t>S09</w:t>
+              <w:br/>
+            </w:r>
+            <w:r>
+              <w:rPr>
+                <w:b w:val="0"/>
+                <w:i w:val="0"/>
+                <w:color w:val="64748B"/>
+                <w:sz w:val="14"/>
+              </w:rPr>
+              <w:t>Dépenses non alimentaires</w:t>
+            </w:r>
+          </w:p>
+        </w:tc>
+        <w:tc>
+          <w:tcPr>
+            <w:tcW w:type="dxa" w:w="1531"/>
+          </w:tcPr>
+          <w:p>
+            <w:r>
+              <w:rPr>
+                <w:b/>
+                <w:i w:val="0"/>
+                <w:color w:val="16A34A"/>
+                <w:sz w:val="16"/>
+              </w:rPr>
+              <w:t>—</w:t>
+            </w:r>
+          </w:p>
+        </w:tc>
+        <w:tc>
+          <w:tcPr>
+            <w:tcW w:type="dxa" w:w="1191"/>
+          </w:tcPr>
+          <w:p>
+            <w:r>
+              <w:rPr>
+                <w:b w:val="0"/>
+                <w:i w:val="0"/>
+                <w:color w:val="64748B"/>
+                <w:sz w:val="16"/>
+              </w:rPr>
+              <w:t>GT-CQ</w:t>
+            </w:r>
+          </w:p>
+        </w:tc>
+        <w:tc>
+          <w:tcPr>
+            <w:tcW w:type="dxa" w:w="4706"/>
+          </w:tcPr>
+          <w:p>
+            <w:r>
+              <w:rPr>
+                <w:b w:val="0"/>
+                <w:i w:val="0"/>
+                <w:sz w:val="17"/>
+              </w:rPr>
+              <w:t>Veuillez, s'il vous plaît, confirmer cette information avec le QG ou la corriger.</w:t>
+            </w:r>
+          </w:p>
+        </w:tc>
+      </w:tr>
+      <w:tr>
+        <w:tc>
+          <w:tcPr>
+            <w:tcW w:type="dxa" w:w="964"/>
+          </w:tcPr>
+          <w:p>
+            <w:r>
+              <w:rPr>
+                <w:b/>
+                <w:i w:val="0"/>
+                <w:color w:val="EA580C"/>
+                <w:sz w:val="16"/>
+              </w:rPr>
+              <w:t>Moyenne</w:t>
+            </w:r>
+          </w:p>
+        </w:tc>
+        <w:tc>
+          <w:tcPr>
+            <w:tcW w:type="dxa" w:w="1247"/>
+          </w:tcPr>
+          <w:p>
+            <w:r>
+              <w:rPr>
+                <w:b/>
+                <w:i w:val="0"/>
+                <w:sz w:val="16"/>
+              </w:rPr>
+              <w:t>S09</w:t>
+              <w:br/>
+            </w:r>
+            <w:r>
+              <w:rPr>
+                <w:b w:val="0"/>
+                <w:i w:val="0"/>
+                <w:color w:val="64748B"/>
+                <w:sz w:val="14"/>
+              </w:rPr>
+              <w:t>Dépenses non alimentaires</w:t>
+            </w:r>
+          </w:p>
+        </w:tc>
+        <w:tc>
+          <w:tcPr>
+            <w:tcW w:type="dxa" w:w="1531"/>
+          </w:tcPr>
+          <w:p>
+            <w:r>
+              <w:rPr>
+                <w:b/>
+                <w:i w:val="0"/>
+                <w:color w:val="16A34A"/>
+                <w:sz w:val="16"/>
+              </w:rPr>
+              <w:t>—</w:t>
+            </w:r>
+          </w:p>
+        </w:tc>
+        <w:tc>
+          <w:tcPr>
+            <w:tcW w:type="dxa" w:w="1191"/>
+          </w:tcPr>
+          <w:p>
+            <w:r>
+              <w:rPr>
+                <w:b w:val="0"/>
+                <w:i w:val="0"/>
+                <w:color w:val="64748B"/>
+                <w:sz w:val="16"/>
+              </w:rPr>
+              <w:t>GT-CQ</w:t>
+            </w:r>
+          </w:p>
+        </w:tc>
+        <w:tc>
+          <w:tcPr>
+            <w:tcW w:type="dxa" w:w="4706"/>
+          </w:tcPr>
+          <w:p>
+            <w:r>
+              <w:rPr>
+                <w:b w:val="0"/>
+                <w:i w:val="0"/>
+                <w:sz w:val="17"/>
+              </w:rPr>
+              <w:t>Peu plausible! le montant de la dépense (50 Fcfa) pour Ampoules électriques pour le logement semble faible.</w:t>
+            </w:r>
+          </w:p>
+        </w:tc>
+      </w:tr>
+      <w:tr>
+        <w:tc>
+          <w:tcPr>
+            <w:tcW w:type="dxa" w:w="964"/>
+          </w:tcPr>
+          <w:p>
+            <w:r>
+              <w:rPr>
+                <w:b/>
+                <w:i w:val="0"/>
+                <w:color w:val="EA580C"/>
+                <w:sz w:val="16"/>
+              </w:rPr>
+              <w:t>Moyenne</w:t>
+            </w:r>
+          </w:p>
+        </w:tc>
+        <w:tc>
+          <w:tcPr>
+            <w:tcW w:type="dxa" w:w="1247"/>
+          </w:tcPr>
+          <w:p>
+            <w:r>
+              <w:rPr>
+                <w:b/>
+                <w:i w:val="0"/>
+                <w:sz w:val="16"/>
+              </w:rPr>
+              <w:t>S09</w:t>
+              <w:br/>
+            </w:r>
+            <w:r>
+              <w:rPr>
+                <w:b w:val="0"/>
+                <w:i w:val="0"/>
+                <w:color w:val="64748B"/>
+                <w:sz w:val="14"/>
+              </w:rPr>
+              <w:t>Dépenses non alimentaires</w:t>
+            </w:r>
+          </w:p>
+        </w:tc>
+        <w:tc>
+          <w:tcPr>
+            <w:tcW w:type="dxa" w:w="1531"/>
+          </w:tcPr>
+          <w:p>
+            <w:r>
+              <w:rPr>
+                <w:b/>
+                <w:i w:val="0"/>
+                <w:color w:val="16A34A"/>
+                <w:sz w:val="16"/>
+              </w:rPr>
+              <w:t>—</w:t>
+            </w:r>
+          </w:p>
+        </w:tc>
+        <w:tc>
+          <w:tcPr>
+            <w:tcW w:type="dxa" w:w="1191"/>
+          </w:tcPr>
+          <w:p>
+            <w:r>
+              <w:rPr>
+                <w:b w:val="0"/>
+                <w:i w:val="0"/>
+                <w:color w:val="64748B"/>
+                <w:sz w:val="16"/>
+              </w:rPr>
+              <w:t>GT-CQ</w:t>
+            </w:r>
+          </w:p>
+        </w:tc>
+        <w:tc>
+          <w:tcPr>
+            <w:tcW w:type="dxa" w:w="4706"/>
+          </w:tcPr>
+          <w:p>
+            <w:r>
+              <w:rPr>
+                <w:b w:val="0"/>
+                <w:i w:val="0"/>
+                <w:sz w:val="17"/>
+              </w:rPr>
+              <w:t>Veuillez, s'il vous plaît, confirmer cette information avec le QG ou la corriger.</w:t>
+            </w:r>
+          </w:p>
+        </w:tc>
+      </w:tr>
+      <w:tr>
+        <w:tc>
+          <w:tcPr>
+            <w:tcW w:type="dxa" w:w="964"/>
+          </w:tcPr>
+          <w:p>
+            <w:r>
+              <w:rPr>
+                <w:b/>
+                <w:i w:val="0"/>
+                <w:color w:val="EA580C"/>
+                <w:sz w:val="16"/>
+              </w:rPr>
+              <w:t>Moyenne</w:t>
             </w:r>
           </w:p>
         </w:tc>
@@ -2074,7 +4954,7 @@
                 <w:color w:val="16A34A"/>
                 <w:sz w:val="16"/>
               </w:rPr>
-              <w:t>s10q46, s10q47</w:t>
+              <w:t>s10q49, s10q48</w:t>
             </w:r>
           </w:p>
         </w:tc>
@@ -2105,7 +4985,7 @@
                 <w:i w:val="0"/>
                 <w:sz w:val="17"/>
               </w:rPr>
-              <w:t>Incohérence!! L'entreprise commerce de legueme dit avoir réçu une somme sur la revente de ces marchandises achetées et revendues en état (s10q46 est differnt de 0) mais n'a depensé aucune somme sur l'achat des marchandises revendues en état (s10q47==0), prière de fournir plus d'effort pour estimer le montant obtenu sur la depense de ces marchandises achetées et revendues en état.</w:t>
+              <w:t>Le montant dépensé de l'entreprise commerce de legueme en achat de matières premières pour les produits vendus au cours des 30 derniers jours ou durant le dernier mois où l'entreprise a fonctionné ne peut pas être supéreur aux montants obtenus sur la vente de produits transformés par l'entreprise au cours de cette même période où l'entreprise a fonctionné (s10q49 &gt; s10q48), prière de corriger.</w:t>
             </w:r>
           </w:p>
         </w:tc>
@@ -2138,7 +5018,7 @@
                 <w:i w:val="0"/>
                 <w:sz w:val="16"/>
               </w:rPr>
-              <w:t>S00</w:t>
+              <w:t>S10</w:t>
               <w:br/>
             </w:r>
             <w:r>
@@ -2148,7 +5028,7 @@
                 <w:color w:val="64748B"/>
                 <w:sz w:val="14"/>
               </w:rPr>
-              <w:t>Identification</w:t>
+              <w:t>Logement</w:t>
             </w:r>
           </w:p>
         </w:tc>
@@ -2164,7 +5044,7 @@
                 <w:color w:val="16A34A"/>
                 <w:sz w:val="16"/>
               </w:rPr>
-              <w:t>s00q27</w:t>
+              <w:t>s10q49, s10q48</w:t>
             </w:r>
           </w:p>
         </w:tc>
@@ -2195,7 +5075,7 @@
                 <w:i w:val="0"/>
                 <w:sz w:val="17"/>
               </w:rPr>
-              <w:t>Le questionnaire semble ne pas être complètement fini mais le questionnaire est en statut complet, prière de compléter le questionnaire.</w:t>
+              <w:t>L'entreprise commerce de legueme a depensé en achat de matières premières pour les produits vendus (s10q49 different de 0) mais dit n'avoir réçu aucune somme sur la vente de produits transformés (s10q48 est égal à 0), prière de fournir de l'effort pour estimer le montant obtenu sur la vente vente de produits transformés.</w:t>
             </w:r>
           </w:p>
         </w:tc>
@@ -2228,7 +5108,7 @@
                 <w:i w:val="0"/>
                 <w:sz w:val="16"/>
               </w:rPr>
-              <w:t>S00</w:t>
+              <w:t>S10</w:t>
               <w:br/>
             </w:r>
             <w:r>
@@ -2238,7 +5118,7 @@
                 <w:color w:val="64748B"/>
                 <w:sz w:val="14"/>
               </w:rPr>
-              <w:t>Identification</w:t>
+              <w:t>Logement</w:t>
             </w:r>
           </w:p>
         </w:tc>
@@ -2285,7 +5165,7 @@
                 <w:i w:val="0"/>
                 <w:sz w:val="17"/>
               </w:rPr>
-              <w:t>L'adresse ou la localisation du ménage doit être bien renseignée, ne doit pas contenir des numéros de téléphone et elle semble courte pour être une adresse.</w:t>
+              <w:t>L'entreprise commerce de legueme est généralement une entreprise commerciale ou de service dont elle ne depense pas en achat de matières premières.Elle ne transforme pas de produit donc ne peut pas obtenir un montant sur la vente des produits transformés (10.48 ou 10.49).</w:t>
             </w:r>
           </w:p>
         </w:tc>
@@ -2318,7 +5198,7 @@
                 <w:i w:val="0"/>
                 <w:sz w:val="16"/>
               </w:rPr>
-              <w:t>S00</w:t>
+              <w:t>S10</w:t>
               <w:br/>
             </w:r>
             <w:r>
@@ -2328,7 +5208,7 @@
                 <w:color w:val="64748B"/>
                 <w:sz w:val="14"/>
               </w:rPr>
-              <w:t>Identification</w:t>
+              <w:t>Logement</w:t>
             </w:r>
           </w:p>
         </w:tc>
@@ -2375,7 +5255,7 @@
                 <w:i w:val="0"/>
                 <w:sz w:val="17"/>
               </w:rPr>
-              <w:t>Prière de renseigner la bonne adresse.</w:t>
+              <w:t>Prière de mettre 0 pour ces questions si elles ne font pas de transformation.</w:t>
             </w:r>
           </w:p>
         </w:tc>
@@ -2408,6 +5288,816 @@
                 <w:i w:val="0"/>
                 <w:sz w:val="16"/>
               </w:rPr>
+              <w:t>S10</w:t>
+              <w:br/>
+            </w:r>
+            <w:r>
+              <w:rPr>
+                <w:b w:val="0"/>
+                <w:i w:val="0"/>
+                <w:color w:val="64748B"/>
+                <w:sz w:val="14"/>
+              </w:rPr>
+              <w:t>Logement</w:t>
+            </w:r>
+          </w:p>
+        </w:tc>
+        <w:tc>
+          <w:tcPr>
+            <w:tcW w:type="dxa" w:w="1531"/>
+          </w:tcPr>
+          <w:p>
+            <w:r>
+              <w:rPr>
+                <w:b/>
+                <w:i w:val="0"/>
+                <w:color w:val="16A34A"/>
+                <w:sz w:val="16"/>
+              </w:rPr>
+              <w:t>—</w:t>
+            </w:r>
+          </w:p>
+        </w:tc>
+        <w:tc>
+          <w:tcPr>
+            <w:tcW w:type="dxa" w:w="1191"/>
+          </w:tcPr>
+          <w:p>
+            <w:r>
+              <w:rPr>
+                <w:b w:val="0"/>
+                <w:i w:val="0"/>
+                <w:color w:val="64748B"/>
+                <w:sz w:val="16"/>
+              </w:rPr>
+              <w:t>GT-CQ</w:t>
+            </w:r>
+          </w:p>
+        </w:tc>
+        <w:tc>
+          <w:tcPr>
+            <w:tcW w:type="dxa" w:w="4706"/>
+          </w:tcPr>
+          <w:p>
+            <w:r>
+              <w:rPr>
+                <w:b w:val="0"/>
+                <w:i w:val="0"/>
+                <w:sz w:val="17"/>
+              </w:rPr>
+              <w:t>L'entreprise commerce de legueme n'est pas une entreprise de fabrication et pourtant vous avez renseigné soit renseigner la question 10.48 ou 10.49, si vous pensez qu'elle est une entreprise de fabrication prière de reprendre le classement de la nomenclature en 10.17a ou s'elle ne fait de fabrication merci de mettre 0 en 10.48 et 10.49.</w:t>
+            </w:r>
+          </w:p>
+        </w:tc>
+      </w:tr>
+      <w:tr>
+        <w:tc>
+          <w:tcPr>
+            <w:tcW w:type="dxa" w:w="964"/>
+          </w:tcPr>
+          <w:p>
+            <w:r>
+              <w:rPr>
+                <w:b/>
+                <w:i w:val="0"/>
+                <w:color w:val="EA580C"/>
+                <w:sz w:val="16"/>
+              </w:rPr>
+              <w:t>Moyenne</w:t>
+            </w:r>
+          </w:p>
+        </w:tc>
+        <w:tc>
+          <w:tcPr>
+            <w:tcW w:type="dxa" w:w="1247"/>
+          </w:tcPr>
+          <w:p>
+            <w:r>
+              <w:rPr>
+                <w:b/>
+                <w:i w:val="0"/>
+                <w:sz w:val="16"/>
+              </w:rPr>
+              <w:t>S10</w:t>
+              <w:br/>
+            </w:r>
+            <w:r>
+              <w:rPr>
+                <w:b w:val="0"/>
+                <w:i w:val="0"/>
+                <w:color w:val="64748B"/>
+                <w:sz w:val="14"/>
+              </w:rPr>
+              <w:t>Logement</w:t>
+            </w:r>
+          </w:p>
+        </w:tc>
+        <w:tc>
+          <w:tcPr>
+            <w:tcW w:type="dxa" w:w="1531"/>
+          </w:tcPr>
+          <w:p>
+            <w:r>
+              <w:rPr>
+                <w:b/>
+                <w:i w:val="0"/>
+                <w:color w:val="16A34A"/>
+                <w:sz w:val="16"/>
+              </w:rPr>
+              <w:t>—</w:t>
+            </w:r>
+          </w:p>
+        </w:tc>
+        <w:tc>
+          <w:tcPr>
+            <w:tcW w:type="dxa" w:w="1191"/>
+          </w:tcPr>
+          <w:p>
+            <w:r>
+              <w:rPr>
+                <w:b w:val="0"/>
+                <w:i w:val="0"/>
+                <w:color w:val="64748B"/>
+                <w:sz w:val="16"/>
+              </w:rPr>
+              <w:t>GT-CQ</w:t>
+            </w:r>
+          </w:p>
+        </w:tc>
+        <w:tc>
+          <w:tcPr>
+            <w:tcW w:type="dxa" w:w="4706"/>
+          </w:tcPr>
+          <w:p>
+            <w:r>
+              <w:rPr>
+                <w:b w:val="0"/>
+                <w:i w:val="0"/>
+                <w:sz w:val="17"/>
+              </w:rPr>
+              <w:t>Mettre soit le montant en 10.46 et 10.47 s'elle fait de commerce ou mettre en 10.50 s'elle rend service.</w:t>
+            </w:r>
+          </w:p>
+        </w:tc>
+      </w:tr>
+      <w:tr>
+        <w:tc>
+          <w:tcPr>
+            <w:tcW w:type="dxa" w:w="964"/>
+          </w:tcPr>
+          <w:p>
+            <w:r>
+              <w:rPr>
+                <w:b/>
+                <w:i w:val="0"/>
+                <w:color w:val="EA580C"/>
+                <w:sz w:val="16"/>
+              </w:rPr>
+              <w:t>Moyenne</w:t>
+            </w:r>
+          </w:p>
+        </w:tc>
+        <w:tc>
+          <w:tcPr>
+            <w:tcW w:type="dxa" w:w="1247"/>
+          </w:tcPr>
+          <w:p>
+            <w:r>
+              <w:rPr>
+                <w:b/>
+                <w:i w:val="0"/>
+                <w:sz w:val="16"/>
+              </w:rPr>
+              <w:t>S10</w:t>
+              <w:br/>
+            </w:r>
+            <w:r>
+              <w:rPr>
+                <w:b w:val="0"/>
+                <w:i w:val="0"/>
+                <w:color w:val="64748B"/>
+                <w:sz w:val="14"/>
+              </w:rPr>
+              <w:t>Logement</w:t>
+            </w:r>
+          </w:p>
+        </w:tc>
+        <w:tc>
+          <w:tcPr>
+            <w:tcW w:type="dxa" w:w="1531"/>
+          </w:tcPr>
+          <w:p>
+            <w:r>
+              <w:rPr>
+                <w:b/>
+                <w:i w:val="0"/>
+                <w:color w:val="16A34A"/>
+                <w:sz w:val="16"/>
+              </w:rPr>
+              <w:t>s01q23, s01q00b, s01q23_autre</w:t>
+            </w:r>
+          </w:p>
+        </w:tc>
+        <w:tc>
+          <w:tcPr>
+            <w:tcW w:type="dxa" w:w="1191"/>
+          </w:tcPr>
+          <w:p>
+            <w:r>
+              <w:rPr>
+                <w:b w:val="0"/>
+                <w:i w:val="0"/>
+                <w:color w:val="64748B"/>
+                <w:sz w:val="16"/>
+              </w:rPr>
+              <w:t>GT-CQ</w:t>
+            </w:r>
+          </w:p>
+        </w:tc>
+        <w:tc>
+          <w:tcPr>
+            <w:tcW w:type="dxa" w:w="4706"/>
+          </w:tcPr>
+          <w:p>
+            <w:r>
+              <w:rPr>
+                <w:b w:val="0"/>
+                <w:i w:val="0"/>
+                <w:sz w:val="17"/>
+              </w:rPr>
+              <w:t>La raison pourquoi commerce de legueme n'a pas fonctionné tout le temps au cours des 12 derniers mois est manque de moyen et semble exister dans les modalités, prière de prendre attache avec le QG pour plus d'explication afin de la classer bien.</w:t>
+            </w:r>
+          </w:p>
+        </w:tc>
+      </w:tr>
+      <w:tr>
+        <w:tc>
+          <w:tcPr>
+            <w:tcW w:type="dxa" w:w="964"/>
+          </w:tcPr>
+          <w:p>
+            <w:r>
+              <w:rPr>
+                <w:b/>
+                <w:i w:val="0"/>
+                <w:color w:val="EA580C"/>
+                <w:sz w:val="16"/>
+              </w:rPr>
+              <w:t>Moyenne</w:t>
+            </w:r>
+          </w:p>
+        </w:tc>
+        <w:tc>
+          <w:tcPr>
+            <w:tcW w:type="dxa" w:w="1247"/>
+          </w:tcPr>
+          <w:p>
+            <w:r>
+              <w:rPr>
+                <w:b/>
+                <w:i w:val="0"/>
+                <w:sz w:val="16"/>
+              </w:rPr>
+              <w:t>S11</w:t>
+              <w:br/>
+            </w:r>
+            <w:r>
+              <w:rPr>
+                <w:b w:val="0"/>
+                <w:i w:val="0"/>
+                <w:color w:val="64748B"/>
+                <w:sz w:val="14"/>
+              </w:rPr>
+              <w:t>Logement / cadre de vie</w:t>
+            </w:r>
+          </w:p>
+        </w:tc>
+        <w:tc>
+          <w:tcPr>
+            <w:tcW w:type="dxa" w:w="1531"/>
+          </w:tcPr>
+          <w:p>
+            <w:r>
+              <w:rPr>
+                <w:b/>
+                <w:i w:val="0"/>
+                <w:color w:val="16A34A"/>
+                <w:sz w:val="16"/>
+              </w:rPr>
+              <w:t>—</w:t>
+            </w:r>
+          </w:p>
+        </w:tc>
+        <w:tc>
+          <w:tcPr>
+            <w:tcW w:type="dxa" w:w="1191"/>
+          </w:tcPr>
+          <w:p>
+            <w:r>
+              <w:rPr>
+                <w:b w:val="0"/>
+                <w:i w:val="0"/>
+                <w:color w:val="64748B"/>
+                <w:sz w:val="16"/>
+              </w:rPr>
+              <w:t>GT-CQ</w:t>
+            </w:r>
+          </w:p>
+        </w:tc>
+        <w:tc>
+          <w:tcPr>
+            <w:tcW w:type="dxa" w:w="4706"/>
+          </w:tcPr>
+          <w:p>
+            <w:r>
+              <w:rPr>
+                <w:b w:val="0"/>
+                <w:i w:val="0"/>
+                <w:sz w:val="17"/>
+              </w:rPr>
+              <w:t>Attention!!! Les ménages vivants dans un(e) Maison Basse à SAINT-LOUIS Urbain ont généralement comme principal matériau du toit le/la Dalle en ciment, mais celui du ménage de Ousmane Diop (Tôles) diffère de celui-ci.</w:t>
+            </w:r>
+          </w:p>
+        </w:tc>
+      </w:tr>
+      <w:tr>
+        <w:tc>
+          <w:tcPr>
+            <w:tcW w:type="dxa" w:w="964"/>
+          </w:tcPr>
+          <w:p>
+            <w:r>
+              <w:rPr>
+                <w:b/>
+                <w:i w:val="0"/>
+                <w:color w:val="EA580C"/>
+                <w:sz w:val="16"/>
+              </w:rPr>
+              <w:t>Moyenne</w:t>
+            </w:r>
+          </w:p>
+        </w:tc>
+        <w:tc>
+          <w:tcPr>
+            <w:tcW w:type="dxa" w:w="1247"/>
+          </w:tcPr>
+          <w:p>
+            <w:r>
+              <w:rPr>
+                <w:b/>
+                <w:i w:val="0"/>
+                <w:sz w:val="16"/>
+              </w:rPr>
+              <w:t>S11</w:t>
+              <w:br/>
+            </w:r>
+            <w:r>
+              <w:rPr>
+                <w:b w:val="0"/>
+                <w:i w:val="0"/>
+                <w:color w:val="64748B"/>
+                <w:sz w:val="14"/>
+              </w:rPr>
+              <w:t>Logement / cadre de vie</w:t>
+            </w:r>
+          </w:p>
+        </w:tc>
+        <w:tc>
+          <w:tcPr>
+            <w:tcW w:type="dxa" w:w="1531"/>
+          </w:tcPr>
+          <w:p>
+            <w:r>
+              <w:rPr>
+                <w:b/>
+                <w:i w:val="0"/>
+                <w:color w:val="16A34A"/>
+                <w:sz w:val="16"/>
+              </w:rPr>
+              <w:t>—</w:t>
+            </w:r>
+          </w:p>
+        </w:tc>
+        <w:tc>
+          <w:tcPr>
+            <w:tcW w:type="dxa" w:w="1191"/>
+          </w:tcPr>
+          <w:p>
+            <w:r>
+              <w:rPr>
+                <w:b w:val="0"/>
+                <w:i w:val="0"/>
+                <w:color w:val="64748B"/>
+                <w:sz w:val="16"/>
+              </w:rPr>
+              <w:t>GT-CQ</w:t>
+            </w:r>
+          </w:p>
+        </w:tc>
+        <w:tc>
+          <w:tcPr>
+            <w:tcW w:type="dxa" w:w="4706"/>
+          </w:tcPr>
+          <w:p>
+            <w:r>
+              <w:rPr>
+                <w:b w:val="0"/>
+                <w:i w:val="0"/>
+                <w:sz w:val="17"/>
+              </w:rPr>
+              <w:t>Prière de vérifier pour être sûr que vous avez choisi les bonnes modalités des questions 11.01 et 11.19.</w:t>
+            </w:r>
+          </w:p>
+        </w:tc>
+      </w:tr>
+      <w:tr>
+        <w:tc>
+          <w:tcPr>
+            <w:tcW w:type="dxa" w:w="964"/>
+          </w:tcPr>
+          <w:p>
+            <w:r>
+              <w:rPr>
+                <w:b/>
+                <w:i w:val="0"/>
+                <w:color w:val="EA580C"/>
+                <w:sz w:val="16"/>
+              </w:rPr>
+              <w:t>Moyenne</w:t>
+            </w:r>
+          </w:p>
+        </w:tc>
+        <w:tc>
+          <w:tcPr>
+            <w:tcW w:type="dxa" w:w="1247"/>
+          </w:tcPr>
+          <w:p>
+            <w:r>
+              <w:rPr>
+                <w:b/>
+                <w:i w:val="0"/>
+                <w:sz w:val="16"/>
+              </w:rPr>
+              <w:t>S11</w:t>
+              <w:br/>
+            </w:r>
+            <w:r>
+              <w:rPr>
+                <w:b w:val="0"/>
+                <w:i w:val="0"/>
+                <w:color w:val="64748B"/>
+                <w:sz w:val="14"/>
+              </w:rPr>
+              <w:t>Logement / cadre de vie</w:t>
+            </w:r>
+          </w:p>
+        </w:tc>
+        <w:tc>
+          <w:tcPr>
+            <w:tcW w:type="dxa" w:w="1531"/>
+          </w:tcPr>
+          <w:p>
+            <w:r>
+              <w:rPr>
+                <w:b/>
+                <w:i w:val="0"/>
+                <w:color w:val="16A34A"/>
+                <w:sz w:val="16"/>
+              </w:rPr>
+              <w:t>—</w:t>
+            </w:r>
+          </w:p>
+        </w:tc>
+        <w:tc>
+          <w:tcPr>
+            <w:tcW w:type="dxa" w:w="1191"/>
+          </w:tcPr>
+          <w:p>
+            <w:r>
+              <w:rPr>
+                <w:b w:val="0"/>
+                <w:i w:val="0"/>
+                <w:color w:val="64748B"/>
+                <w:sz w:val="16"/>
+              </w:rPr>
+              <w:t>GT-CQ</w:t>
+            </w:r>
+          </w:p>
+        </w:tc>
+        <w:tc>
+          <w:tcPr>
+            <w:tcW w:type="dxa" w:w="4706"/>
+          </w:tcPr>
+          <w:p>
+            <w:r>
+              <w:rPr>
+                <w:b w:val="0"/>
+                <w:i w:val="0"/>
+                <w:sz w:val="17"/>
+              </w:rPr>
+              <w:t>Merci de ne pas corriger si vous êtes sûr de celui donné par le ménage et observé par vous.</w:t>
+            </w:r>
+          </w:p>
+        </w:tc>
+      </w:tr>
+      <w:tr>
+        <w:tc>
+          <w:tcPr>
+            <w:tcW w:type="dxa" w:w="964"/>
+          </w:tcPr>
+          <w:p>
+            <w:r>
+              <w:rPr>
+                <w:b/>
+                <w:i w:val="0"/>
+                <w:color w:val="EA580C"/>
+                <w:sz w:val="16"/>
+              </w:rPr>
+              <w:t>Moyenne</w:t>
+            </w:r>
+          </w:p>
+        </w:tc>
+        <w:tc>
+          <w:tcPr>
+            <w:tcW w:type="dxa" w:w="1247"/>
+          </w:tcPr>
+          <w:p>
+            <w:r>
+              <w:rPr>
+                <w:b/>
+                <w:i w:val="0"/>
+                <w:sz w:val="16"/>
+              </w:rPr>
+              <w:t>S15</w:t>
+              <w:br/>
+            </w:r>
+            <w:r>
+              <w:rPr>
+                <w:b w:val="0"/>
+                <w:i w:val="0"/>
+                <w:color w:val="64748B"/>
+                <w:sz w:val="14"/>
+              </w:rPr>
+              <w:t>Filets de sécurité</w:t>
+            </w:r>
+          </w:p>
+        </w:tc>
+        <w:tc>
+          <w:tcPr>
+            <w:tcW w:type="dxa" w:w="1531"/>
+          </w:tcPr>
+          <w:p>
+            <w:r>
+              <w:rPr>
+                <w:b/>
+                <w:i w:val="0"/>
+                <w:color w:val="16A34A"/>
+                <w:sz w:val="16"/>
+              </w:rPr>
+              <w:t>s15q12b</w:t>
+            </w:r>
+          </w:p>
+        </w:tc>
+        <w:tc>
+          <w:tcPr>
+            <w:tcW w:type="dxa" w:w="1191"/>
+          </w:tcPr>
+          <w:p>
+            <w:r>
+              <w:rPr>
+                <w:b w:val="0"/>
+                <w:i w:val="0"/>
+                <w:color w:val="64748B"/>
+                <w:sz w:val="16"/>
+              </w:rPr>
+              <w:t>Natif SuSo</w:t>
+            </w:r>
+          </w:p>
+        </w:tc>
+        <w:tc>
+          <w:tcPr>
+            <w:tcW w:type="dxa" w:w="4706"/>
+          </w:tcPr>
+          <w:p>
+            <w:r>
+              <w:rPr>
+                <w:b w:val="0"/>
+                <w:i w:val="0"/>
+                <w:sz w:val="17"/>
+              </w:rPr>
+              <w:t>Erreur. L'année de reception doit être dans les 12 derniers mois</w:t>
+            </w:r>
+          </w:p>
+        </w:tc>
+      </w:tr>
+      <w:tr>
+        <w:tc>
+          <w:tcPr>
+            <w:tcW w:type="dxa" w:w="964"/>
+          </w:tcPr>
+          <w:p>
+            <w:r>
+              <w:rPr>
+                <w:b/>
+                <w:i w:val="0"/>
+                <w:color w:val="EA580C"/>
+                <w:sz w:val="16"/>
+              </w:rPr>
+              <w:t>Moyenne</w:t>
+            </w:r>
+          </w:p>
+        </w:tc>
+        <w:tc>
+          <w:tcPr>
+            <w:tcW w:type="dxa" w:w="1247"/>
+          </w:tcPr>
+          <w:p>
+            <w:r>
+              <w:rPr>
+                <w:b/>
+                <w:i w:val="0"/>
+                <w:sz w:val="16"/>
+              </w:rPr>
+              <w:t>S15</w:t>
+              <w:br/>
+            </w:r>
+            <w:r>
+              <w:rPr>
+                <w:b w:val="0"/>
+                <w:i w:val="0"/>
+                <w:color w:val="64748B"/>
+                <w:sz w:val="14"/>
+              </w:rPr>
+              <w:t>Filets de sécurité</w:t>
+            </w:r>
+          </w:p>
+        </w:tc>
+        <w:tc>
+          <w:tcPr>
+            <w:tcW w:type="dxa" w:w="1531"/>
+          </w:tcPr>
+          <w:p>
+            <w:r>
+              <w:rPr>
+                <w:b/>
+                <w:i w:val="0"/>
+                <w:color w:val="16A34A"/>
+                <w:sz w:val="16"/>
+              </w:rPr>
+              <w:t>s15q06_autre</w:t>
+            </w:r>
+          </w:p>
+        </w:tc>
+        <w:tc>
+          <w:tcPr>
+            <w:tcW w:type="dxa" w:w="1191"/>
+          </w:tcPr>
+          <w:p>
+            <w:r>
+              <w:rPr>
+                <w:b w:val="0"/>
+                <w:i w:val="0"/>
+                <w:color w:val="64748B"/>
+                <w:sz w:val="16"/>
+              </w:rPr>
+              <w:t>Inter-sections</w:t>
+            </w:r>
+          </w:p>
+        </w:tc>
+        <w:tc>
+          <w:tcPr>
+            <w:tcW w:type="dxa" w:w="4706"/>
+          </w:tcPr>
+          <w:p>
+            <w:r>
+              <w:rPr>
+                <w:b w:val="0"/>
+                <w:i w:val="0"/>
+                <w:sz w:val="17"/>
+              </w:rPr>
+              <w:t>[ssaw_autre_filet_securite] Raison non-bénéfice filet sécurité saisie en 'Autre' (s15q06_autre). Vérifier si une modalité existante aurait dû être utilisée.</w:t>
+            </w:r>
+          </w:p>
+        </w:tc>
+      </w:tr>
+      <w:tr>
+        <w:tc>
+          <w:tcPr>
+            <w:tcW w:type="dxa" w:w="964"/>
+          </w:tcPr>
+          <w:p>
+            <w:r>
+              <w:rPr>
+                <w:b/>
+                <w:i w:val="0"/>
+                <w:color w:val="EA580C"/>
+                <w:sz w:val="16"/>
+              </w:rPr>
+              <w:t>Moyenne</w:t>
+            </w:r>
+          </w:p>
+        </w:tc>
+        <w:tc>
+          <w:tcPr>
+            <w:tcW w:type="dxa" w:w="1247"/>
+          </w:tcPr>
+          <w:p>
+            <w:r>
+              <w:rPr>
+                <w:b/>
+                <w:i w:val="0"/>
+                <w:sz w:val="16"/>
+              </w:rPr>
+              <w:t>S16</w:t>
+              <w:br/>
+            </w:r>
+            <w:r>
+              <w:rPr>
+                <w:b w:val="0"/>
+                <w:i w:val="0"/>
+                <w:color w:val="64748B"/>
+                <w:sz w:val="14"/>
+              </w:rPr>
+              <w:t>Agriculture</w:t>
+            </w:r>
+          </w:p>
+        </w:tc>
+        <w:tc>
+          <w:tcPr>
+            <w:tcW w:type="dxa" w:w="1531"/>
+          </w:tcPr>
+          <w:p>
+            <w:r>
+              <w:rPr>
+                <w:b/>
+                <w:i w:val="0"/>
+                <w:color w:val="16A34A"/>
+                <w:sz w:val="16"/>
+              </w:rPr>
+              <w:t>s00q04, s01q41a, s02q12, s03q05, s03q08, s03q14, s06q12, s11q43</w:t>
+            </w:r>
+          </w:p>
+        </w:tc>
+        <w:tc>
+          <w:tcPr>
+            <w:tcW w:type="dxa" w:w="1191"/>
+          </w:tcPr>
+          <w:p>
+            <w:r>
+              <w:rPr>
+                <w:b w:val="0"/>
+                <w:i w:val="0"/>
+                <w:color w:val="64748B"/>
+                <w:sz w:val="16"/>
+              </w:rPr>
+              <w:t>GT-CQ</w:t>
+            </w:r>
+          </w:p>
+        </w:tc>
+        <w:tc>
+          <w:tcPr>
+            <w:tcW w:type="dxa" w:w="4706"/>
+          </w:tcPr>
+          <w:p>
+            <w:r>
+              <w:rPr>
+                <w:b w:val="0"/>
+                <w:i w:val="0"/>
+                <w:sz w:val="17"/>
+              </w:rPr>
+              <w:t>Il est probable d'avoir un agriculteur dans le ménage de Ousmane Diop, prière de reprendre la section agriculture du ménage Ousmane Diop.</w:t>
+            </w:r>
+          </w:p>
+        </w:tc>
+      </w:tr>
+      <w:tr>
+        <w:tc>
+          <w:tcPr>
+            <w:tcW w:type="dxa" w:w="964"/>
+          </w:tcPr>
+          <w:p>
+            <w:r>
+              <w:rPr>
+                <w:b/>
+                <w:i w:val="0"/>
+                <w:color w:val="CA8A04"/>
+                <w:sz w:val="16"/>
+              </w:rPr>
+              <w:t>Faible</w:t>
+            </w:r>
+          </w:p>
+        </w:tc>
+        <w:tc>
+          <w:tcPr>
+            <w:tcW w:type="dxa" w:w="1247"/>
+          </w:tcPr>
+          <w:p>
+            <w:r>
+              <w:rPr>
+                <w:b/>
+                <w:i w:val="0"/>
+                <w:sz w:val="16"/>
+              </w:rPr>
               <w:t>S01</w:t>
               <w:br/>
             </w:r>
@@ -2434,7 +6124,7 @@
                 <w:color w:val="16A34A"/>
                 <w:sz w:val="16"/>
               </w:rPr>
-              <w:t>—</w:t>
+              <w:t>s01q47</w:t>
             </w:r>
           </w:p>
         </w:tc>
@@ -2465,7 +6155,7 @@
                 <w:i w:val="0"/>
                 <w:sz w:val="17"/>
               </w:rPr>
-              <w:t>Prière de verifier l'information donnée par ndeye absa diop ou corriger au niveau de la section 1.</w:t>
+              <w:t>Avertissement! Veuillez renseigner par oui ou non toutes les modalités de la question s01q47.</w:t>
             </w:r>
           </w:p>
         </w:tc>
@@ -2480,10 +6170,10 @@
               <w:rPr>
                 <w:b/>
                 <w:i w:val="0"/>
-                <w:color w:val="EA580C"/>
+                <w:color w:val="CA8A04"/>
                 <w:sz w:val="16"/>
               </w:rPr>
-              <w:t>Moyenne</w:t>
+              <w:t>Faible</w:t>
             </w:r>
           </w:p>
         </w:tc>
@@ -2524,7 +6214,7 @@
                 <w:color w:val="16A34A"/>
                 <w:sz w:val="16"/>
               </w:rPr>
-              <w:t>—</w:t>
+              <w:t>s00q04, s01q41a, s01q00b</w:t>
             </w:r>
           </w:p>
         </w:tc>
@@ -2555,7 +6245,7 @@
                 <w:i w:val="0"/>
                 <w:sz w:val="17"/>
               </w:rPr>
-              <w:t>Prière de verifier l'information donnée par bineta diop ou corriger au niveau de la section 1.</w:t>
+              <w:t>Avertissement!!! Ousmane diop a 71 ans et vit en milieu urbain dit n'avoir pas dépensé (0 Fcfa) ou reçu en cadeau pour les recharges internet ou de forfaits de données mobiles(hors appels vocaux) aucours des 30 derniers jours, prière de confirmer cette information auprès de l'enquêté ou confirmer avec le QG.</w:t>
             </w:r>
           </w:p>
         </w:tc>
@@ -2570,10 +6260,10 @@
               <w:rPr>
                 <w:b/>
                 <w:i w:val="0"/>
-                <w:color w:val="EA580C"/>
+                <w:color w:val="CA8A04"/>
                 <w:sz w:val="16"/>
               </w:rPr>
-              <w:t>Moyenne</w:t>
+              <w:t>Faible</w:t>
             </w:r>
           </w:p>
         </w:tc>
@@ -2614,7 +6304,7 @@
                 <w:color w:val="16A34A"/>
                 <w:sz w:val="16"/>
               </w:rPr>
-              <w:t>—</w:t>
+              <w:t>s00q04, s01q41a, s01q00b</w:t>
             </w:r>
           </w:p>
         </w:tc>
@@ -2645,4237 +6335,7 @@
                 <w:i w:val="0"/>
                 <w:sz w:val="17"/>
               </w:rPr>
-              <w:t>Prière de verifier l'information donnée par fatou diakhate ou corriger au niveau de la section 1.</w:t>
-            </w:r>
-          </w:p>
-        </w:tc>
-      </w:tr>
-      <w:tr>
-        <w:tc>
-          <w:tcPr>
-            <w:tcW w:type="dxa" w:w="964"/>
-          </w:tcPr>
-          <w:p>
-            <w:r>
-              <w:rPr>
-                <w:b/>
-                <w:i w:val="0"/>
-                <w:color w:val="EA580C"/>
-                <w:sz w:val="16"/>
-              </w:rPr>
-              <w:t>Moyenne</w:t>
-            </w:r>
-          </w:p>
-        </w:tc>
-        <w:tc>
-          <w:tcPr>
-            <w:tcW w:type="dxa" w:w="1247"/>
-          </w:tcPr>
-          <w:p>
-            <w:r>
-              <w:rPr>
-                <w:b/>
-                <w:i w:val="0"/>
-                <w:sz w:val="16"/>
-              </w:rPr>
-              <w:t>S01</w:t>
-              <w:br/>
-            </w:r>
-            <w:r>
-              <w:rPr>
-                <w:b w:val="0"/>
-                <w:i w:val="0"/>
-                <w:color w:val="64748B"/>
-                <w:sz w:val="14"/>
-              </w:rPr>
-              <w:t>Démographie</w:t>
-            </w:r>
-          </w:p>
-        </w:tc>
-        <w:tc>
-          <w:tcPr>
-            <w:tcW w:type="dxa" w:w="1531"/>
-          </w:tcPr>
-          <w:p>
-            <w:r>
-              <w:rPr>
-                <w:b/>
-                <w:i w:val="0"/>
-                <w:color w:val="16A34A"/>
-                <w:sz w:val="16"/>
-              </w:rPr>
-              <w:t>—</w:t>
-            </w:r>
-          </w:p>
-        </w:tc>
-        <w:tc>
-          <w:tcPr>
-            <w:tcW w:type="dxa" w:w="1191"/>
-          </w:tcPr>
-          <w:p>
-            <w:r>
-              <w:rPr>
-                <w:b w:val="0"/>
-                <w:i w:val="0"/>
-                <w:color w:val="64748B"/>
-                <w:sz w:val="16"/>
-              </w:rPr>
-              <w:t>GT-CQ</w:t>
-            </w:r>
-          </w:p>
-        </w:tc>
-        <w:tc>
-          <w:tcPr>
-            <w:tcW w:type="dxa" w:w="4706"/>
-          </w:tcPr>
-          <w:p>
-            <w:r>
-              <w:rPr>
-                <w:b w:val="0"/>
-                <w:i w:val="0"/>
-                <w:sz w:val="17"/>
-              </w:rPr>
-              <w:t>Prière de verifier l'information donnée par insa diakhate 2 ou corriger au niveau de la section 1.</w:t>
-            </w:r>
-          </w:p>
-        </w:tc>
-      </w:tr>
-      <w:tr>
-        <w:tc>
-          <w:tcPr>
-            <w:tcW w:type="dxa" w:w="964"/>
-          </w:tcPr>
-          <w:p>
-            <w:r>
-              <w:rPr>
-                <w:b/>
-                <w:i w:val="0"/>
-                <w:color w:val="EA580C"/>
-                <w:sz w:val="16"/>
-              </w:rPr>
-              <w:t>Moyenne</w:t>
-            </w:r>
-          </w:p>
-        </w:tc>
-        <w:tc>
-          <w:tcPr>
-            <w:tcW w:type="dxa" w:w="1247"/>
-          </w:tcPr>
-          <w:p>
-            <w:r>
-              <w:rPr>
-                <w:b/>
-                <w:i w:val="0"/>
-                <w:sz w:val="16"/>
-              </w:rPr>
-              <w:t>S01</w:t>
-              <w:br/>
-            </w:r>
-            <w:r>
-              <w:rPr>
-                <w:b w:val="0"/>
-                <w:i w:val="0"/>
-                <w:color w:val="64748B"/>
-                <w:sz w:val="14"/>
-              </w:rPr>
-              <w:t>Démographie</w:t>
-            </w:r>
-          </w:p>
-        </w:tc>
-        <w:tc>
-          <w:tcPr>
-            <w:tcW w:type="dxa" w:w="1531"/>
-          </w:tcPr>
-          <w:p>
-            <w:r>
-              <w:rPr>
-                <w:b/>
-                <w:i w:val="0"/>
-                <w:color w:val="16A34A"/>
-                <w:sz w:val="16"/>
-              </w:rPr>
-              <w:t>—</w:t>
-            </w:r>
-          </w:p>
-        </w:tc>
-        <w:tc>
-          <w:tcPr>
-            <w:tcW w:type="dxa" w:w="1191"/>
-          </w:tcPr>
-          <w:p>
-            <w:r>
-              <w:rPr>
-                <w:b w:val="0"/>
-                <w:i w:val="0"/>
-                <w:color w:val="64748B"/>
-                <w:sz w:val="16"/>
-              </w:rPr>
-              <w:t>GT-CQ</w:t>
-            </w:r>
-          </w:p>
-        </w:tc>
-        <w:tc>
-          <w:tcPr>
-            <w:tcW w:type="dxa" w:w="4706"/>
-          </w:tcPr>
-          <w:p>
-            <w:r>
-              <w:rPr>
-                <w:b w:val="0"/>
-                <w:i w:val="0"/>
-                <w:sz w:val="17"/>
-              </w:rPr>
-              <w:t>Prière de verifier l'information donnée par katy faye ou corriger au niveau de la section 1.</w:t>
-            </w:r>
-          </w:p>
-        </w:tc>
-      </w:tr>
-      <w:tr>
-        <w:tc>
-          <w:tcPr>
-            <w:tcW w:type="dxa" w:w="964"/>
-          </w:tcPr>
-          <w:p>
-            <w:r>
-              <w:rPr>
-                <w:b/>
-                <w:i w:val="0"/>
-                <w:color w:val="EA580C"/>
-                <w:sz w:val="16"/>
-              </w:rPr>
-              <w:t>Moyenne</w:t>
-            </w:r>
-          </w:p>
-        </w:tc>
-        <w:tc>
-          <w:tcPr>
-            <w:tcW w:type="dxa" w:w="1247"/>
-          </w:tcPr>
-          <w:p>
-            <w:r>
-              <w:rPr>
-                <w:b/>
-                <w:i w:val="0"/>
-                <w:sz w:val="16"/>
-              </w:rPr>
-              <w:t>S01</w:t>
-              <w:br/>
-            </w:r>
-            <w:r>
-              <w:rPr>
-                <w:b w:val="0"/>
-                <w:i w:val="0"/>
-                <w:color w:val="64748B"/>
-                <w:sz w:val="14"/>
-              </w:rPr>
-              <w:t>Démographie</w:t>
-            </w:r>
-          </w:p>
-        </w:tc>
-        <w:tc>
-          <w:tcPr>
-            <w:tcW w:type="dxa" w:w="1531"/>
-          </w:tcPr>
-          <w:p>
-            <w:r>
-              <w:rPr>
-                <w:b/>
-                <w:i w:val="0"/>
-                <w:color w:val="16A34A"/>
-                <w:sz w:val="16"/>
-              </w:rPr>
-              <w:t>—</w:t>
-            </w:r>
-          </w:p>
-        </w:tc>
-        <w:tc>
-          <w:tcPr>
-            <w:tcW w:type="dxa" w:w="1191"/>
-          </w:tcPr>
-          <w:p>
-            <w:r>
-              <w:rPr>
-                <w:b w:val="0"/>
-                <w:i w:val="0"/>
-                <w:color w:val="64748B"/>
-                <w:sz w:val="16"/>
-              </w:rPr>
-              <w:t>GT-CQ</w:t>
-            </w:r>
-          </w:p>
-        </w:tc>
-        <w:tc>
-          <w:tcPr>
-            <w:tcW w:type="dxa" w:w="4706"/>
-          </w:tcPr>
-          <w:p>
-            <w:r>
-              <w:rPr>
-                <w:b w:val="0"/>
-                <w:i w:val="0"/>
-                <w:sz w:val="17"/>
-              </w:rPr>
-              <w:t>Prière de verifier l'information donnée par ndeye khady diop ou corriger au niveau de la section 1.</w:t>
-            </w:r>
-          </w:p>
-        </w:tc>
-      </w:tr>
-      <w:tr>
-        <w:tc>
-          <w:tcPr>
-            <w:tcW w:type="dxa" w:w="964"/>
-          </w:tcPr>
-          <w:p>
-            <w:r>
-              <w:rPr>
-                <w:b/>
-                <w:i w:val="0"/>
-                <w:color w:val="EA580C"/>
-                <w:sz w:val="16"/>
-              </w:rPr>
-              <w:t>Moyenne</w:t>
-            </w:r>
-          </w:p>
-        </w:tc>
-        <w:tc>
-          <w:tcPr>
-            <w:tcW w:type="dxa" w:w="1247"/>
-          </w:tcPr>
-          <w:p>
-            <w:r>
-              <w:rPr>
-                <w:b/>
-                <w:i w:val="0"/>
-                <w:sz w:val="16"/>
-              </w:rPr>
-              <w:t>S01</w:t>
-              <w:br/>
-            </w:r>
-            <w:r>
-              <w:rPr>
-                <w:b w:val="0"/>
-                <w:i w:val="0"/>
-                <w:color w:val="64748B"/>
-                <w:sz w:val="14"/>
-              </w:rPr>
-              <w:t>Démographie</w:t>
-            </w:r>
-          </w:p>
-        </w:tc>
-        <w:tc>
-          <w:tcPr>
-            <w:tcW w:type="dxa" w:w="1531"/>
-          </w:tcPr>
-          <w:p>
-            <w:r>
-              <w:rPr>
-                <w:b/>
-                <w:i w:val="0"/>
-                <w:color w:val="16A34A"/>
-                <w:sz w:val="16"/>
-              </w:rPr>
-              <w:t>—</w:t>
-            </w:r>
-          </w:p>
-        </w:tc>
-        <w:tc>
-          <w:tcPr>
-            <w:tcW w:type="dxa" w:w="1191"/>
-          </w:tcPr>
-          <w:p>
-            <w:r>
-              <w:rPr>
-                <w:b w:val="0"/>
-                <w:i w:val="0"/>
-                <w:color w:val="64748B"/>
-                <w:sz w:val="16"/>
-              </w:rPr>
-              <w:t>GT-CQ</w:t>
-            </w:r>
-          </w:p>
-        </w:tc>
-        <w:tc>
-          <w:tcPr>
-            <w:tcW w:type="dxa" w:w="4706"/>
-          </w:tcPr>
-          <w:p>
-            <w:r>
-              <w:rPr>
-                <w:b w:val="0"/>
-                <w:i w:val="0"/>
-                <w:sz w:val="17"/>
-              </w:rPr>
-              <w:t>Prière de verifier l'information donnée par ngagne diakhate ou corriger au niveau de la section 1.</w:t>
-            </w:r>
-          </w:p>
-        </w:tc>
-      </w:tr>
-      <w:tr>
-        <w:tc>
-          <w:tcPr>
-            <w:tcW w:type="dxa" w:w="964"/>
-          </w:tcPr>
-          <w:p>
-            <w:r>
-              <w:rPr>
-                <w:b/>
-                <w:i w:val="0"/>
-                <w:color w:val="EA580C"/>
-                <w:sz w:val="16"/>
-              </w:rPr>
-              <w:t>Moyenne</w:t>
-            </w:r>
-          </w:p>
-        </w:tc>
-        <w:tc>
-          <w:tcPr>
-            <w:tcW w:type="dxa" w:w="1247"/>
-          </w:tcPr>
-          <w:p>
-            <w:r>
-              <w:rPr>
-                <w:b/>
-                <w:i w:val="0"/>
-                <w:sz w:val="16"/>
-              </w:rPr>
-              <w:t>S01</w:t>
-              <w:br/>
-            </w:r>
-            <w:r>
-              <w:rPr>
-                <w:b w:val="0"/>
-                <w:i w:val="0"/>
-                <w:color w:val="64748B"/>
-                <w:sz w:val="14"/>
-              </w:rPr>
-              <w:t>Démographie</w:t>
-            </w:r>
-          </w:p>
-        </w:tc>
-        <w:tc>
-          <w:tcPr>
-            <w:tcW w:type="dxa" w:w="1531"/>
-          </w:tcPr>
-          <w:p>
-            <w:r>
-              <w:rPr>
-                <w:b/>
-                <w:i w:val="0"/>
-                <w:color w:val="16A34A"/>
-                <w:sz w:val="16"/>
-              </w:rPr>
-              <w:t>s00q27, s01q03a, s01q03b, s01q03c, s01q00b</w:t>
-            </w:r>
-          </w:p>
-        </w:tc>
-        <w:tc>
-          <w:tcPr>
-            <w:tcW w:type="dxa" w:w="1191"/>
-          </w:tcPr>
-          <w:p>
-            <w:r>
-              <w:rPr>
-                <w:b w:val="0"/>
-                <w:i w:val="0"/>
-                <w:color w:val="64748B"/>
-                <w:sz w:val="16"/>
-              </w:rPr>
-              <w:t>GT-CQ</w:t>
-            </w:r>
-          </w:p>
-        </w:tc>
-        <w:tc>
-          <w:tcPr>
-            <w:tcW w:type="dxa" w:w="4706"/>
-          </w:tcPr>
-          <w:p>
-            <w:r>
-              <w:rPr>
-                <w:b w:val="0"/>
-                <w:i w:val="0"/>
-                <w:sz w:val="17"/>
-              </w:rPr>
-              <w:t>Les informations sur l'acte de naissance (ni Jours, ni mois et ni années) de  Ousmane diop  manquent, s'il vous plait pouvez-vous fournir d'effort pour avoir ces informations.</w:t>
-            </w:r>
-          </w:p>
-        </w:tc>
-      </w:tr>
-      <w:tr>
-        <w:tc>
-          <w:tcPr>
-            <w:tcW w:type="dxa" w:w="964"/>
-          </w:tcPr>
-          <w:p>
-            <w:r>
-              <w:rPr>
-                <w:b/>
-                <w:i w:val="0"/>
-                <w:color w:val="EA580C"/>
-                <w:sz w:val="16"/>
-              </w:rPr>
-              <w:t>Moyenne</w:t>
-            </w:r>
-          </w:p>
-        </w:tc>
-        <w:tc>
-          <w:tcPr>
-            <w:tcW w:type="dxa" w:w="1247"/>
-          </w:tcPr>
-          <w:p>
-            <w:r>
-              <w:rPr>
-                <w:b/>
-                <w:i w:val="0"/>
-                <w:sz w:val="16"/>
-              </w:rPr>
-              <w:t>S01</w:t>
-              <w:br/>
-            </w:r>
-            <w:r>
-              <w:rPr>
-                <w:b w:val="0"/>
-                <w:i w:val="0"/>
-                <w:color w:val="64748B"/>
-                <w:sz w:val="14"/>
-              </w:rPr>
-              <w:t>Démographie</w:t>
-            </w:r>
-          </w:p>
-        </w:tc>
-        <w:tc>
-          <w:tcPr>
-            <w:tcW w:type="dxa" w:w="1531"/>
-          </w:tcPr>
-          <w:p>
-            <w:r>
-              <w:rPr>
-                <w:b/>
-                <w:i w:val="0"/>
-                <w:color w:val="16A34A"/>
-                <w:sz w:val="16"/>
-              </w:rPr>
-              <w:t>s00q27, s01q03a, s01q03b, s01q03c, s01q00b</w:t>
-            </w:r>
-          </w:p>
-        </w:tc>
-        <w:tc>
-          <w:tcPr>
-            <w:tcW w:type="dxa" w:w="1191"/>
-          </w:tcPr>
-          <w:p>
-            <w:r>
-              <w:rPr>
-                <w:b w:val="0"/>
-                <w:i w:val="0"/>
-                <w:color w:val="64748B"/>
-                <w:sz w:val="16"/>
-              </w:rPr>
-              <w:t>GT-CQ</w:t>
-            </w:r>
-          </w:p>
-        </w:tc>
-        <w:tc>
-          <w:tcPr>
-            <w:tcW w:type="dxa" w:w="4706"/>
-          </w:tcPr>
-          <w:p>
-            <w:r>
-              <w:rPr>
-                <w:b w:val="0"/>
-                <w:i w:val="0"/>
-                <w:sz w:val="17"/>
-              </w:rPr>
-              <w:t>Les informations sur l'acte de naissance (ni Jours, ni mois et ni années) de  aliou diakhate  manquent, s'il vous plait pouvez-vous fournir d'effort pour avoir ces informations.</w:t>
-            </w:r>
-          </w:p>
-        </w:tc>
-      </w:tr>
-      <w:tr>
-        <w:tc>
-          <w:tcPr>
-            <w:tcW w:type="dxa" w:w="964"/>
-          </w:tcPr>
-          <w:p>
-            <w:r>
-              <w:rPr>
-                <w:b/>
-                <w:i w:val="0"/>
-                <w:color w:val="EA580C"/>
-                <w:sz w:val="16"/>
-              </w:rPr>
-              <w:t>Moyenne</w:t>
-            </w:r>
-          </w:p>
-        </w:tc>
-        <w:tc>
-          <w:tcPr>
-            <w:tcW w:type="dxa" w:w="1247"/>
-          </w:tcPr>
-          <w:p>
-            <w:r>
-              <w:rPr>
-                <w:b/>
-                <w:i w:val="0"/>
-                <w:sz w:val="16"/>
-              </w:rPr>
-              <w:t>S01</w:t>
-              <w:br/>
-            </w:r>
-            <w:r>
-              <w:rPr>
-                <w:b w:val="0"/>
-                <w:i w:val="0"/>
-                <w:color w:val="64748B"/>
-                <w:sz w:val="14"/>
-              </w:rPr>
-              <w:t>Démographie</w:t>
-            </w:r>
-          </w:p>
-        </w:tc>
-        <w:tc>
-          <w:tcPr>
-            <w:tcW w:type="dxa" w:w="1531"/>
-          </w:tcPr>
-          <w:p>
-            <w:r>
-              <w:rPr>
-                <w:b/>
-                <w:i w:val="0"/>
-                <w:color w:val="16A34A"/>
-                <w:sz w:val="16"/>
-              </w:rPr>
-              <w:t>s00q27, s01q03a, s01q03b, s01q03c, s01q00b</w:t>
-            </w:r>
-          </w:p>
-        </w:tc>
-        <w:tc>
-          <w:tcPr>
-            <w:tcW w:type="dxa" w:w="1191"/>
-          </w:tcPr>
-          <w:p>
-            <w:r>
-              <w:rPr>
-                <w:b w:val="0"/>
-                <w:i w:val="0"/>
-                <w:color w:val="64748B"/>
-                <w:sz w:val="16"/>
-              </w:rPr>
-              <w:t>GT-CQ</w:t>
-            </w:r>
-          </w:p>
-        </w:tc>
-        <w:tc>
-          <w:tcPr>
-            <w:tcW w:type="dxa" w:w="4706"/>
-          </w:tcPr>
-          <w:p>
-            <w:r>
-              <w:rPr>
-                <w:b w:val="0"/>
-                <w:i w:val="0"/>
-                <w:sz w:val="17"/>
-              </w:rPr>
-              <w:t>Les informations sur l'acte de naissance (ni Jours, ni mois et ni années) de  cheikh diop  manquent, s'il vous plait pouvez-vous fournir d'effort pour avoir ces informations.</w:t>
-            </w:r>
-          </w:p>
-        </w:tc>
-      </w:tr>
-      <w:tr>
-        <w:tc>
-          <w:tcPr>
-            <w:tcW w:type="dxa" w:w="964"/>
-          </w:tcPr>
-          <w:p>
-            <w:r>
-              <w:rPr>
-                <w:b/>
-                <w:i w:val="0"/>
-                <w:color w:val="EA580C"/>
-                <w:sz w:val="16"/>
-              </w:rPr>
-              <w:t>Moyenne</w:t>
-            </w:r>
-          </w:p>
-        </w:tc>
-        <w:tc>
-          <w:tcPr>
-            <w:tcW w:type="dxa" w:w="1247"/>
-          </w:tcPr>
-          <w:p>
-            <w:r>
-              <w:rPr>
-                <w:b/>
-                <w:i w:val="0"/>
-                <w:sz w:val="16"/>
-              </w:rPr>
-              <w:t>S01</w:t>
-              <w:br/>
-            </w:r>
-            <w:r>
-              <w:rPr>
-                <w:b w:val="0"/>
-                <w:i w:val="0"/>
-                <w:color w:val="64748B"/>
-                <w:sz w:val="14"/>
-              </w:rPr>
-              <w:t>Démographie</w:t>
-            </w:r>
-          </w:p>
-        </w:tc>
-        <w:tc>
-          <w:tcPr>
-            <w:tcW w:type="dxa" w:w="1531"/>
-          </w:tcPr>
-          <w:p>
-            <w:r>
-              <w:rPr>
-                <w:b/>
-                <w:i w:val="0"/>
-                <w:color w:val="16A34A"/>
-                <w:sz w:val="16"/>
-              </w:rPr>
-              <w:t>—</w:t>
-            </w:r>
-          </w:p>
-        </w:tc>
-        <w:tc>
-          <w:tcPr>
-            <w:tcW w:type="dxa" w:w="1191"/>
-          </w:tcPr>
-          <w:p>
-            <w:r>
-              <w:rPr>
-                <w:b w:val="0"/>
-                <w:i w:val="0"/>
-                <w:color w:val="64748B"/>
-                <w:sz w:val="16"/>
-              </w:rPr>
-              <w:t>GT-CQ</w:t>
-            </w:r>
-          </w:p>
-        </w:tc>
-        <w:tc>
-          <w:tcPr>
-            <w:tcW w:type="dxa" w:w="4706"/>
-          </w:tcPr>
-          <w:p>
-            <w:r>
-              <w:rPr>
-                <w:b w:val="0"/>
-                <w:i w:val="0"/>
-                <w:sz w:val="17"/>
-              </w:rPr>
-              <w:t>Prière de verifier l'information donnée par cheikh diop ou corriger au niveau de la section 1.</w:t>
-            </w:r>
-          </w:p>
-        </w:tc>
-      </w:tr>
-      <w:tr>
-        <w:tc>
-          <w:tcPr>
-            <w:tcW w:type="dxa" w:w="964"/>
-          </w:tcPr>
-          <w:p>
-            <w:r>
-              <w:rPr>
-                <w:b/>
-                <w:i w:val="0"/>
-                <w:color w:val="EA580C"/>
-                <w:sz w:val="16"/>
-              </w:rPr>
-              <w:t>Moyenne</w:t>
-            </w:r>
-          </w:p>
-        </w:tc>
-        <w:tc>
-          <w:tcPr>
-            <w:tcW w:type="dxa" w:w="1247"/>
-          </w:tcPr>
-          <w:p>
-            <w:r>
-              <w:rPr>
-                <w:b/>
-                <w:i w:val="0"/>
-                <w:sz w:val="16"/>
-              </w:rPr>
-              <w:t>S01</w:t>
-              <w:br/>
-            </w:r>
-            <w:r>
-              <w:rPr>
-                <w:b w:val="0"/>
-                <w:i w:val="0"/>
-                <w:color w:val="64748B"/>
-                <w:sz w:val="14"/>
-              </w:rPr>
-              <w:t>Démographie</w:t>
-            </w:r>
-          </w:p>
-        </w:tc>
-        <w:tc>
-          <w:tcPr>
-            <w:tcW w:type="dxa" w:w="1531"/>
-          </w:tcPr>
-          <w:p>
-            <w:r>
-              <w:rPr>
-                <w:b/>
-                <w:i w:val="0"/>
-                <w:color w:val="16A34A"/>
-                <w:sz w:val="16"/>
-              </w:rPr>
-              <w:t>s00q27, s01q03a, s01q03b, s01q03c, s01q00b</w:t>
-            </w:r>
-          </w:p>
-        </w:tc>
-        <w:tc>
-          <w:tcPr>
-            <w:tcW w:type="dxa" w:w="1191"/>
-          </w:tcPr>
-          <w:p>
-            <w:r>
-              <w:rPr>
-                <w:b w:val="0"/>
-                <w:i w:val="0"/>
-                <w:color w:val="64748B"/>
-                <w:sz w:val="16"/>
-              </w:rPr>
-              <w:t>GT-CQ</w:t>
-            </w:r>
-          </w:p>
-        </w:tc>
-        <w:tc>
-          <w:tcPr>
-            <w:tcW w:type="dxa" w:w="4706"/>
-          </w:tcPr>
-          <w:p>
-            <w:r>
-              <w:rPr>
-                <w:b w:val="0"/>
-                <w:i w:val="0"/>
-                <w:sz w:val="17"/>
-              </w:rPr>
-              <w:t>Les informations sur l'acte de naissance (ni Jours, ni mois et ni années) de  mbacke diouf  manquent, s'il vous plait pouvez-vous fournir d'effort pour avoir ces informations.</w:t>
-            </w:r>
-          </w:p>
-        </w:tc>
-      </w:tr>
-      <w:tr>
-        <w:tc>
-          <w:tcPr>
-            <w:tcW w:type="dxa" w:w="964"/>
-          </w:tcPr>
-          <w:p>
-            <w:r>
-              <w:rPr>
-                <w:b/>
-                <w:i w:val="0"/>
-                <w:color w:val="EA580C"/>
-                <w:sz w:val="16"/>
-              </w:rPr>
-              <w:t>Moyenne</w:t>
-            </w:r>
-          </w:p>
-        </w:tc>
-        <w:tc>
-          <w:tcPr>
-            <w:tcW w:type="dxa" w:w="1247"/>
-          </w:tcPr>
-          <w:p>
-            <w:r>
-              <w:rPr>
-                <w:b/>
-                <w:i w:val="0"/>
-                <w:sz w:val="16"/>
-              </w:rPr>
-              <w:t>S02</w:t>
-              <w:br/>
-            </w:r>
-            <w:r>
-              <w:rPr>
-                <w:b w:val="0"/>
-                <w:i w:val="0"/>
-                <w:color w:val="64748B"/>
-                <w:sz w:val="14"/>
-              </w:rPr>
-              <w:t>Éducation</w:t>
-            </w:r>
-          </w:p>
-        </w:tc>
-        <w:tc>
-          <w:tcPr>
-            <w:tcW w:type="dxa" w:w="1531"/>
-          </w:tcPr>
-          <w:p>
-            <w:r>
-              <w:rPr>
-                <w:b/>
-                <w:i w:val="0"/>
-                <w:color w:val="16A34A"/>
-                <w:sz w:val="16"/>
-              </w:rPr>
-              <w:t>—</w:t>
-            </w:r>
-          </w:p>
-        </w:tc>
-        <w:tc>
-          <w:tcPr>
-            <w:tcW w:type="dxa" w:w="1191"/>
-          </w:tcPr>
-          <w:p>
-            <w:r>
-              <w:rPr>
-                <w:b w:val="0"/>
-                <w:i w:val="0"/>
-                <w:color w:val="64748B"/>
-                <w:sz w:val="16"/>
-              </w:rPr>
-              <w:t>GT-CQ</w:t>
-            </w:r>
-          </w:p>
-        </w:tc>
-        <w:tc>
-          <w:tcPr>
-            <w:tcW w:type="dxa" w:w="4706"/>
-          </w:tcPr>
-          <w:p>
-            <w:r>
-              <w:rPr>
-                <w:b w:val="0"/>
-                <w:i w:val="0"/>
-                <w:sz w:val="17"/>
-              </w:rPr>
-              <w:t>veuillez, s'il vous plait, confirmer les frais de scolarité ( 10000 FCFA) payée de ndeye khady diop avec le QG ou apporter les corrections nécessaires.</w:t>
-            </w:r>
-          </w:p>
-        </w:tc>
-      </w:tr>
-      <w:tr>
-        <w:tc>
-          <w:tcPr>
-            <w:tcW w:type="dxa" w:w="964"/>
-          </w:tcPr>
-          <w:p>
-            <w:r>
-              <w:rPr>
-                <w:b/>
-                <w:i w:val="0"/>
-                <w:color w:val="EA580C"/>
-                <w:sz w:val="16"/>
-              </w:rPr>
-              <w:t>Moyenne</w:t>
-            </w:r>
-          </w:p>
-        </w:tc>
-        <w:tc>
-          <w:tcPr>
-            <w:tcW w:type="dxa" w:w="1247"/>
-          </w:tcPr>
-          <w:p>
-            <w:r>
-              <w:rPr>
-                <w:b/>
-                <w:i w:val="0"/>
-                <w:sz w:val="16"/>
-              </w:rPr>
-              <w:t>S02</w:t>
-              <w:br/>
-            </w:r>
-            <w:r>
-              <w:rPr>
-                <w:b w:val="0"/>
-                <w:i w:val="0"/>
-                <w:color w:val="64748B"/>
-                <w:sz w:val="14"/>
-              </w:rPr>
-              <w:t>Éducation</w:t>
-            </w:r>
-          </w:p>
-        </w:tc>
-        <w:tc>
-          <w:tcPr>
-            <w:tcW w:type="dxa" w:w="1531"/>
-          </w:tcPr>
-          <w:p>
-            <w:r>
-              <w:rPr>
-                <w:b/>
-                <w:i w:val="0"/>
-                <w:color w:val="16A34A"/>
-                <w:sz w:val="16"/>
-              </w:rPr>
-              <w:t>—</w:t>
-            </w:r>
-          </w:p>
-        </w:tc>
-        <w:tc>
-          <w:tcPr>
-            <w:tcW w:type="dxa" w:w="1191"/>
-          </w:tcPr>
-          <w:p>
-            <w:r>
-              <w:rPr>
-                <w:b w:val="0"/>
-                <w:i w:val="0"/>
-                <w:color w:val="64748B"/>
-                <w:sz w:val="16"/>
-              </w:rPr>
-              <w:t>GT-CQ</w:t>
-            </w:r>
-          </w:p>
-        </w:tc>
-        <w:tc>
-          <w:tcPr>
-            <w:tcW w:type="dxa" w:w="4706"/>
-          </w:tcPr>
-          <w:p>
-            <w:r>
-              <w:rPr>
-                <w:b w:val="0"/>
-                <w:i w:val="0"/>
-                <w:sz w:val="17"/>
-              </w:rPr>
-              <w:t>Attention ! Le frais de scolarité (25000 Fcfa) de insa diakhate 2 en 3ème année de Primaire est relativement élevé par rapport aux autres frais de scolarités observés dans cette zone.</w:t>
-            </w:r>
-          </w:p>
-        </w:tc>
-      </w:tr>
-      <w:tr>
-        <w:tc>
-          <w:tcPr>
-            <w:tcW w:type="dxa" w:w="964"/>
-          </w:tcPr>
-          <w:p>
-            <w:r>
-              <w:rPr>
-                <w:b/>
-                <w:i w:val="0"/>
-                <w:color w:val="EA580C"/>
-                <w:sz w:val="16"/>
-              </w:rPr>
-              <w:t>Moyenne</w:t>
-            </w:r>
-          </w:p>
-        </w:tc>
-        <w:tc>
-          <w:tcPr>
-            <w:tcW w:type="dxa" w:w="1247"/>
-          </w:tcPr>
-          <w:p>
-            <w:r>
-              <w:rPr>
-                <w:b/>
-                <w:i w:val="0"/>
-                <w:sz w:val="16"/>
-              </w:rPr>
-              <w:t>S02</w:t>
-              <w:br/>
-            </w:r>
-            <w:r>
-              <w:rPr>
-                <w:b w:val="0"/>
-                <w:i w:val="0"/>
-                <w:color w:val="64748B"/>
-                <w:sz w:val="14"/>
-              </w:rPr>
-              <w:t>Éducation</w:t>
-            </w:r>
-          </w:p>
-        </w:tc>
-        <w:tc>
-          <w:tcPr>
-            <w:tcW w:type="dxa" w:w="1531"/>
-          </w:tcPr>
-          <w:p>
-            <w:r>
-              <w:rPr>
-                <w:b/>
-                <w:i w:val="0"/>
-                <w:color w:val="16A34A"/>
-                <w:sz w:val="16"/>
-              </w:rPr>
-              <w:t>—</w:t>
-            </w:r>
-          </w:p>
-        </w:tc>
-        <w:tc>
-          <w:tcPr>
-            <w:tcW w:type="dxa" w:w="1191"/>
-          </w:tcPr>
-          <w:p>
-            <w:r>
-              <w:rPr>
-                <w:b w:val="0"/>
-                <w:i w:val="0"/>
-                <w:color w:val="64748B"/>
-                <w:sz w:val="16"/>
-              </w:rPr>
-              <w:t>GT-CQ</w:t>
-            </w:r>
-          </w:p>
-        </w:tc>
-        <w:tc>
-          <w:tcPr>
-            <w:tcW w:type="dxa" w:w="4706"/>
-          </w:tcPr>
-          <w:p>
-            <w:r>
-              <w:rPr>
-                <w:b w:val="0"/>
-                <w:i w:val="0"/>
-                <w:sz w:val="17"/>
-              </w:rPr>
-              <w:t>Prière de corriger ou de confirmer avec le QG.</w:t>
-            </w:r>
-          </w:p>
-        </w:tc>
-      </w:tr>
-      <w:tr>
-        <w:tc>
-          <w:tcPr>
-            <w:tcW w:type="dxa" w:w="964"/>
-          </w:tcPr>
-          <w:p>
-            <w:r>
-              <w:rPr>
-                <w:b/>
-                <w:i w:val="0"/>
-                <w:color w:val="EA580C"/>
-                <w:sz w:val="16"/>
-              </w:rPr>
-              <w:t>Moyenne</w:t>
-            </w:r>
-          </w:p>
-        </w:tc>
-        <w:tc>
-          <w:tcPr>
-            <w:tcW w:type="dxa" w:w="1247"/>
-          </w:tcPr>
-          <w:p>
-            <w:r>
-              <w:rPr>
-                <w:b/>
-                <w:i w:val="0"/>
-                <w:sz w:val="16"/>
-              </w:rPr>
-              <w:t>S02</w:t>
-              <w:br/>
-            </w:r>
-            <w:r>
-              <w:rPr>
-                <w:b w:val="0"/>
-                <w:i w:val="0"/>
-                <w:color w:val="64748B"/>
-                <w:sz w:val="14"/>
-              </w:rPr>
-              <w:t>Éducation</w:t>
-            </w:r>
-          </w:p>
-        </w:tc>
-        <w:tc>
-          <w:tcPr>
-            <w:tcW w:type="dxa" w:w="1531"/>
-          </w:tcPr>
-          <w:p>
-            <w:r>
-              <w:rPr>
-                <w:b/>
-                <w:i w:val="0"/>
-                <w:color w:val="16A34A"/>
-                <w:sz w:val="16"/>
-              </w:rPr>
-              <w:t>s01q23, s01q00b, s01q23_autre</w:t>
-            </w:r>
-          </w:p>
-        </w:tc>
-        <w:tc>
-          <w:tcPr>
-            <w:tcW w:type="dxa" w:w="1191"/>
-          </w:tcPr>
-          <w:p>
-            <w:r>
-              <w:rPr>
-                <w:b w:val="0"/>
-                <w:i w:val="0"/>
-                <w:color w:val="64748B"/>
-                <w:sz w:val="16"/>
-              </w:rPr>
-              <w:t>GT-CQ</w:t>
-            </w:r>
-          </w:p>
-        </w:tc>
-        <w:tc>
-          <w:tcPr>
-            <w:tcW w:type="dxa" w:w="4706"/>
-          </w:tcPr>
-          <w:p>
-            <w:r>
-              <w:rPr>
-                <w:b w:val="0"/>
-                <w:i w:val="0"/>
-                <w:sz w:val="17"/>
-              </w:rPr>
-              <w:t>Le domaine que mbacke diouf bénéficié de cette formation est phamacetie et semble exister dans les modalités, prière de prendre attache avec le QG pour plus d'explication afin de la classer bien.</w:t>
-            </w:r>
-          </w:p>
-        </w:tc>
-      </w:tr>
-      <w:tr>
-        <w:tc>
-          <w:tcPr>
-            <w:tcW w:type="dxa" w:w="964"/>
-          </w:tcPr>
-          <w:p>
-            <w:r>
-              <w:rPr>
-                <w:b/>
-                <w:i w:val="0"/>
-                <w:color w:val="EA580C"/>
-                <w:sz w:val="16"/>
-              </w:rPr>
-              <w:t>Moyenne</w:t>
-            </w:r>
-          </w:p>
-        </w:tc>
-        <w:tc>
-          <w:tcPr>
-            <w:tcW w:type="dxa" w:w="1247"/>
-          </w:tcPr>
-          <w:p>
-            <w:r>
-              <w:rPr>
-                <w:b/>
-                <w:i w:val="0"/>
-                <w:sz w:val="16"/>
-              </w:rPr>
-              <w:t>S02</w:t>
-              <w:br/>
-            </w:r>
-            <w:r>
-              <w:rPr>
-                <w:b w:val="0"/>
-                <w:i w:val="0"/>
-                <w:color w:val="64748B"/>
-                <w:sz w:val="14"/>
-              </w:rPr>
-              <w:t>Éducation</w:t>
-            </w:r>
-          </w:p>
-        </w:tc>
-        <w:tc>
-          <w:tcPr>
-            <w:tcW w:type="dxa" w:w="1531"/>
-          </w:tcPr>
-          <w:p>
-            <w:r>
-              <w:rPr>
-                <w:b/>
-                <w:i w:val="0"/>
-                <w:color w:val="16A34A"/>
-                <w:sz w:val="16"/>
-              </w:rPr>
-              <w:t>—</w:t>
-            </w:r>
-          </w:p>
-        </w:tc>
-        <w:tc>
-          <w:tcPr>
-            <w:tcW w:type="dxa" w:w="1191"/>
-          </w:tcPr>
-          <w:p>
-            <w:r>
-              <w:rPr>
-                <w:b w:val="0"/>
-                <w:i w:val="0"/>
-                <w:color w:val="64748B"/>
-                <w:sz w:val="16"/>
-              </w:rPr>
-              <w:t>GT-CQ</w:t>
-            </w:r>
-          </w:p>
-        </w:tc>
-        <w:tc>
-          <w:tcPr>
-            <w:tcW w:type="dxa" w:w="4706"/>
-          </w:tcPr>
-          <w:p>
-            <w:r>
-              <w:rPr>
-                <w:b w:val="0"/>
-                <w:i w:val="0"/>
-                <w:sz w:val="17"/>
-              </w:rPr>
-              <w:t>Prière de vous adresser à mbacke diouf pour avoir l'année exacte.</w:t>
-            </w:r>
-          </w:p>
-        </w:tc>
-      </w:tr>
-      <w:tr>
-        <w:tc>
-          <w:tcPr>
-            <w:tcW w:type="dxa" w:w="964"/>
-          </w:tcPr>
-          <w:p>
-            <w:r>
-              <w:rPr>
-                <w:b/>
-                <w:i w:val="0"/>
-                <w:color w:val="EA580C"/>
-                <w:sz w:val="16"/>
-              </w:rPr>
-              <w:t>Moyenne</w:t>
-            </w:r>
-          </w:p>
-        </w:tc>
-        <w:tc>
-          <w:tcPr>
-            <w:tcW w:type="dxa" w:w="1247"/>
-          </w:tcPr>
-          <w:p>
-            <w:r>
-              <w:rPr>
-                <w:b/>
-                <w:i w:val="0"/>
-                <w:sz w:val="16"/>
-              </w:rPr>
-              <w:t>S03</w:t>
-              <w:br/>
-            </w:r>
-            <w:r>
-              <w:rPr>
-                <w:b w:val="0"/>
-                <w:i w:val="0"/>
-                <w:color w:val="64748B"/>
-                <w:sz w:val="14"/>
-              </w:rPr>
-              <w:t>Santé</w:t>
-            </w:r>
-          </w:p>
-        </w:tc>
-        <w:tc>
-          <w:tcPr>
-            <w:tcW w:type="dxa" w:w="1531"/>
-          </w:tcPr>
-          <w:p>
-            <w:r>
-              <w:rPr>
-                <w:b/>
-                <w:i w:val="0"/>
-                <w:color w:val="16A34A"/>
-                <w:sz w:val="16"/>
-              </w:rPr>
-              <w:t>s01q41a, s02q20, s02q22, s03q07, s03q02, s01q00b, s03q02_autre</w:t>
-            </w:r>
-          </w:p>
-        </w:tc>
-        <w:tc>
-          <w:tcPr>
-            <w:tcW w:type="dxa" w:w="1191"/>
-          </w:tcPr>
-          <w:p>
-            <w:r>
-              <w:rPr>
-                <w:b w:val="0"/>
-                <w:i w:val="0"/>
-                <w:color w:val="64748B"/>
-                <w:sz w:val="16"/>
-              </w:rPr>
-              <w:t>GT-CQ</w:t>
-            </w:r>
-          </w:p>
-        </w:tc>
-        <w:tc>
-          <w:tcPr>
-            <w:tcW w:type="dxa" w:w="4706"/>
-          </w:tcPr>
-          <w:p>
-            <w:r>
-              <w:rPr>
-                <w:b w:val="0"/>
-                <w:i w:val="0"/>
-                <w:sz w:val="17"/>
-              </w:rPr>
-              <w:t>Le principal problème de santé que bineta diop a eu est hemoreide, prière de prendre attache avec le QG pour plus d'explication afin de le classer bien.</w:t>
-            </w:r>
-          </w:p>
-        </w:tc>
-      </w:tr>
-      <w:tr>
-        <w:tc>
-          <w:tcPr>
-            <w:tcW w:type="dxa" w:w="964"/>
-          </w:tcPr>
-          <w:p>
-            <w:r>
-              <w:rPr>
-                <w:b/>
-                <w:i w:val="0"/>
-                <w:color w:val="EA580C"/>
-                <w:sz w:val="16"/>
-              </w:rPr>
-              <w:t>Moyenne</w:t>
-            </w:r>
-          </w:p>
-        </w:tc>
-        <w:tc>
-          <w:tcPr>
-            <w:tcW w:type="dxa" w:w="1247"/>
-          </w:tcPr>
-          <w:p>
-            <w:r>
-              <w:rPr>
-                <w:b/>
-                <w:i w:val="0"/>
-                <w:sz w:val="16"/>
-              </w:rPr>
-              <w:t>S04</w:t>
-              <w:br/>
-            </w:r>
-            <w:r>
-              <w:rPr>
-                <w:b w:val="0"/>
-                <w:i w:val="0"/>
-                <w:color w:val="64748B"/>
-                <w:sz w:val="14"/>
-              </w:rPr>
-              <w:t>Emploi</w:t>
-            </w:r>
-          </w:p>
-        </w:tc>
-        <w:tc>
-          <w:tcPr>
-            <w:tcW w:type="dxa" w:w="1531"/>
-          </w:tcPr>
-          <w:p>
-            <w:r>
-              <w:rPr>
-                <w:b/>
-                <w:i w:val="0"/>
-                <w:color w:val="16A34A"/>
-                <w:sz w:val="16"/>
-              </w:rPr>
-              <w:t>s04q01, s04q02, s04q03, s04q04, s04q05, s04q06, s04q07, s04q08</w:t>
-            </w:r>
-          </w:p>
-        </w:tc>
-        <w:tc>
-          <w:tcPr>
-            <w:tcW w:type="dxa" w:w="1191"/>
-          </w:tcPr>
-          <w:p>
-            <w:r>
-              <w:rPr>
-                <w:b w:val="0"/>
-                <w:i w:val="0"/>
-                <w:color w:val="64748B"/>
-                <w:sz w:val="16"/>
-              </w:rPr>
-              <w:t>GT-CQ</w:t>
-            </w:r>
-          </w:p>
-        </w:tc>
-        <w:tc>
-          <w:tcPr>
-            <w:tcW w:type="dxa" w:w="4706"/>
-          </w:tcPr>
-          <w:p>
-            <w:r>
-              <w:rPr>
-                <w:b w:val="0"/>
-                <w:i w:val="0"/>
-                <w:sz w:val="17"/>
-              </w:rPr>
-              <w:t>pour bineta diop semble très élevés, prière de corriger ou confirmer avec le QG (s04q01 s04q02 s04q03 s04q04 s04q05 s04q06 s04q07 s04q08).</w:t>
-            </w:r>
-          </w:p>
-        </w:tc>
-      </w:tr>
-      <w:tr>
-        <w:tc>
-          <w:tcPr>
-            <w:tcW w:type="dxa" w:w="964"/>
-          </w:tcPr>
-          <w:p>
-            <w:r>
-              <w:rPr>
-                <w:b/>
-                <w:i w:val="0"/>
-                <w:color w:val="EA580C"/>
-                <w:sz w:val="16"/>
-              </w:rPr>
-              <w:t>Moyenne</w:t>
-            </w:r>
-          </w:p>
-        </w:tc>
-        <w:tc>
-          <w:tcPr>
-            <w:tcW w:type="dxa" w:w="1247"/>
-          </w:tcPr>
-          <w:p>
-            <w:r>
-              <w:rPr>
-                <w:b/>
-                <w:i w:val="0"/>
-                <w:sz w:val="16"/>
-              </w:rPr>
-              <w:t>S04</w:t>
-              <w:br/>
-            </w:r>
-            <w:r>
-              <w:rPr>
-                <w:b w:val="0"/>
-                <w:i w:val="0"/>
-                <w:color w:val="64748B"/>
-                <w:sz w:val="14"/>
-              </w:rPr>
-              <w:t>Emploi</w:t>
-            </w:r>
-          </w:p>
-        </w:tc>
-        <w:tc>
-          <w:tcPr>
-            <w:tcW w:type="dxa" w:w="1531"/>
-          </w:tcPr>
-          <w:p>
-            <w:r>
-              <w:rPr>
-                <w:b/>
-                <w:i w:val="0"/>
-                <w:color w:val="16A34A"/>
-                <w:sz w:val="16"/>
-              </w:rPr>
-              <w:t>—</w:t>
-            </w:r>
-          </w:p>
-        </w:tc>
-        <w:tc>
-          <w:tcPr>
-            <w:tcW w:type="dxa" w:w="1191"/>
-          </w:tcPr>
-          <w:p>
-            <w:r>
-              <w:rPr>
-                <w:b w:val="0"/>
-                <w:i w:val="0"/>
-                <w:color w:val="64748B"/>
-                <w:sz w:val="16"/>
-              </w:rPr>
-              <w:t>GT-CQ</w:t>
-            </w:r>
-          </w:p>
-        </w:tc>
-        <w:tc>
-          <w:tcPr>
-            <w:tcW w:type="dxa" w:w="4706"/>
-          </w:tcPr>
-          <w:p>
-            <w:r>
-              <w:rPr>
-                <w:b w:val="0"/>
-                <w:i w:val="0"/>
-                <w:sz w:val="17"/>
-              </w:rPr>
-              <w:t>Attention ! Le nombre de jours (6 jours) que mbacke diouf a travaillés par mois semble être inférieur à 15.</w:t>
-            </w:r>
-          </w:p>
-        </w:tc>
-      </w:tr>
-      <w:tr>
-        <w:tc>
-          <w:tcPr>
-            <w:tcW w:type="dxa" w:w="964"/>
-          </w:tcPr>
-          <w:p>
-            <w:r>
-              <w:rPr>
-                <w:b/>
-                <w:i w:val="0"/>
-                <w:color w:val="EA580C"/>
-                <w:sz w:val="16"/>
-              </w:rPr>
-              <w:t>Moyenne</w:t>
-            </w:r>
-          </w:p>
-        </w:tc>
-        <w:tc>
-          <w:tcPr>
-            <w:tcW w:type="dxa" w:w="1247"/>
-          </w:tcPr>
-          <w:p>
-            <w:r>
-              <w:rPr>
-                <w:b/>
-                <w:i w:val="0"/>
-                <w:sz w:val="16"/>
-              </w:rPr>
-              <w:t>S04</w:t>
-              <w:br/>
-            </w:r>
-            <w:r>
-              <w:rPr>
-                <w:b w:val="0"/>
-                <w:i w:val="0"/>
-                <w:color w:val="64748B"/>
-                <w:sz w:val="14"/>
-              </w:rPr>
-              <w:t>Emploi</w:t>
-            </w:r>
-          </w:p>
-        </w:tc>
-        <w:tc>
-          <w:tcPr>
-            <w:tcW w:type="dxa" w:w="1531"/>
-          </w:tcPr>
-          <w:p>
-            <w:r>
-              <w:rPr>
-                <w:b/>
-                <w:i w:val="0"/>
-                <w:color w:val="16A34A"/>
-                <w:sz w:val="16"/>
-              </w:rPr>
-              <w:t>—</w:t>
-            </w:r>
-          </w:p>
-        </w:tc>
-        <w:tc>
-          <w:tcPr>
-            <w:tcW w:type="dxa" w:w="1191"/>
-          </w:tcPr>
-          <w:p>
-            <w:r>
-              <w:rPr>
-                <w:b w:val="0"/>
-                <w:i w:val="0"/>
-                <w:color w:val="64748B"/>
-                <w:sz w:val="16"/>
-              </w:rPr>
-              <w:t>GT-CQ</w:t>
-            </w:r>
-          </w:p>
-        </w:tc>
-        <w:tc>
-          <w:tcPr>
-            <w:tcW w:type="dxa" w:w="4706"/>
-          </w:tcPr>
-          <w:p>
-            <w:r>
-              <w:rPr>
-                <w:b w:val="0"/>
-                <w:i w:val="0"/>
-                <w:sz w:val="17"/>
-              </w:rPr>
-              <w:t>Veuillez, s'il vous plaît, confirmer cette information.</w:t>
-            </w:r>
-          </w:p>
-        </w:tc>
-      </w:tr>
-      <w:tr>
-        <w:tc>
-          <w:tcPr>
-            <w:tcW w:type="dxa" w:w="964"/>
-          </w:tcPr>
-          <w:p>
-            <w:r>
-              <w:rPr>
-                <w:b/>
-                <w:i w:val="0"/>
-                <w:color w:val="EA580C"/>
-                <w:sz w:val="16"/>
-              </w:rPr>
-              <w:t>Moyenne</w:t>
-            </w:r>
-          </w:p>
-        </w:tc>
-        <w:tc>
-          <w:tcPr>
-            <w:tcW w:type="dxa" w:w="1247"/>
-          </w:tcPr>
-          <w:p>
-            <w:r>
-              <w:rPr>
-                <w:b/>
-                <w:i w:val="0"/>
-                <w:sz w:val="16"/>
-              </w:rPr>
-              <w:t>S04</w:t>
-              <w:br/>
-            </w:r>
-            <w:r>
-              <w:rPr>
-                <w:b w:val="0"/>
-                <w:i w:val="0"/>
-                <w:color w:val="64748B"/>
-                <w:sz w:val="14"/>
-              </w:rPr>
-              <w:t>Emploi</w:t>
-            </w:r>
-          </w:p>
-        </w:tc>
-        <w:tc>
-          <w:tcPr>
-            <w:tcW w:type="dxa" w:w="1531"/>
-          </w:tcPr>
-          <w:p>
-            <w:r>
-              <w:rPr>
-                <w:b/>
-                <w:i w:val="0"/>
-                <w:color w:val="16A34A"/>
-                <w:sz w:val="16"/>
-              </w:rPr>
-              <w:t>—</w:t>
-            </w:r>
-          </w:p>
-        </w:tc>
-        <w:tc>
-          <w:tcPr>
-            <w:tcW w:type="dxa" w:w="1191"/>
-          </w:tcPr>
-          <w:p>
-            <w:r>
-              <w:rPr>
-                <w:b w:val="0"/>
-                <w:i w:val="0"/>
-                <w:color w:val="64748B"/>
-                <w:sz w:val="16"/>
-              </w:rPr>
-              <w:t>GT-CQ</w:t>
-            </w:r>
-          </w:p>
-        </w:tc>
-        <w:tc>
-          <w:tcPr>
-            <w:tcW w:type="dxa" w:w="4706"/>
-          </w:tcPr>
-          <w:p>
-            <w:r>
-              <w:rPr>
-                <w:b w:val="0"/>
-                <w:i w:val="0"/>
-                <w:sz w:val="17"/>
-              </w:rPr>
-              <w:t>Attention ! Le nombre de jours (7 jours) que alima ndiaye a travaillés par mois semble être inférieur à 15.</w:t>
-            </w:r>
-          </w:p>
-        </w:tc>
-      </w:tr>
-      <w:tr>
-        <w:tc>
-          <w:tcPr>
-            <w:tcW w:type="dxa" w:w="964"/>
-          </w:tcPr>
-          <w:p>
-            <w:r>
-              <w:rPr>
-                <w:b/>
-                <w:i w:val="0"/>
-                <w:color w:val="EA580C"/>
-                <w:sz w:val="16"/>
-              </w:rPr>
-              <w:t>Moyenne</w:t>
-            </w:r>
-          </w:p>
-        </w:tc>
-        <w:tc>
-          <w:tcPr>
-            <w:tcW w:type="dxa" w:w="1247"/>
-          </w:tcPr>
-          <w:p>
-            <w:r>
-              <w:rPr>
-                <w:b/>
-                <w:i w:val="0"/>
-                <w:sz w:val="16"/>
-              </w:rPr>
-              <w:t>S04</w:t>
-              <w:br/>
-            </w:r>
-            <w:r>
-              <w:rPr>
-                <w:b w:val="0"/>
-                <w:i w:val="0"/>
-                <w:color w:val="64748B"/>
-                <w:sz w:val="14"/>
-              </w:rPr>
-              <w:t>Emploi</w:t>
-            </w:r>
-          </w:p>
-        </w:tc>
-        <w:tc>
-          <w:tcPr>
-            <w:tcW w:type="dxa" w:w="1531"/>
-          </w:tcPr>
-          <w:p>
-            <w:r>
-              <w:rPr>
-                <w:b/>
-                <w:i w:val="0"/>
-                <w:color w:val="16A34A"/>
-                <w:sz w:val="16"/>
-              </w:rPr>
-              <w:t>—</w:t>
-            </w:r>
-          </w:p>
-        </w:tc>
-        <w:tc>
-          <w:tcPr>
-            <w:tcW w:type="dxa" w:w="1191"/>
-          </w:tcPr>
-          <w:p>
-            <w:r>
-              <w:rPr>
-                <w:b w:val="0"/>
-                <w:i w:val="0"/>
-                <w:color w:val="64748B"/>
-                <w:sz w:val="16"/>
-              </w:rPr>
-              <w:t>GT-CQ</w:t>
-            </w:r>
-          </w:p>
-        </w:tc>
-        <w:tc>
-          <w:tcPr>
-            <w:tcW w:type="dxa" w:w="4706"/>
-          </w:tcPr>
-          <w:p>
-            <w:r>
-              <w:rPr>
-                <w:b w:val="0"/>
-                <w:i w:val="0"/>
-                <w:sz w:val="17"/>
-              </w:rPr>
-              <w:t>Attention ! Le nombre de jours (7 jours) que ndeye absa diop a travaillés par mois semble être inférieur à 15.</w:t>
-            </w:r>
-          </w:p>
-        </w:tc>
-      </w:tr>
-      <w:tr>
-        <w:tc>
-          <w:tcPr>
-            <w:tcW w:type="dxa" w:w="964"/>
-          </w:tcPr>
-          <w:p>
-            <w:r>
-              <w:rPr>
-                <w:b/>
-                <w:i w:val="0"/>
-                <w:color w:val="EA580C"/>
-                <w:sz w:val="16"/>
-              </w:rPr>
-              <w:t>Moyenne</w:t>
-            </w:r>
-          </w:p>
-        </w:tc>
-        <w:tc>
-          <w:tcPr>
-            <w:tcW w:type="dxa" w:w="1247"/>
-          </w:tcPr>
-          <w:p>
-            <w:r>
-              <w:rPr>
-                <w:b/>
-                <w:i w:val="0"/>
-                <w:sz w:val="16"/>
-              </w:rPr>
-              <w:t>S07</w:t>
-              <w:br/>
-            </w:r>
-            <w:r>
-              <w:rPr>
-                <w:b w:val="0"/>
-                <w:i w:val="0"/>
-                <w:color w:val="64748B"/>
-                <w:sz w:val="14"/>
-              </w:rPr>
-              <w:t>Consommation alimentaire</w:t>
-            </w:r>
-          </w:p>
-        </w:tc>
-        <w:tc>
-          <w:tcPr>
-            <w:tcW w:type="dxa" w:w="1531"/>
-          </w:tcPr>
-          <w:p>
-            <w:r>
-              <w:rPr>
-                <w:b/>
-                <w:i w:val="0"/>
-                <w:color w:val="16A34A"/>
-                <w:sz w:val="16"/>
-              </w:rPr>
-              <w:t>—</w:t>
-            </w:r>
-          </w:p>
-        </w:tc>
-        <w:tc>
-          <w:tcPr>
-            <w:tcW w:type="dxa" w:w="1191"/>
-          </w:tcPr>
-          <w:p>
-            <w:r>
-              <w:rPr>
-                <w:b w:val="0"/>
-                <w:i w:val="0"/>
-                <w:color w:val="64748B"/>
-                <w:sz w:val="16"/>
-              </w:rPr>
-              <w:t>GT-CQ</w:t>
-            </w:r>
-          </w:p>
-        </w:tc>
-        <w:tc>
-          <w:tcPr>
-            <w:tcW w:type="dxa" w:w="4706"/>
-          </w:tcPr>
-          <w:p>
-            <w:r>
-              <w:rPr>
-                <w:b w:val="0"/>
-                <w:i w:val="0"/>
-                <w:sz w:val="17"/>
-              </w:rPr>
-              <w:t>Attention ! La dépense du répas pris à l'extérieur de ndeye khady diop (3000 Fcfa) au cours de 7 derniers jours est relativement élevé.</w:t>
-            </w:r>
-          </w:p>
-        </w:tc>
-      </w:tr>
-      <w:tr>
-        <w:tc>
-          <w:tcPr>
-            <w:tcW w:type="dxa" w:w="964"/>
-          </w:tcPr>
-          <w:p>
-            <w:r>
-              <w:rPr>
-                <w:b/>
-                <w:i w:val="0"/>
-                <w:color w:val="EA580C"/>
-                <w:sz w:val="16"/>
-              </w:rPr>
-              <w:t>Moyenne</w:t>
-            </w:r>
-          </w:p>
-        </w:tc>
-        <w:tc>
-          <w:tcPr>
-            <w:tcW w:type="dxa" w:w="1247"/>
-          </w:tcPr>
-          <w:p>
-            <w:r>
-              <w:rPr>
-                <w:b/>
-                <w:i w:val="0"/>
-                <w:sz w:val="16"/>
-              </w:rPr>
-              <w:t>S07</w:t>
-              <w:br/>
-            </w:r>
-            <w:r>
-              <w:rPr>
-                <w:b w:val="0"/>
-                <w:i w:val="0"/>
-                <w:color w:val="64748B"/>
-                <w:sz w:val="14"/>
-              </w:rPr>
-              <w:t>Consommation alimentaire</w:t>
-            </w:r>
-          </w:p>
-        </w:tc>
-        <w:tc>
-          <w:tcPr>
-            <w:tcW w:type="dxa" w:w="1531"/>
-          </w:tcPr>
-          <w:p>
-            <w:r>
-              <w:rPr>
-                <w:b/>
-                <w:i w:val="0"/>
-                <w:color w:val="16A34A"/>
-                <w:sz w:val="16"/>
-              </w:rPr>
-              <w:t>—</w:t>
-            </w:r>
-          </w:p>
-        </w:tc>
-        <w:tc>
-          <w:tcPr>
-            <w:tcW w:type="dxa" w:w="1191"/>
-          </w:tcPr>
-          <w:p>
-            <w:r>
-              <w:rPr>
-                <w:b w:val="0"/>
-                <w:i w:val="0"/>
-                <w:color w:val="64748B"/>
-                <w:sz w:val="16"/>
-              </w:rPr>
-              <w:t>GT-CQ</w:t>
-            </w:r>
-          </w:p>
-        </w:tc>
-        <w:tc>
-          <w:tcPr>
-            <w:tcW w:type="dxa" w:w="4706"/>
-          </w:tcPr>
-          <w:p>
-            <w:r>
-              <w:rPr>
-                <w:b w:val="0"/>
-                <w:i w:val="0"/>
-                <w:sz w:val="17"/>
-              </w:rPr>
-              <w:t>Prière de corriger ou de confirmer avec le QG.</w:t>
-            </w:r>
-          </w:p>
-        </w:tc>
-      </w:tr>
-      <w:tr>
-        <w:tc>
-          <w:tcPr>
-            <w:tcW w:type="dxa" w:w="964"/>
-          </w:tcPr>
-          <w:p>
-            <w:r>
-              <w:rPr>
-                <w:b/>
-                <w:i w:val="0"/>
-                <w:color w:val="EA580C"/>
-                <w:sz w:val="16"/>
-              </w:rPr>
-              <w:t>Moyenne</w:t>
-            </w:r>
-          </w:p>
-        </w:tc>
-        <w:tc>
-          <w:tcPr>
-            <w:tcW w:type="dxa" w:w="1247"/>
-          </w:tcPr>
-          <w:p>
-            <w:r>
-              <w:rPr>
-                <w:b/>
-                <w:i w:val="0"/>
-                <w:sz w:val="16"/>
-              </w:rPr>
-              <w:t>S07</w:t>
-              <w:br/>
-            </w:r>
-            <w:r>
-              <w:rPr>
-                <w:b w:val="0"/>
-                <w:i w:val="0"/>
-                <w:color w:val="64748B"/>
-                <w:sz w:val="14"/>
-              </w:rPr>
-              <w:t>Consommation alimentaire</w:t>
-            </w:r>
-          </w:p>
-        </w:tc>
-        <w:tc>
-          <w:tcPr>
-            <w:tcW w:type="dxa" w:w="1531"/>
-          </w:tcPr>
-          <w:p>
-            <w:r>
-              <w:rPr>
-                <w:b/>
-                <w:i w:val="0"/>
-                <w:color w:val="16A34A"/>
-                <w:sz w:val="16"/>
-              </w:rPr>
-              <w:t>—</w:t>
-            </w:r>
-          </w:p>
-        </w:tc>
-        <w:tc>
-          <w:tcPr>
-            <w:tcW w:type="dxa" w:w="1191"/>
-          </w:tcPr>
-          <w:p>
-            <w:r>
-              <w:rPr>
-                <w:b w:val="0"/>
-                <w:i w:val="0"/>
-                <w:color w:val="64748B"/>
-                <w:sz w:val="16"/>
-              </w:rPr>
-              <w:t>GT-CQ</w:t>
-            </w:r>
-          </w:p>
-        </w:tc>
-        <w:tc>
-          <w:tcPr>
-            <w:tcW w:type="dxa" w:w="4706"/>
-          </w:tcPr>
-          <w:p>
-            <w:r>
-              <w:rPr>
-                <w:b w:val="0"/>
-                <w:i w:val="0"/>
-                <w:sz w:val="17"/>
-              </w:rPr>
-              <w:t>Attention ! Le prix unitaire d'achat (150 Fcfa) de Pain moderne en miche (Moyen) est relativement faible par rapport aux autres prix observés dans cette zone.</w:t>
-            </w:r>
-          </w:p>
-        </w:tc>
-      </w:tr>
-      <w:tr>
-        <w:tc>
-          <w:tcPr>
-            <w:tcW w:type="dxa" w:w="964"/>
-          </w:tcPr>
-          <w:p>
-            <w:r>
-              <w:rPr>
-                <w:b/>
-                <w:i w:val="0"/>
-                <w:color w:val="EA580C"/>
-                <w:sz w:val="16"/>
-              </w:rPr>
-              <w:t>Moyenne</w:t>
-            </w:r>
-          </w:p>
-        </w:tc>
-        <w:tc>
-          <w:tcPr>
-            <w:tcW w:type="dxa" w:w="1247"/>
-          </w:tcPr>
-          <w:p>
-            <w:r>
-              <w:rPr>
-                <w:b/>
-                <w:i w:val="0"/>
-                <w:sz w:val="16"/>
-              </w:rPr>
-              <w:t>S07</w:t>
-              <w:br/>
-            </w:r>
-            <w:r>
-              <w:rPr>
-                <w:b w:val="0"/>
-                <w:i w:val="0"/>
-                <w:color w:val="64748B"/>
-                <w:sz w:val="14"/>
-              </w:rPr>
-              <w:t>Consommation alimentaire</w:t>
-            </w:r>
-          </w:p>
-        </w:tc>
-        <w:tc>
-          <w:tcPr>
-            <w:tcW w:type="dxa" w:w="1531"/>
-          </w:tcPr>
-          <w:p>
-            <w:r>
-              <w:rPr>
-                <w:b/>
-                <w:i w:val="0"/>
-                <w:color w:val="16A34A"/>
-                <w:sz w:val="16"/>
-              </w:rPr>
-              <w:t>—</w:t>
-            </w:r>
-          </w:p>
-        </w:tc>
-        <w:tc>
-          <w:tcPr>
-            <w:tcW w:type="dxa" w:w="1191"/>
-          </w:tcPr>
-          <w:p>
-            <w:r>
-              <w:rPr>
-                <w:b w:val="0"/>
-                <w:i w:val="0"/>
-                <w:color w:val="64748B"/>
-                <w:sz w:val="16"/>
-              </w:rPr>
-              <w:t>GT-CQ</w:t>
-            </w:r>
-          </w:p>
-        </w:tc>
-        <w:tc>
-          <w:tcPr>
-            <w:tcW w:type="dxa" w:w="4706"/>
-          </w:tcPr>
-          <w:p>
-            <w:r>
-              <w:rPr>
-                <w:b w:val="0"/>
-                <w:i w:val="0"/>
-                <w:sz w:val="17"/>
-              </w:rPr>
-              <w:t>Prière de corriger ou de confirmer avec le QG.</w:t>
-            </w:r>
-          </w:p>
-        </w:tc>
-      </w:tr>
-      <w:tr>
-        <w:tc>
-          <w:tcPr>
-            <w:tcW w:type="dxa" w:w="964"/>
-          </w:tcPr>
-          <w:p>
-            <w:r>
-              <w:rPr>
-                <w:b/>
-                <w:i w:val="0"/>
-                <w:color w:val="EA580C"/>
-                <w:sz w:val="16"/>
-              </w:rPr>
-              <w:t>Moyenne</w:t>
-            </w:r>
-          </w:p>
-        </w:tc>
-        <w:tc>
-          <w:tcPr>
-            <w:tcW w:type="dxa" w:w="1247"/>
-          </w:tcPr>
-          <w:p>
-            <w:r>
-              <w:rPr>
-                <w:b/>
-                <w:i w:val="0"/>
-                <w:sz w:val="16"/>
-              </w:rPr>
-              <w:t>S07</w:t>
-              <w:br/>
-            </w:r>
-            <w:r>
-              <w:rPr>
-                <w:b w:val="0"/>
-                <w:i w:val="0"/>
-                <w:color w:val="64748B"/>
-                <w:sz w:val="14"/>
-              </w:rPr>
-              <w:t>Consommation alimentaire</w:t>
-            </w:r>
-          </w:p>
-        </w:tc>
-        <w:tc>
-          <w:tcPr>
-            <w:tcW w:type="dxa" w:w="1531"/>
-          </w:tcPr>
-          <w:p>
-            <w:r>
-              <w:rPr>
-                <w:b/>
-                <w:i w:val="0"/>
-                <w:color w:val="16A34A"/>
-                <w:sz w:val="16"/>
-              </w:rPr>
-              <w:t>s07bq07a, s07bq07b, s07bq07c, s07bq08</w:t>
-            </w:r>
-          </w:p>
-        </w:tc>
-        <w:tc>
-          <w:tcPr>
-            <w:tcW w:type="dxa" w:w="1191"/>
-          </w:tcPr>
-          <w:p>
-            <w:r>
-              <w:rPr>
-                <w:b w:val="0"/>
-                <w:i w:val="0"/>
-                <w:color w:val="64748B"/>
-                <w:sz w:val="16"/>
-              </w:rPr>
-              <w:t>GT-CQ</w:t>
-            </w:r>
-          </w:p>
-        </w:tc>
-        <w:tc>
-          <w:tcPr>
-            <w:tcW w:type="dxa" w:w="4706"/>
-          </w:tcPr>
-          <w:p>
-            <w:r>
-              <w:rPr>
-                <w:b w:val="0"/>
-                <w:i w:val="0"/>
-                <w:sz w:val="17"/>
-              </w:rPr>
-              <w:t>Le prix d'achat unitaire (150 Fcfa) de Sel en Kg de taille  taille unique  est très faible, prière de regarder les reponses prises dans les questions s07bq07a s07bq07b s07bq07c s07bq08 pour mieux corriger.</w:t>
-            </w:r>
-          </w:p>
-        </w:tc>
-      </w:tr>
-      <w:tr>
-        <w:tc>
-          <w:tcPr>
-            <w:tcW w:type="dxa" w:w="964"/>
-          </w:tcPr>
-          <w:p>
-            <w:r>
-              <w:rPr>
-                <w:b/>
-                <w:i w:val="0"/>
-                <w:color w:val="EA580C"/>
-                <w:sz w:val="16"/>
-              </w:rPr>
-              <w:t>Moyenne</w:t>
-            </w:r>
-          </w:p>
-        </w:tc>
-        <w:tc>
-          <w:tcPr>
-            <w:tcW w:type="dxa" w:w="1247"/>
-          </w:tcPr>
-          <w:p>
-            <w:r>
-              <w:rPr>
-                <w:b/>
-                <w:i w:val="0"/>
-                <w:sz w:val="16"/>
-              </w:rPr>
-              <w:t>S07</w:t>
-              <w:br/>
-            </w:r>
-            <w:r>
-              <w:rPr>
-                <w:b w:val="0"/>
-                <w:i w:val="0"/>
-                <w:color w:val="64748B"/>
-                <w:sz w:val="14"/>
-              </w:rPr>
-              <w:t>Consommation alimentaire</w:t>
-            </w:r>
-          </w:p>
-        </w:tc>
-        <w:tc>
-          <w:tcPr>
-            <w:tcW w:type="dxa" w:w="1531"/>
-          </w:tcPr>
-          <w:p>
-            <w:r>
-              <w:rPr>
-                <w:b/>
-                <w:i w:val="0"/>
-                <w:color w:val="16A34A"/>
-                <w:sz w:val="16"/>
-              </w:rPr>
-              <w:t>s02q10, s06q13, s06q14, s06q15a, s07bq01, s07bq03b, s07bq03b1, s07bq03c1</w:t>
-            </w:r>
-          </w:p>
-        </w:tc>
-        <w:tc>
-          <w:tcPr>
-            <w:tcW w:type="dxa" w:w="1191"/>
-          </w:tcPr>
-          <w:p>
-            <w:r>
-              <w:rPr>
-                <w:b w:val="0"/>
-                <w:i w:val="0"/>
-                <w:color w:val="64748B"/>
-                <w:sz w:val="16"/>
-              </w:rPr>
-              <w:t>GT-CQ</w:t>
-            </w:r>
-          </w:p>
-        </w:tc>
-        <w:tc>
-          <w:tcPr>
-            <w:tcW w:type="dxa" w:w="4706"/>
-          </w:tcPr>
-          <w:p>
-            <w:r>
-              <w:rPr>
-                <w:b w:val="0"/>
-                <w:i w:val="0"/>
-                <w:sz w:val="17"/>
-              </w:rPr>
-              <w:t>Difficile de consommer le Sel en Kg taille unique prière de verifier.</w:t>
-            </w:r>
-          </w:p>
-        </w:tc>
-      </w:tr>
-      <w:tr>
-        <w:tc>
-          <w:tcPr>
-            <w:tcW w:type="dxa" w:w="964"/>
-          </w:tcPr>
-          <w:p>
-            <w:r>
-              <w:rPr>
-                <w:b/>
-                <w:i w:val="0"/>
-                <w:color w:val="EA580C"/>
-                <w:sz w:val="16"/>
-              </w:rPr>
-              <w:t>Moyenne</w:t>
-            </w:r>
-          </w:p>
-        </w:tc>
-        <w:tc>
-          <w:tcPr>
-            <w:tcW w:type="dxa" w:w="1247"/>
-          </w:tcPr>
-          <w:p>
-            <w:r>
-              <w:rPr>
-                <w:b/>
-                <w:i w:val="0"/>
-                <w:sz w:val="16"/>
-              </w:rPr>
-              <w:t>S07</w:t>
-              <w:br/>
-            </w:r>
-            <w:r>
-              <w:rPr>
-                <w:b w:val="0"/>
-                <w:i w:val="0"/>
-                <w:color w:val="64748B"/>
-                <w:sz w:val="14"/>
-              </w:rPr>
-              <w:t>Consommation alimentaire</w:t>
-            </w:r>
-          </w:p>
-        </w:tc>
-        <w:tc>
-          <w:tcPr>
-            <w:tcW w:type="dxa" w:w="1531"/>
-          </w:tcPr>
-          <w:p>
-            <w:r>
-              <w:rPr>
-                <w:b/>
-                <w:i w:val="0"/>
-                <w:color w:val="16A34A"/>
-                <w:sz w:val="16"/>
-              </w:rPr>
-              <w:t>s07bq07a, s07bq07b, s07bq07c, s07bq08</w:t>
-            </w:r>
-          </w:p>
-        </w:tc>
-        <w:tc>
-          <w:tcPr>
-            <w:tcW w:type="dxa" w:w="1191"/>
-          </w:tcPr>
-          <w:p>
-            <w:r>
-              <w:rPr>
-                <w:b w:val="0"/>
-                <w:i w:val="0"/>
-                <w:color w:val="64748B"/>
-                <w:sz w:val="16"/>
-              </w:rPr>
-              <w:t>GT-CQ</w:t>
-            </w:r>
-          </w:p>
-        </w:tc>
-        <w:tc>
-          <w:tcPr>
-            <w:tcW w:type="dxa" w:w="4706"/>
-          </w:tcPr>
-          <w:p>
-            <w:r>
-              <w:rPr>
-                <w:b w:val="0"/>
-                <w:i w:val="0"/>
-                <w:sz w:val="17"/>
-              </w:rPr>
-              <w:t>Le prix d'achat unitaire (200 Fcfa) de Patate douce en Kg de taille  taille unique  est très faible, prière de regarder les reponses prises dans les questions s07bq07a s07bq07b s07bq07c s07bq08 pour mieux corriger.</w:t>
-            </w:r>
-          </w:p>
-        </w:tc>
-      </w:tr>
-      <w:tr>
-        <w:tc>
-          <w:tcPr>
-            <w:tcW w:type="dxa" w:w="964"/>
-          </w:tcPr>
-          <w:p>
-            <w:r>
-              <w:rPr>
-                <w:b/>
-                <w:i w:val="0"/>
-                <w:color w:val="EA580C"/>
-                <w:sz w:val="16"/>
-              </w:rPr>
-              <w:t>Moyenne</w:t>
-            </w:r>
-          </w:p>
-        </w:tc>
-        <w:tc>
-          <w:tcPr>
-            <w:tcW w:type="dxa" w:w="1247"/>
-          </w:tcPr>
-          <w:p>
-            <w:r>
-              <w:rPr>
-                <w:b/>
-                <w:i w:val="0"/>
-                <w:sz w:val="16"/>
-              </w:rPr>
-              <w:t>S09</w:t>
-              <w:br/>
-            </w:r>
-            <w:r>
-              <w:rPr>
-                <w:b w:val="0"/>
-                <w:i w:val="0"/>
-                <w:color w:val="64748B"/>
-                <w:sz w:val="14"/>
-              </w:rPr>
-              <w:t>Dépenses non alimentaires</w:t>
-            </w:r>
-          </w:p>
-        </w:tc>
-        <w:tc>
-          <w:tcPr>
-            <w:tcW w:type="dxa" w:w="1531"/>
-          </w:tcPr>
-          <w:p>
-            <w:r>
-              <w:rPr>
-                <w:b/>
-                <w:i w:val="0"/>
-                <w:color w:val="16A34A"/>
-                <w:sz w:val="16"/>
-              </w:rPr>
-              <w:t>—</w:t>
-            </w:r>
-          </w:p>
-        </w:tc>
-        <w:tc>
-          <w:tcPr>
-            <w:tcW w:type="dxa" w:w="1191"/>
-          </w:tcPr>
-          <w:p>
-            <w:r>
-              <w:rPr>
-                <w:b w:val="0"/>
-                <w:i w:val="0"/>
-                <w:color w:val="64748B"/>
-                <w:sz w:val="16"/>
-              </w:rPr>
-              <w:t>GT-CQ</w:t>
-            </w:r>
-          </w:p>
-        </w:tc>
-        <w:tc>
-          <w:tcPr>
-            <w:tcW w:type="dxa" w:w="4706"/>
-          </w:tcPr>
-          <w:p>
-            <w:r>
-              <w:rPr>
-                <w:b w:val="0"/>
-                <w:i w:val="0"/>
-                <w:sz w:val="17"/>
-              </w:rPr>
-              <w:t>Peu plausible! le montant de la dépense (50 Fcfa) pour Transport urbain en bus semble faible.</w:t>
-            </w:r>
-          </w:p>
-        </w:tc>
-      </w:tr>
-      <w:tr>
-        <w:tc>
-          <w:tcPr>
-            <w:tcW w:type="dxa" w:w="964"/>
-          </w:tcPr>
-          <w:p>
-            <w:r>
-              <w:rPr>
-                <w:b/>
-                <w:i w:val="0"/>
-                <w:color w:val="EA580C"/>
-                <w:sz w:val="16"/>
-              </w:rPr>
-              <w:t>Moyenne</w:t>
-            </w:r>
-          </w:p>
-        </w:tc>
-        <w:tc>
-          <w:tcPr>
-            <w:tcW w:type="dxa" w:w="1247"/>
-          </w:tcPr>
-          <w:p>
-            <w:r>
-              <w:rPr>
-                <w:b/>
-                <w:i w:val="0"/>
-                <w:sz w:val="16"/>
-              </w:rPr>
-              <w:t>S09</w:t>
-              <w:br/>
-            </w:r>
-            <w:r>
-              <w:rPr>
-                <w:b w:val="0"/>
-                <w:i w:val="0"/>
-                <w:color w:val="64748B"/>
-                <w:sz w:val="14"/>
-              </w:rPr>
-              <w:t>Dépenses non alimentaires</w:t>
-            </w:r>
-          </w:p>
-        </w:tc>
-        <w:tc>
-          <w:tcPr>
-            <w:tcW w:type="dxa" w:w="1531"/>
-          </w:tcPr>
-          <w:p>
-            <w:r>
-              <w:rPr>
-                <w:b/>
-                <w:i w:val="0"/>
-                <w:color w:val="16A34A"/>
-                <w:sz w:val="16"/>
-              </w:rPr>
-              <w:t>—</w:t>
-            </w:r>
-          </w:p>
-        </w:tc>
-        <w:tc>
-          <w:tcPr>
-            <w:tcW w:type="dxa" w:w="1191"/>
-          </w:tcPr>
-          <w:p>
-            <w:r>
-              <w:rPr>
-                <w:b w:val="0"/>
-                <w:i w:val="0"/>
-                <w:color w:val="64748B"/>
-                <w:sz w:val="16"/>
-              </w:rPr>
-              <w:t>GT-CQ</w:t>
-            </w:r>
-          </w:p>
-        </w:tc>
-        <w:tc>
-          <w:tcPr>
-            <w:tcW w:type="dxa" w:w="4706"/>
-          </w:tcPr>
-          <w:p>
-            <w:r>
-              <w:rPr>
-                <w:b w:val="0"/>
-                <w:i w:val="0"/>
-                <w:sz w:val="17"/>
-              </w:rPr>
-              <w:t>Veuillez, s'il vous plaît, confirmer cette information avec le QG ou la corriger.</w:t>
-            </w:r>
-          </w:p>
-        </w:tc>
-      </w:tr>
-      <w:tr>
-        <w:tc>
-          <w:tcPr>
-            <w:tcW w:type="dxa" w:w="964"/>
-          </w:tcPr>
-          <w:p>
-            <w:r>
-              <w:rPr>
-                <w:b/>
-                <w:i w:val="0"/>
-                <w:color w:val="EA580C"/>
-                <w:sz w:val="16"/>
-              </w:rPr>
-              <w:t>Moyenne</w:t>
-            </w:r>
-          </w:p>
-        </w:tc>
-        <w:tc>
-          <w:tcPr>
-            <w:tcW w:type="dxa" w:w="1247"/>
-          </w:tcPr>
-          <w:p>
-            <w:r>
-              <w:rPr>
-                <w:b/>
-                <w:i w:val="0"/>
-                <w:sz w:val="16"/>
-              </w:rPr>
-              <w:t>S09</w:t>
-              <w:br/>
-            </w:r>
-            <w:r>
-              <w:rPr>
-                <w:b w:val="0"/>
-                <w:i w:val="0"/>
-                <w:color w:val="64748B"/>
-                <w:sz w:val="14"/>
-              </w:rPr>
-              <w:t>Dépenses non alimentaires</w:t>
-            </w:r>
-          </w:p>
-        </w:tc>
-        <w:tc>
-          <w:tcPr>
-            <w:tcW w:type="dxa" w:w="1531"/>
-          </w:tcPr>
-          <w:p>
-            <w:r>
-              <w:rPr>
-                <w:b/>
-                <w:i w:val="0"/>
-                <w:color w:val="16A34A"/>
-                <w:sz w:val="16"/>
-              </w:rPr>
-              <w:t>—</w:t>
-            </w:r>
-          </w:p>
-        </w:tc>
-        <w:tc>
-          <w:tcPr>
-            <w:tcW w:type="dxa" w:w="1191"/>
-          </w:tcPr>
-          <w:p>
-            <w:r>
-              <w:rPr>
-                <w:b w:val="0"/>
-                <w:i w:val="0"/>
-                <w:color w:val="64748B"/>
-                <w:sz w:val="16"/>
-              </w:rPr>
-              <w:t>GT-CQ</w:t>
-            </w:r>
-          </w:p>
-        </w:tc>
-        <w:tc>
-          <w:tcPr>
-            <w:tcW w:type="dxa" w:w="4706"/>
-          </w:tcPr>
-          <w:p>
-            <w:r>
-              <w:rPr>
-                <w:b w:val="0"/>
-                <w:i w:val="0"/>
-                <w:sz w:val="17"/>
-              </w:rPr>
-              <w:t>Peu plausible! le montant de la dépense (50 Fcfa) pour Ampoules électriques pour le logement semble faible.</w:t>
-            </w:r>
-          </w:p>
-        </w:tc>
-      </w:tr>
-      <w:tr>
-        <w:tc>
-          <w:tcPr>
-            <w:tcW w:type="dxa" w:w="964"/>
-          </w:tcPr>
-          <w:p>
-            <w:r>
-              <w:rPr>
-                <w:b/>
-                <w:i w:val="0"/>
-                <w:color w:val="EA580C"/>
-                <w:sz w:val="16"/>
-              </w:rPr>
-              <w:t>Moyenne</w:t>
-            </w:r>
-          </w:p>
-        </w:tc>
-        <w:tc>
-          <w:tcPr>
-            <w:tcW w:type="dxa" w:w="1247"/>
-          </w:tcPr>
-          <w:p>
-            <w:r>
-              <w:rPr>
-                <w:b/>
-                <w:i w:val="0"/>
-                <w:sz w:val="16"/>
-              </w:rPr>
-              <w:t>S09</w:t>
-              <w:br/>
-            </w:r>
-            <w:r>
-              <w:rPr>
-                <w:b w:val="0"/>
-                <w:i w:val="0"/>
-                <w:color w:val="64748B"/>
-                <w:sz w:val="14"/>
-              </w:rPr>
-              <w:t>Dépenses non alimentaires</w:t>
-            </w:r>
-          </w:p>
-        </w:tc>
-        <w:tc>
-          <w:tcPr>
-            <w:tcW w:type="dxa" w:w="1531"/>
-          </w:tcPr>
-          <w:p>
-            <w:r>
-              <w:rPr>
-                <w:b/>
-                <w:i w:val="0"/>
-                <w:color w:val="16A34A"/>
-                <w:sz w:val="16"/>
-              </w:rPr>
-              <w:t>—</w:t>
-            </w:r>
-          </w:p>
-        </w:tc>
-        <w:tc>
-          <w:tcPr>
-            <w:tcW w:type="dxa" w:w="1191"/>
-          </w:tcPr>
-          <w:p>
-            <w:r>
-              <w:rPr>
-                <w:b w:val="0"/>
-                <w:i w:val="0"/>
-                <w:color w:val="64748B"/>
-                <w:sz w:val="16"/>
-              </w:rPr>
-              <w:t>GT-CQ</w:t>
-            </w:r>
-          </w:p>
-        </w:tc>
-        <w:tc>
-          <w:tcPr>
-            <w:tcW w:type="dxa" w:w="4706"/>
-          </w:tcPr>
-          <w:p>
-            <w:r>
-              <w:rPr>
-                <w:b w:val="0"/>
-                <w:i w:val="0"/>
-                <w:sz w:val="17"/>
-              </w:rPr>
-              <w:t>Veuillez, s'il vous plaît, confirmer cette information avec le QG ou la corriger.</w:t>
-            </w:r>
-          </w:p>
-        </w:tc>
-      </w:tr>
-      <w:tr>
-        <w:tc>
-          <w:tcPr>
-            <w:tcW w:type="dxa" w:w="964"/>
-          </w:tcPr>
-          <w:p>
-            <w:r>
-              <w:rPr>
-                <w:b/>
-                <w:i w:val="0"/>
-                <w:color w:val="EA580C"/>
-                <w:sz w:val="16"/>
-              </w:rPr>
-              <w:t>Moyenne</w:t>
-            </w:r>
-          </w:p>
-        </w:tc>
-        <w:tc>
-          <w:tcPr>
-            <w:tcW w:type="dxa" w:w="1247"/>
-          </w:tcPr>
-          <w:p>
-            <w:r>
-              <w:rPr>
-                <w:b/>
-                <w:i w:val="0"/>
-                <w:sz w:val="16"/>
-              </w:rPr>
-              <w:t>S10</w:t>
-              <w:br/>
-            </w:r>
-            <w:r>
-              <w:rPr>
-                <w:b w:val="0"/>
-                <w:i w:val="0"/>
-                <w:color w:val="64748B"/>
-                <w:sz w:val="14"/>
-              </w:rPr>
-              <w:t>Logement</w:t>
-            </w:r>
-          </w:p>
-        </w:tc>
-        <w:tc>
-          <w:tcPr>
-            <w:tcW w:type="dxa" w:w="1531"/>
-          </w:tcPr>
-          <w:p>
-            <w:r>
-              <w:rPr>
-                <w:b/>
-                <w:i w:val="0"/>
-                <w:color w:val="16A34A"/>
-                <w:sz w:val="16"/>
-              </w:rPr>
-              <w:t>s10q49, s10q48</w:t>
-            </w:r>
-          </w:p>
-        </w:tc>
-        <w:tc>
-          <w:tcPr>
-            <w:tcW w:type="dxa" w:w="1191"/>
-          </w:tcPr>
-          <w:p>
-            <w:r>
-              <w:rPr>
-                <w:b w:val="0"/>
-                <w:i w:val="0"/>
-                <w:color w:val="64748B"/>
-                <w:sz w:val="16"/>
-              </w:rPr>
-              <w:t>GT-CQ</w:t>
-            </w:r>
-          </w:p>
-        </w:tc>
-        <w:tc>
-          <w:tcPr>
-            <w:tcW w:type="dxa" w:w="4706"/>
-          </w:tcPr>
-          <w:p>
-            <w:r>
-              <w:rPr>
-                <w:b w:val="0"/>
-                <w:i w:val="0"/>
-                <w:sz w:val="17"/>
-              </w:rPr>
-              <w:t>Le montant dépensé de l'entreprise commerce de legueme en achat de matières premières pour les produits vendus au cours des 30 derniers jours ou durant le dernier mois où l'entreprise a fonctionné ne peut pas être supéreur aux montants obtenus sur la vente de produits transformés par l'entreprise au cours de cette même période où l'entreprise a fonctionné (s10q49 &gt; s10q48), prière de corriger.</w:t>
-            </w:r>
-          </w:p>
-        </w:tc>
-      </w:tr>
-      <w:tr>
-        <w:tc>
-          <w:tcPr>
-            <w:tcW w:type="dxa" w:w="964"/>
-          </w:tcPr>
-          <w:p>
-            <w:r>
-              <w:rPr>
-                <w:b/>
-                <w:i w:val="0"/>
-                <w:color w:val="EA580C"/>
-                <w:sz w:val="16"/>
-              </w:rPr>
-              <w:t>Moyenne</w:t>
-            </w:r>
-          </w:p>
-        </w:tc>
-        <w:tc>
-          <w:tcPr>
-            <w:tcW w:type="dxa" w:w="1247"/>
-          </w:tcPr>
-          <w:p>
-            <w:r>
-              <w:rPr>
-                <w:b/>
-                <w:i w:val="0"/>
-                <w:sz w:val="16"/>
-              </w:rPr>
-              <w:t>S10</w:t>
-              <w:br/>
-            </w:r>
-            <w:r>
-              <w:rPr>
-                <w:b w:val="0"/>
-                <w:i w:val="0"/>
-                <w:color w:val="64748B"/>
-                <w:sz w:val="14"/>
-              </w:rPr>
-              <w:t>Logement</w:t>
-            </w:r>
-          </w:p>
-        </w:tc>
-        <w:tc>
-          <w:tcPr>
-            <w:tcW w:type="dxa" w:w="1531"/>
-          </w:tcPr>
-          <w:p>
-            <w:r>
-              <w:rPr>
-                <w:b/>
-                <w:i w:val="0"/>
-                <w:color w:val="16A34A"/>
-                <w:sz w:val="16"/>
-              </w:rPr>
-              <w:t>s10q49, s10q48</w:t>
-            </w:r>
-          </w:p>
-        </w:tc>
-        <w:tc>
-          <w:tcPr>
-            <w:tcW w:type="dxa" w:w="1191"/>
-          </w:tcPr>
-          <w:p>
-            <w:r>
-              <w:rPr>
-                <w:b w:val="0"/>
-                <w:i w:val="0"/>
-                <w:color w:val="64748B"/>
-                <w:sz w:val="16"/>
-              </w:rPr>
-              <w:t>GT-CQ</w:t>
-            </w:r>
-          </w:p>
-        </w:tc>
-        <w:tc>
-          <w:tcPr>
-            <w:tcW w:type="dxa" w:w="4706"/>
-          </w:tcPr>
-          <w:p>
-            <w:r>
-              <w:rPr>
-                <w:b w:val="0"/>
-                <w:i w:val="0"/>
-                <w:sz w:val="17"/>
-              </w:rPr>
-              <w:t>L'entreprise commerce de legueme a depensé en achat de matières premières pour les produits vendus (s10q49 different de 0) mais dit n'avoir réçu aucune somme sur la vente de produits transformés (s10q48 est égal à 0), prière de fournir de l'effort pour estimer le montant obtenu sur la vente vente de produits transformés.</w:t>
-            </w:r>
-          </w:p>
-        </w:tc>
-      </w:tr>
-      <w:tr>
-        <w:tc>
-          <w:tcPr>
-            <w:tcW w:type="dxa" w:w="964"/>
-          </w:tcPr>
-          <w:p>
-            <w:r>
-              <w:rPr>
-                <w:b/>
-                <w:i w:val="0"/>
-                <w:color w:val="EA580C"/>
-                <w:sz w:val="16"/>
-              </w:rPr>
-              <w:t>Moyenne</w:t>
-            </w:r>
-          </w:p>
-        </w:tc>
-        <w:tc>
-          <w:tcPr>
-            <w:tcW w:type="dxa" w:w="1247"/>
-          </w:tcPr>
-          <w:p>
-            <w:r>
-              <w:rPr>
-                <w:b/>
-                <w:i w:val="0"/>
-                <w:sz w:val="16"/>
-              </w:rPr>
-              <w:t>S10</w:t>
-              <w:br/>
-            </w:r>
-            <w:r>
-              <w:rPr>
-                <w:b w:val="0"/>
-                <w:i w:val="0"/>
-                <w:color w:val="64748B"/>
-                <w:sz w:val="14"/>
-              </w:rPr>
-              <w:t>Logement</w:t>
-            </w:r>
-          </w:p>
-        </w:tc>
-        <w:tc>
-          <w:tcPr>
-            <w:tcW w:type="dxa" w:w="1531"/>
-          </w:tcPr>
-          <w:p>
-            <w:r>
-              <w:rPr>
-                <w:b/>
-                <w:i w:val="0"/>
-                <w:color w:val="16A34A"/>
-                <w:sz w:val="16"/>
-              </w:rPr>
-              <w:t>—</w:t>
-            </w:r>
-          </w:p>
-        </w:tc>
-        <w:tc>
-          <w:tcPr>
-            <w:tcW w:type="dxa" w:w="1191"/>
-          </w:tcPr>
-          <w:p>
-            <w:r>
-              <w:rPr>
-                <w:b w:val="0"/>
-                <w:i w:val="0"/>
-                <w:color w:val="64748B"/>
-                <w:sz w:val="16"/>
-              </w:rPr>
-              <w:t>GT-CQ</w:t>
-            </w:r>
-          </w:p>
-        </w:tc>
-        <w:tc>
-          <w:tcPr>
-            <w:tcW w:type="dxa" w:w="4706"/>
-          </w:tcPr>
-          <w:p>
-            <w:r>
-              <w:rPr>
-                <w:b w:val="0"/>
-                <w:i w:val="0"/>
-                <w:sz w:val="17"/>
-              </w:rPr>
-              <w:t>L'entreprise commerce de legueme est généralement une entreprise commerciale ou de service dont elle ne depense pas en achat de matières premières.Elle ne transforme pas de produit donc ne peut pas obtenir un montant sur la vente des produits transformés (10.48 ou 10.49).</w:t>
-            </w:r>
-          </w:p>
-        </w:tc>
-      </w:tr>
-      <w:tr>
-        <w:tc>
-          <w:tcPr>
-            <w:tcW w:type="dxa" w:w="964"/>
-          </w:tcPr>
-          <w:p>
-            <w:r>
-              <w:rPr>
-                <w:b/>
-                <w:i w:val="0"/>
-                <w:color w:val="EA580C"/>
-                <w:sz w:val="16"/>
-              </w:rPr>
-              <w:t>Moyenne</w:t>
-            </w:r>
-          </w:p>
-        </w:tc>
-        <w:tc>
-          <w:tcPr>
-            <w:tcW w:type="dxa" w:w="1247"/>
-          </w:tcPr>
-          <w:p>
-            <w:r>
-              <w:rPr>
-                <w:b/>
-                <w:i w:val="0"/>
-                <w:sz w:val="16"/>
-              </w:rPr>
-              <w:t>S10</w:t>
-              <w:br/>
-            </w:r>
-            <w:r>
-              <w:rPr>
-                <w:b w:val="0"/>
-                <w:i w:val="0"/>
-                <w:color w:val="64748B"/>
-                <w:sz w:val="14"/>
-              </w:rPr>
-              <w:t>Logement</w:t>
-            </w:r>
-          </w:p>
-        </w:tc>
-        <w:tc>
-          <w:tcPr>
-            <w:tcW w:type="dxa" w:w="1531"/>
-          </w:tcPr>
-          <w:p>
-            <w:r>
-              <w:rPr>
-                <w:b/>
-                <w:i w:val="0"/>
-                <w:color w:val="16A34A"/>
-                <w:sz w:val="16"/>
-              </w:rPr>
-              <w:t>—</w:t>
-            </w:r>
-          </w:p>
-        </w:tc>
-        <w:tc>
-          <w:tcPr>
-            <w:tcW w:type="dxa" w:w="1191"/>
-          </w:tcPr>
-          <w:p>
-            <w:r>
-              <w:rPr>
-                <w:b w:val="0"/>
-                <w:i w:val="0"/>
-                <w:color w:val="64748B"/>
-                <w:sz w:val="16"/>
-              </w:rPr>
-              <w:t>GT-CQ</w:t>
-            </w:r>
-          </w:p>
-        </w:tc>
-        <w:tc>
-          <w:tcPr>
-            <w:tcW w:type="dxa" w:w="4706"/>
-          </w:tcPr>
-          <w:p>
-            <w:r>
-              <w:rPr>
-                <w:b w:val="0"/>
-                <w:i w:val="0"/>
-                <w:sz w:val="17"/>
-              </w:rPr>
-              <w:t>Prière de mettre 0 pour ces questions si elles ne font pas de transformation.</w:t>
-            </w:r>
-          </w:p>
-        </w:tc>
-      </w:tr>
-      <w:tr>
-        <w:tc>
-          <w:tcPr>
-            <w:tcW w:type="dxa" w:w="964"/>
-          </w:tcPr>
-          <w:p>
-            <w:r>
-              <w:rPr>
-                <w:b/>
-                <w:i w:val="0"/>
-                <w:color w:val="EA580C"/>
-                <w:sz w:val="16"/>
-              </w:rPr>
-              <w:t>Moyenne</w:t>
-            </w:r>
-          </w:p>
-        </w:tc>
-        <w:tc>
-          <w:tcPr>
-            <w:tcW w:type="dxa" w:w="1247"/>
-          </w:tcPr>
-          <w:p>
-            <w:r>
-              <w:rPr>
-                <w:b/>
-                <w:i w:val="0"/>
-                <w:sz w:val="16"/>
-              </w:rPr>
-              <w:t>S10</w:t>
-              <w:br/>
-            </w:r>
-            <w:r>
-              <w:rPr>
-                <w:b w:val="0"/>
-                <w:i w:val="0"/>
-                <w:color w:val="64748B"/>
-                <w:sz w:val="14"/>
-              </w:rPr>
-              <w:t>Logement</w:t>
-            </w:r>
-          </w:p>
-        </w:tc>
-        <w:tc>
-          <w:tcPr>
-            <w:tcW w:type="dxa" w:w="1531"/>
-          </w:tcPr>
-          <w:p>
-            <w:r>
-              <w:rPr>
-                <w:b/>
-                <w:i w:val="0"/>
-                <w:color w:val="16A34A"/>
-                <w:sz w:val="16"/>
-              </w:rPr>
-              <w:t>—</w:t>
-            </w:r>
-          </w:p>
-        </w:tc>
-        <w:tc>
-          <w:tcPr>
-            <w:tcW w:type="dxa" w:w="1191"/>
-          </w:tcPr>
-          <w:p>
-            <w:r>
-              <w:rPr>
-                <w:b w:val="0"/>
-                <w:i w:val="0"/>
-                <w:color w:val="64748B"/>
-                <w:sz w:val="16"/>
-              </w:rPr>
-              <w:t>GT-CQ</w:t>
-            </w:r>
-          </w:p>
-        </w:tc>
-        <w:tc>
-          <w:tcPr>
-            <w:tcW w:type="dxa" w:w="4706"/>
-          </w:tcPr>
-          <w:p>
-            <w:r>
-              <w:rPr>
-                <w:b w:val="0"/>
-                <w:i w:val="0"/>
-                <w:sz w:val="17"/>
-              </w:rPr>
-              <w:t>L'entreprise commerce de legueme n'est pas une entreprise de fabrication et pourtant vous avez renseigné soit renseigner la question 10.48 ou 10.49, si vous pensez qu'elle est une entreprise de fabrication prière de reprendre le classement de la nomenclature en 10.17a ou s'elle ne fait de fabrication merci de mettre 0 en 10.48 et 10.49.</w:t>
-            </w:r>
-          </w:p>
-        </w:tc>
-      </w:tr>
-      <w:tr>
-        <w:tc>
-          <w:tcPr>
-            <w:tcW w:type="dxa" w:w="964"/>
-          </w:tcPr>
-          <w:p>
-            <w:r>
-              <w:rPr>
-                <w:b/>
-                <w:i w:val="0"/>
-                <w:color w:val="EA580C"/>
-                <w:sz w:val="16"/>
-              </w:rPr>
-              <w:t>Moyenne</w:t>
-            </w:r>
-          </w:p>
-        </w:tc>
-        <w:tc>
-          <w:tcPr>
-            <w:tcW w:type="dxa" w:w="1247"/>
-          </w:tcPr>
-          <w:p>
-            <w:r>
-              <w:rPr>
-                <w:b/>
-                <w:i w:val="0"/>
-                <w:sz w:val="16"/>
-              </w:rPr>
-              <w:t>S10</w:t>
-              <w:br/>
-            </w:r>
-            <w:r>
-              <w:rPr>
-                <w:b w:val="0"/>
-                <w:i w:val="0"/>
-                <w:color w:val="64748B"/>
-                <w:sz w:val="14"/>
-              </w:rPr>
-              <w:t>Logement</w:t>
-            </w:r>
-          </w:p>
-        </w:tc>
-        <w:tc>
-          <w:tcPr>
-            <w:tcW w:type="dxa" w:w="1531"/>
-          </w:tcPr>
-          <w:p>
-            <w:r>
-              <w:rPr>
-                <w:b/>
-                <w:i w:val="0"/>
-                <w:color w:val="16A34A"/>
-                <w:sz w:val="16"/>
-              </w:rPr>
-              <w:t>—</w:t>
-            </w:r>
-          </w:p>
-        </w:tc>
-        <w:tc>
-          <w:tcPr>
-            <w:tcW w:type="dxa" w:w="1191"/>
-          </w:tcPr>
-          <w:p>
-            <w:r>
-              <w:rPr>
-                <w:b w:val="0"/>
-                <w:i w:val="0"/>
-                <w:color w:val="64748B"/>
-                <w:sz w:val="16"/>
-              </w:rPr>
-              <w:t>GT-CQ</w:t>
-            </w:r>
-          </w:p>
-        </w:tc>
-        <w:tc>
-          <w:tcPr>
-            <w:tcW w:type="dxa" w:w="4706"/>
-          </w:tcPr>
-          <w:p>
-            <w:r>
-              <w:rPr>
-                <w:b w:val="0"/>
-                <w:i w:val="0"/>
-                <w:sz w:val="17"/>
-              </w:rPr>
-              <w:t>Mettre soit le montant en 10.46 et 10.47 s'elle fait de commerce ou mettre en 10.50 s'elle rend service.</w:t>
-            </w:r>
-          </w:p>
-        </w:tc>
-      </w:tr>
-      <w:tr>
-        <w:tc>
-          <w:tcPr>
-            <w:tcW w:type="dxa" w:w="964"/>
-          </w:tcPr>
-          <w:p>
-            <w:r>
-              <w:rPr>
-                <w:b/>
-                <w:i w:val="0"/>
-                <w:color w:val="EA580C"/>
-                <w:sz w:val="16"/>
-              </w:rPr>
-              <w:t>Moyenne</w:t>
-            </w:r>
-          </w:p>
-        </w:tc>
-        <w:tc>
-          <w:tcPr>
-            <w:tcW w:type="dxa" w:w="1247"/>
-          </w:tcPr>
-          <w:p>
-            <w:r>
-              <w:rPr>
-                <w:b/>
-                <w:i w:val="0"/>
-                <w:sz w:val="16"/>
-              </w:rPr>
-              <w:t>S10</w:t>
-              <w:br/>
-            </w:r>
-            <w:r>
-              <w:rPr>
-                <w:b w:val="0"/>
-                <w:i w:val="0"/>
-                <w:color w:val="64748B"/>
-                <w:sz w:val="14"/>
-              </w:rPr>
-              <w:t>Logement</w:t>
-            </w:r>
-          </w:p>
-        </w:tc>
-        <w:tc>
-          <w:tcPr>
-            <w:tcW w:type="dxa" w:w="1531"/>
-          </w:tcPr>
-          <w:p>
-            <w:r>
-              <w:rPr>
-                <w:b/>
-                <w:i w:val="0"/>
-                <w:color w:val="16A34A"/>
-                <w:sz w:val="16"/>
-              </w:rPr>
-              <w:t>s01q23, s01q00b, s01q23_autre</w:t>
-            </w:r>
-          </w:p>
-        </w:tc>
-        <w:tc>
-          <w:tcPr>
-            <w:tcW w:type="dxa" w:w="1191"/>
-          </w:tcPr>
-          <w:p>
-            <w:r>
-              <w:rPr>
-                <w:b w:val="0"/>
-                <w:i w:val="0"/>
-                <w:color w:val="64748B"/>
-                <w:sz w:val="16"/>
-              </w:rPr>
-              <w:t>GT-CQ</w:t>
-            </w:r>
-          </w:p>
-        </w:tc>
-        <w:tc>
-          <w:tcPr>
-            <w:tcW w:type="dxa" w:w="4706"/>
-          </w:tcPr>
-          <w:p>
-            <w:r>
-              <w:rPr>
-                <w:b w:val="0"/>
-                <w:i w:val="0"/>
-                <w:sz w:val="17"/>
-              </w:rPr>
-              <w:t>La raison pourquoi commerce de legueme n'a pas fonctionné tout le temps au cours des 12 derniers mois est manque de moyen et semble exister dans les modalités, prière de prendre attache avec le QG pour plus d'explication afin de la classer bien.</w:t>
-            </w:r>
-          </w:p>
-        </w:tc>
-      </w:tr>
-      <w:tr>
-        <w:tc>
-          <w:tcPr>
-            <w:tcW w:type="dxa" w:w="964"/>
-          </w:tcPr>
-          <w:p>
-            <w:r>
-              <w:rPr>
-                <w:b/>
-                <w:i w:val="0"/>
-                <w:color w:val="EA580C"/>
-                <w:sz w:val="16"/>
-              </w:rPr>
-              <w:t>Moyenne</w:t>
-            </w:r>
-          </w:p>
-        </w:tc>
-        <w:tc>
-          <w:tcPr>
-            <w:tcW w:type="dxa" w:w="1247"/>
-          </w:tcPr>
-          <w:p>
-            <w:r>
-              <w:rPr>
-                <w:b/>
-                <w:i w:val="0"/>
-                <w:sz w:val="16"/>
-              </w:rPr>
-              <w:t>S11</w:t>
-              <w:br/>
-            </w:r>
-            <w:r>
-              <w:rPr>
-                <w:b w:val="0"/>
-                <w:i w:val="0"/>
-                <w:color w:val="64748B"/>
-                <w:sz w:val="14"/>
-              </w:rPr>
-              <w:t>Logement / cadre de vie</w:t>
-            </w:r>
-          </w:p>
-        </w:tc>
-        <w:tc>
-          <w:tcPr>
-            <w:tcW w:type="dxa" w:w="1531"/>
-          </w:tcPr>
-          <w:p>
-            <w:r>
-              <w:rPr>
-                <w:b/>
-                <w:i w:val="0"/>
-                <w:color w:val="16A34A"/>
-                <w:sz w:val="16"/>
-              </w:rPr>
-              <w:t>—</w:t>
-            </w:r>
-          </w:p>
-        </w:tc>
-        <w:tc>
-          <w:tcPr>
-            <w:tcW w:type="dxa" w:w="1191"/>
-          </w:tcPr>
-          <w:p>
-            <w:r>
-              <w:rPr>
-                <w:b w:val="0"/>
-                <w:i w:val="0"/>
-                <w:color w:val="64748B"/>
-                <w:sz w:val="16"/>
-              </w:rPr>
-              <w:t>GT-CQ</w:t>
-            </w:r>
-          </w:p>
-        </w:tc>
-        <w:tc>
-          <w:tcPr>
-            <w:tcW w:type="dxa" w:w="4706"/>
-          </w:tcPr>
-          <w:p>
-            <w:r>
-              <w:rPr>
-                <w:b w:val="0"/>
-                <w:i w:val="0"/>
-                <w:sz w:val="17"/>
-              </w:rPr>
-              <w:t>Attention!!! Les ménages vivants dans un(e) Maison Basse à SAINT-LOUIS Urbain ont généralement comme principal matériau du toit le/la Dalle en ciment, mais celui du ménage de Ousmane Diop (Tôles) diffère de celui-ci.</w:t>
-            </w:r>
-          </w:p>
-        </w:tc>
-      </w:tr>
-      <w:tr>
-        <w:tc>
-          <w:tcPr>
-            <w:tcW w:type="dxa" w:w="964"/>
-          </w:tcPr>
-          <w:p>
-            <w:r>
-              <w:rPr>
-                <w:b/>
-                <w:i w:val="0"/>
-                <w:color w:val="EA580C"/>
-                <w:sz w:val="16"/>
-              </w:rPr>
-              <w:t>Moyenne</w:t>
-            </w:r>
-          </w:p>
-        </w:tc>
-        <w:tc>
-          <w:tcPr>
-            <w:tcW w:type="dxa" w:w="1247"/>
-          </w:tcPr>
-          <w:p>
-            <w:r>
-              <w:rPr>
-                <w:b/>
-                <w:i w:val="0"/>
-                <w:sz w:val="16"/>
-              </w:rPr>
-              <w:t>S11</w:t>
-              <w:br/>
-            </w:r>
-            <w:r>
-              <w:rPr>
-                <w:b w:val="0"/>
-                <w:i w:val="0"/>
-                <w:color w:val="64748B"/>
-                <w:sz w:val="14"/>
-              </w:rPr>
-              <w:t>Logement / cadre de vie</w:t>
-            </w:r>
-          </w:p>
-        </w:tc>
-        <w:tc>
-          <w:tcPr>
-            <w:tcW w:type="dxa" w:w="1531"/>
-          </w:tcPr>
-          <w:p>
-            <w:r>
-              <w:rPr>
-                <w:b/>
-                <w:i w:val="0"/>
-                <w:color w:val="16A34A"/>
-                <w:sz w:val="16"/>
-              </w:rPr>
-              <w:t>—</w:t>
-            </w:r>
-          </w:p>
-        </w:tc>
-        <w:tc>
-          <w:tcPr>
-            <w:tcW w:type="dxa" w:w="1191"/>
-          </w:tcPr>
-          <w:p>
-            <w:r>
-              <w:rPr>
-                <w:b w:val="0"/>
-                <w:i w:val="0"/>
-                <w:color w:val="64748B"/>
-                <w:sz w:val="16"/>
-              </w:rPr>
-              <w:t>GT-CQ</w:t>
-            </w:r>
-          </w:p>
-        </w:tc>
-        <w:tc>
-          <w:tcPr>
-            <w:tcW w:type="dxa" w:w="4706"/>
-          </w:tcPr>
-          <w:p>
-            <w:r>
-              <w:rPr>
-                <w:b w:val="0"/>
-                <w:i w:val="0"/>
-                <w:sz w:val="17"/>
-              </w:rPr>
-              <w:t>Prière de vérifier pour être sûr que vous avez choisi les bonnes modalités des questions 11.01 et 11.19.</w:t>
-            </w:r>
-          </w:p>
-        </w:tc>
-      </w:tr>
-      <w:tr>
-        <w:tc>
-          <w:tcPr>
-            <w:tcW w:type="dxa" w:w="964"/>
-          </w:tcPr>
-          <w:p>
-            <w:r>
-              <w:rPr>
-                <w:b/>
-                <w:i w:val="0"/>
-                <w:color w:val="EA580C"/>
-                <w:sz w:val="16"/>
-              </w:rPr>
-              <w:t>Moyenne</w:t>
-            </w:r>
-          </w:p>
-        </w:tc>
-        <w:tc>
-          <w:tcPr>
-            <w:tcW w:type="dxa" w:w="1247"/>
-          </w:tcPr>
-          <w:p>
-            <w:r>
-              <w:rPr>
-                <w:b/>
-                <w:i w:val="0"/>
-                <w:sz w:val="16"/>
-              </w:rPr>
-              <w:t>S11</w:t>
-              <w:br/>
-            </w:r>
-            <w:r>
-              <w:rPr>
-                <w:b w:val="0"/>
-                <w:i w:val="0"/>
-                <w:color w:val="64748B"/>
-                <w:sz w:val="14"/>
-              </w:rPr>
-              <w:t>Logement / cadre de vie</w:t>
-            </w:r>
-          </w:p>
-        </w:tc>
-        <w:tc>
-          <w:tcPr>
-            <w:tcW w:type="dxa" w:w="1531"/>
-          </w:tcPr>
-          <w:p>
-            <w:r>
-              <w:rPr>
-                <w:b/>
-                <w:i w:val="0"/>
-                <w:color w:val="16A34A"/>
-                <w:sz w:val="16"/>
-              </w:rPr>
-              <w:t>—</w:t>
-            </w:r>
-          </w:p>
-        </w:tc>
-        <w:tc>
-          <w:tcPr>
-            <w:tcW w:type="dxa" w:w="1191"/>
-          </w:tcPr>
-          <w:p>
-            <w:r>
-              <w:rPr>
-                <w:b w:val="0"/>
-                <w:i w:val="0"/>
-                <w:color w:val="64748B"/>
-                <w:sz w:val="16"/>
-              </w:rPr>
-              <w:t>GT-CQ</w:t>
-            </w:r>
-          </w:p>
-        </w:tc>
-        <w:tc>
-          <w:tcPr>
-            <w:tcW w:type="dxa" w:w="4706"/>
-          </w:tcPr>
-          <w:p>
-            <w:r>
-              <w:rPr>
-                <w:b w:val="0"/>
-                <w:i w:val="0"/>
-                <w:sz w:val="17"/>
-              </w:rPr>
-              <w:t>Merci de ne pas corriger si vous êtes sûr de celui donné par le ménage et observé par vous.</w:t>
-            </w:r>
-          </w:p>
-        </w:tc>
-      </w:tr>
-      <w:tr>
-        <w:tc>
-          <w:tcPr>
-            <w:tcW w:type="dxa" w:w="964"/>
-          </w:tcPr>
-          <w:p>
-            <w:r>
-              <w:rPr>
-                <w:b/>
-                <w:i w:val="0"/>
-                <w:color w:val="EA580C"/>
-                <w:sz w:val="16"/>
-              </w:rPr>
-              <w:t>Moyenne</w:t>
-            </w:r>
-          </w:p>
-        </w:tc>
-        <w:tc>
-          <w:tcPr>
-            <w:tcW w:type="dxa" w:w="1247"/>
-          </w:tcPr>
-          <w:p>
-            <w:r>
-              <w:rPr>
-                <w:b/>
-                <w:i w:val="0"/>
-                <w:sz w:val="16"/>
-              </w:rPr>
-              <w:t>S15</w:t>
-              <w:br/>
-            </w:r>
-            <w:r>
-              <w:rPr>
-                <w:b w:val="0"/>
-                <w:i w:val="0"/>
-                <w:color w:val="64748B"/>
-                <w:sz w:val="14"/>
-              </w:rPr>
-              <w:t>Filets de sécurité</w:t>
-            </w:r>
-          </w:p>
-        </w:tc>
-        <w:tc>
-          <w:tcPr>
-            <w:tcW w:type="dxa" w:w="1531"/>
-          </w:tcPr>
-          <w:p>
-            <w:r>
-              <w:rPr>
-                <w:b/>
-                <w:i w:val="0"/>
-                <w:color w:val="16A34A"/>
-                <w:sz w:val="16"/>
-              </w:rPr>
-              <w:t>s15q12b</w:t>
-            </w:r>
-          </w:p>
-        </w:tc>
-        <w:tc>
-          <w:tcPr>
-            <w:tcW w:type="dxa" w:w="1191"/>
-          </w:tcPr>
-          <w:p>
-            <w:r>
-              <w:rPr>
-                <w:b w:val="0"/>
-                <w:i w:val="0"/>
-                <w:color w:val="64748B"/>
-                <w:sz w:val="16"/>
-              </w:rPr>
-              <w:t>Natif SuSo</w:t>
-            </w:r>
-          </w:p>
-        </w:tc>
-        <w:tc>
-          <w:tcPr>
-            <w:tcW w:type="dxa" w:w="4706"/>
-          </w:tcPr>
-          <w:p>
-            <w:r>
-              <w:rPr>
-                <w:b w:val="0"/>
-                <w:i w:val="0"/>
-                <w:sz w:val="17"/>
-              </w:rPr>
-              <w:t>Erreur. L'année de reception doit être dans les 12 derniers mois</w:t>
-            </w:r>
-          </w:p>
-        </w:tc>
-      </w:tr>
-      <w:tr>
-        <w:tc>
-          <w:tcPr>
-            <w:tcW w:type="dxa" w:w="964"/>
-          </w:tcPr>
-          <w:p>
-            <w:r>
-              <w:rPr>
-                <w:b/>
-                <w:i w:val="0"/>
-                <w:color w:val="EA580C"/>
-                <w:sz w:val="16"/>
-              </w:rPr>
-              <w:t>Moyenne</w:t>
-            </w:r>
-          </w:p>
-        </w:tc>
-        <w:tc>
-          <w:tcPr>
-            <w:tcW w:type="dxa" w:w="1247"/>
-          </w:tcPr>
-          <w:p>
-            <w:r>
-              <w:rPr>
-                <w:b/>
-                <w:i w:val="0"/>
-                <w:sz w:val="16"/>
-              </w:rPr>
-              <w:t>S15</w:t>
-              <w:br/>
-            </w:r>
-            <w:r>
-              <w:rPr>
-                <w:b w:val="0"/>
-                <w:i w:val="0"/>
-                <w:color w:val="64748B"/>
-                <w:sz w:val="14"/>
-              </w:rPr>
-              <w:t>Filets de sécurité</w:t>
-            </w:r>
-          </w:p>
-        </w:tc>
-        <w:tc>
-          <w:tcPr>
-            <w:tcW w:type="dxa" w:w="1531"/>
-          </w:tcPr>
-          <w:p>
-            <w:r>
-              <w:rPr>
-                <w:b/>
-                <w:i w:val="0"/>
-                <w:color w:val="16A34A"/>
-                <w:sz w:val="16"/>
-              </w:rPr>
-              <w:t>s15q06_autre</w:t>
-            </w:r>
-          </w:p>
-        </w:tc>
-        <w:tc>
-          <w:tcPr>
-            <w:tcW w:type="dxa" w:w="1191"/>
-          </w:tcPr>
-          <w:p>
-            <w:r>
-              <w:rPr>
-                <w:b w:val="0"/>
-                <w:i w:val="0"/>
-                <w:color w:val="64748B"/>
-                <w:sz w:val="16"/>
-              </w:rPr>
-              <w:t>Inter-sections</w:t>
-            </w:r>
-          </w:p>
-        </w:tc>
-        <w:tc>
-          <w:tcPr>
-            <w:tcW w:type="dxa" w:w="4706"/>
-          </w:tcPr>
-          <w:p>
-            <w:r>
-              <w:rPr>
-                <w:b w:val="0"/>
-                <w:i w:val="0"/>
-                <w:sz w:val="17"/>
-              </w:rPr>
-              <w:t>[ssaw_autre_filet_securite] Raison non-bénéfice filet sécurité saisie en 'Autre' (s15q06_autre). Vérifier si une modalité existante aurait dû être utilisée.</w:t>
-            </w:r>
-          </w:p>
-        </w:tc>
-      </w:tr>
-      <w:tr>
-        <w:tc>
-          <w:tcPr>
-            <w:tcW w:type="dxa" w:w="964"/>
-          </w:tcPr>
-          <w:p>
-            <w:r>
-              <w:rPr>
-                <w:b/>
-                <w:i w:val="0"/>
-                <w:color w:val="EA580C"/>
-                <w:sz w:val="16"/>
-              </w:rPr>
-              <w:t>Moyenne</w:t>
-            </w:r>
-          </w:p>
-        </w:tc>
-        <w:tc>
-          <w:tcPr>
-            <w:tcW w:type="dxa" w:w="1247"/>
-          </w:tcPr>
-          <w:p>
-            <w:r>
-              <w:rPr>
-                <w:b/>
-                <w:i w:val="0"/>
-                <w:sz w:val="16"/>
-              </w:rPr>
-              <w:t>S16</w:t>
-              <w:br/>
-            </w:r>
-            <w:r>
-              <w:rPr>
-                <w:b w:val="0"/>
-                <w:i w:val="0"/>
-                <w:color w:val="64748B"/>
-                <w:sz w:val="14"/>
-              </w:rPr>
-              <w:t>Agriculture</w:t>
-            </w:r>
-          </w:p>
-        </w:tc>
-        <w:tc>
-          <w:tcPr>
-            <w:tcW w:type="dxa" w:w="1531"/>
-          </w:tcPr>
-          <w:p>
-            <w:r>
-              <w:rPr>
-                <w:b/>
-                <w:i w:val="0"/>
-                <w:color w:val="16A34A"/>
-                <w:sz w:val="16"/>
-              </w:rPr>
-              <w:t>s00q04, s01q41a, s02q12, s03q05, s03q08, s03q14, s06q12, s11q43</w:t>
-            </w:r>
-          </w:p>
-        </w:tc>
-        <w:tc>
-          <w:tcPr>
-            <w:tcW w:type="dxa" w:w="1191"/>
-          </w:tcPr>
-          <w:p>
-            <w:r>
-              <w:rPr>
-                <w:b w:val="0"/>
-                <w:i w:val="0"/>
-                <w:color w:val="64748B"/>
-                <w:sz w:val="16"/>
-              </w:rPr>
-              <w:t>GT-CQ</w:t>
-            </w:r>
-          </w:p>
-        </w:tc>
-        <w:tc>
-          <w:tcPr>
-            <w:tcW w:type="dxa" w:w="4706"/>
-          </w:tcPr>
-          <w:p>
-            <w:r>
-              <w:rPr>
-                <w:b w:val="0"/>
-                <w:i w:val="0"/>
-                <w:sz w:val="17"/>
-              </w:rPr>
-              <w:t>Il est probable d'avoir un agriculteur dans le ménage de Ousmane Diop, prière de reprendre la section agriculture du ménage Ousmane Diop.</w:t>
-            </w:r>
-          </w:p>
-        </w:tc>
-      </w:tr>
-      <w:tr>
-        <w:tc>
-          <w:tcPr>
-            <w:tcW w:type="dxa" w:w="964"/>
-          </w:tcPr>
-          <w:p>
-            <w:r>
-              <w:rPr>
-                <w:b/>
-                <w:i w:val="0"/>
-                <w:color w:val="CA8A04"/>
-                <w:sz w:val="16"/>
-              </w:rPr>
-              <w:t>Faible</w:t>
-            </w:r>
-          </w:p>
-        </w:tc>
-        <w:tc>
-          <w:tcPr>
-            <w:tcW w:type="dxa" w:w="1247"/>
-          </w:tcPr>
-          <w:p>
-            <w:r>
-              <w:rPr>
-                <w:b/>
-                <w:i w:val="0"/>
-                <w:sz w:val="16"/>
-              </w:rPr>
-              <w:t>S01</w:t>
-              <w:br/>
-            </w:r>
-            <w:r>
-              <w:rPr>
-                <w:b w:val="0"/>
-                <w:i w:val="0"/>
-                <w:color w:val="64748B"/>
-                <w:sz w:val="14"/>
-              </w:rPr>
-              <w:t>Démographie</w:t>
-            </w:r>
-          </w:p>
-        </w:tc>
-        <w:tc>
-          <w:tcPr>
-            <w:tcW w:type="dxa" w:w="1531"/>
-          </w:tcPr>
-          <w:p>
-            <w:r>
-              <w:rPr>
-                <w:b/>
-                <w:i w:val="0"/>
-                <w:color w:val="16A34A"/>
-                <w:sz w:val="16"/>
-              </w:rPr>
-              <w:t>s01q47</w:t>
-            </w:r>
-          </w:p>
-        </w:tc>
-        <w:tc>
-          <w:tcPr>
-            <w:tcW w:type="dxa" w:w="1191"/>
-          </w:tcPr>
-          <w:p>
-            <w:r>
-              <w:rPr>
-                <w:b w:val="0"/>
-                <w:i w:val="0"/>
-                <w:color w:val="64748B"/>
-                <w:sz w:val="16"/>
-              </w:rPr>
-              <w:t>GT-CQ</w:t>
-            </w:r>
-          </w:p>
-        </w:tc>
-        <w:tc>
-          <w:tcPr>
-            <w:tcW w:type="dxa" w:w="4706"/>
-          </w:tcPr>
-          <w:p>
-            <w:r>
-              <w:rPr>
-                <w:b w:val="0"/>
-                <w:i w:val="0"/>
-                <w:sz w:val="17"/>
-              </w:rPr>
-              <w:t>Avertissement! Veuillez renseigner par oui ou non toutes les modalités de la question s01q47.</w:t>
-            </w:r>
-          </w:p>
-        </w:tc>
-      </w:tr>
-      <w:tr>
-        <w:tc>
-          <w:tcPr>
-            <w:tcW w:type="dxa" w:w="964"/>
-          </w:tcPr>
-          <w:p>
-            <w:r>
-              <w:rPr>
-                <w:b/>
-                <w:i w:val="0"/>
-                <w:color w:val="CA8A04"/>
-                <w:sz w:val="16"/>
-              </w:rPr>
-              <w:t>Faible</w:t>
-            </w:r>
-          </w:p>
-        </w:tc>
-        <w:tc>
-          <w:tcPr>
-            <w:tcW w:type="dxa" w:w="1247"/>
-          </w:tcPr>
-          <w:p>
-            <w:r>
-              <w:rPr>
-                <w:b/>
-                <w:i w:val="0"/>
-                <w:sz w:val="16"/>
-              </w:rPr>
-              <w:t>S01</w:t>
-              <w:br/>
-            </w:r>
-            <w:r>
-              <w:rPr>
-                <w:b w:val="0"/>
-                <w:i w:val="0"/>
-                <w:color w:val="64748B"/>
-                <w:sz w:val="14"/>
-              </w:rPr>
-              <w:t>Démographie</w:t>
-            </w:r>
-          </w:p>
-        </w:tc>
-        <w:tc>
-          <w:tcPr>
-            <w:tcW w:type="dxa" w:w="1531"/>
-          </w:tcPr>
-          <w:p>
-            <w:r>
-              <w:rPr>
-                <w:b/>
-                <w:i w:val="0"/>
-                <w:color w:val="16A34A"/>
-                <w:sz w:val="16"/>
-              </w:rPr>
-              <w:t>s00q04, s01q41a, s01q00b</w:t>
-            </w:r>
-          </w:p>
-        </w:tc>
-        <w:tc>
-          <w:tcPr>
-            <w:tcW w:type="dxa" w:w="1191"/>
-          </w:tcPr>
-          <w:p>
-            <w:r>
-              <w:rPr>
-                <w:b w:val="0"/>
-                <w:i w:val="0"/>
-                <w:color w:val="64748B"/>
-                <w:sz w:val="16"/>
-              </w:rPr>
-              <w:t>GT-CQ</w:t>
-            </w:r>
-          </w:p>
-        </w:tc>
-        <w:tc>
-          <w:tcPr>
-            <w:tcW w:type="dxa" w:w="4706"/>
-          </w:tcPr>
-          <w:p>
-            <w:r>
-              <w:rPr>
-                <w:b w:val="0"/>
-                <w:i w:val="0"/>
-                <w:sz w:val="17"/>
-              </w:rPr>
               <w:t>Avertissement!!! alima ndiaye a 64 ans et vit en milieu urbain dit n'avoir pas dépensé (0 Fcfa) ou reçu en cadeau pour les recharges internet ou de forfaits de données mobiles(hors appels vocaux) aucours des 30 derniers jours, prière de confirmer cette information auprès de l'enquêté ou confirmer avec le QG.</w:t>
-            </w:r>
-          </w:p>
-        </w:tc>
-      </w:tr>
-      <w:tr>
-        <w:tc>
-          <w:tcPr>
-            <w:tcW w:type="dxa" w:w="964"/>
-          </w:tcPr>
-          <w:p>
-            <w:r>
-              <w:rPr>
-                <w:b/>
-                <w:i w:val="0"/>
-                <w:color w:val="CA8A04"/>
-                <w:sz w:val="16"/>
-              </w:rPr>
-              <w:t>Faible</w:t>
-            </w:r>
-          </w:p>
-        </w:tc>
-        <w:tc>
-          <w:tcPr>
-            <w:tcW w:type="dxa" w:w="1247"/>
-          </w:tcPr>
-          <w:p>
-            <w:r>
-              <w:rPr>
-                <w:b/>
-                <w:i w:val="0"/>
-                <w:sz w:val="16"/>
-              </w:rPr>
-              <w:t>S01</w:t>
-              <w:br/>
-            </w:r>
-            <w:r>
-              <w:rPr>
-                <w:b w:val="0"/>
-                <w:i w:val="0"/>
-                <w:color w:val="64748B"/>
-                <w:sz w:val="14"/>
-              </w:rPr>
-              <w:t>Démographie</w:t>
-            </w:r>
-          </w:p>
-        </w:tc>
-        <w:tc>
-          <w:tcPr>
-            <w:tcW w:type="dxa" w:w="1531"/>
-          </w:tcPr>
-          <w:p>
-            <w:r>
-              <w:rPr>
-                <w:b/>
-                <w:i w:val="0"/>
-                <w:color w:val="16A34A"/>
-                <w:sz w:val="16"/>
-              </w:rPr>
-              <w:t>s00q04, s01q41a, s01q00b</w:t>
-            </w:r>
-          </w:p>
-        </w:tc>
-        <w:tc>
-          <w:tcPr>
-            <w:tcW w:type="dxa" w:w="1191"/>
-          </w:tcPr>
-          <w:p>
-            <w:r>
-              <w:rPr>
-                <w:b w:val="0"/>
-                <w:i w:val="0"/>
-                <w:color w:val="64748B"/>
-                <w:sz w:val="16"/>
-              </w:rPr>
-              <w:t>GT-CQ</w:t>
-            </w:r>
-          </w:p>
-        </w:tc>
-        <w:tc>
-          <w:tcPr>
-            <w:tcW w:type="dxa" w:w="4706"/>
-          </w:tcPr>
-          <w:p>
-            <w:r>
-              <w:rPr>
-                <w:b w:val="0"/>
-                <w:i w:val="0"/>
-                <w:sz w:val="17"/>
-              </w:rPr>
-              <w:t>Avertissement!!! Ousmane diop a 71 ans et vit en milieu urbain dit n'avoir pas dépensé (0 Fcfa) ou reçu en cadeau pour les recharges internet ou de forfaits de données mobiles(hors appels vocaux) aucours des 30 derniers jours, prière de confirmer cette information auprès de l'enquêté ou confirmer avec le QG.</w:t>
             </w:r>
           </w:p>
         </w:tc>
